--- a/Documentation/TEst reports/3.3/Test Ibos nodelæser 3 3 kommentarer Susanne.docx
+++ b/Documentation/TEst reports/3.3/Test Ibos nodelæser 3 3 kommentarer Susanne.docx
@@ -299,168 +299,251 @@
     <w:p>
       <w:pPr>
         <w:pStyle w:val="Normal"/>
+        <w:rPr/>
+      </w:pPr>
+      <w:r>
         <w:rPr>
           <w:color w:val="FF0000"/>
         </w:rPr>
-      </w:pPr>
-      <w:r>
+        <w:t>JSJ: Det er ”as designed” at der kun vises en node per slag i  ”IBOS Nodelæser” opstilling. Og når der så kun er en node per slag bliver det jo til et node per linle. Det er til gengæld superlet at navigere i musikken og ekstra linjer koster jo ikke papir.</w:t>
+      </w:r>
+    </w:p>
+    <w:p>
+      <w:pPr>
+        <w:pStyle w:val="Normal"/>
         <w:rPr>
           <w:color w:val="FF0000"/>
         </w:rPr>
-        <w:t>JSJ: Det er ”as designed” at der kun vises en node per slag i  ”IBOS Nodelæser” opstilling. Og når der så kun er en node per slag bliver det jo til et node per linle. Det er til gengæld superlet at navigere i musikken og ekstra linjer koster jo ikke papir. Sluttegnet er 123,126,13. Jeg checker lige hvad det burde være.</w:t>
-      </w:r>
-    </w:p>
-    <w:p>
-      <w:pPr>
-        <w:pStyle w:val="Normal"/>
-        <w:rPr/>
-      </w:pPr>
-      <w:r>
-        <w:rPr/>
-      </w:r>
-    </w:p>
-    <w:p>
-      <w:pPr>
-        <w:pStyle w:val="Normal"/>
-        <w:rPr/>
-      </w:pPr>
-      <w:r>
-        <w:rPr/>
-      </w:r>
-    </w:p>
-    <w:p>
-      <w:pPr>
-        <w:pStyle w:val="Overskrift2"/>
-        <w:rPr/>
-      </w:pPr>
-      <w:r>
-        <w:rPr/>
-        <w:t xml:space="preserve">Maria gennem torne går Test 3 </w:t>
-      </w:r>
-    </w:p>
-    <w:p>
-      <w:pPr>
-        <w:pStyle w:val="Normal"/>
-        <w:rPr/>
-      </w:pPr>
-      <w:r>
-        <w:rPr/>
-        <w:t xml:space="preserve">Taget fra eksempelsamlingen i nodelæseren under julemusik </w:t>
-      </w:r>
-    </w:p>
-    <w:p>
-      <w:pPr>
-        <w:pStyle w:val="Normal"/>
-        <w:rPr/>
-      </w:pPr>
-      <w:r>
-        <w:rPr/>
-        <w:t xml:space="preserve">Visning af bistemmer og intervaller på punktnotatapparat u2mini </w:t>
-      </w:r>
-    </w:p>
-    <w:p>
-      <w:pPr>
-        <w:pStyle w:val="Normal"/>
-        <w:rPr/>
-      </w:pPr>
-      <w:r>
-        <w:rPr/>
-        <w:t xml:space="preserve">Punktnotatprofil indstillet til: </w:t>
-      </w:r>
-    </w:p>
-    <w:p>
-      <w:pPr>
-        <w:pStyle w:val="ListParagraph"/>
-        <w:numPr>
-          <w:ilvl w:val="0"/>
-          <w:numId w:val="1"/>
-        </w:numPr>
-        <w:rPr/>
-      </w:pPr>
-      <w:r>
-        <w:rPr/>
-        <w:t xml:space="preserve">Braille format .txt (OctoBraille 1252) </w:t>
-      </w:r>
-    </w:p>
-    <w:p>
-      <w:pPr>
-        <w:pStyle w:val="ListParagraph"/>
-        <w:numPr>
-          <w:ilvl w:val="0"/>
-          <w:numId w:val="1"/>
-        </w:numPr>
-        <w:rPr/>
-      </w:pPr>
-      <w:r>
-        <w:rPr/>
-        <w:t xml:space="preserve">Braille side opstilling Bana 2015 </w:t>
-      </w:r>
-    </w:p>
-    <w:p>
-      <w:pPr>
-        <w:pStyle w:val="ListParagraph"/>
-        <w:numPr>
-          <w:ilvl w:val="0"/>
-          <w:numId w:val="1"/>
-        </w:numPr>
-        <w:rPr/>
-      </w:pPr>
-      <w:r>
-        <w:rPr/>
-        <w:t xml:space="preserve">Braille sidebredde 32 </w:t>
-      </w:r>
-    </w:p>
-    <w:p>
-      <w:pPr>
-        <w:pStyle w:val="ListParagraph"/>
-        <w:numPr>
-          <w:ilvl w:val="0"/>
-          <w:numId w:val="1"/>
-        </w:numPr>
-        <w:rPr/>
-      </w:pPr>
-      <w:r>
-        <w:rPr/>
-        <w:t xml:space="preserve">Notatapparatnavn U2 Mini og polaris </w:t>
-      </w:r>
-    </w:p>
-    <w:p>
-      <w:pPr>
-        <w:pStyle w:val="Normal"/>
-        <w:rPr/>
-      </w:pPr>
-      <w:r>
-        <w:rPr/>
-      </w:r>
-    </w:p>
-    <w:p>
-      <w:pPr>
-        <w:pStyle w:val="Normal"/>
-        <w:rPr/>
-      </w:pPr>
-      <w:r>
-        <w:rPr/>
-        <w:t xml:space="preserve">Dette ligner langt mere noder end test 1. Men der er noget med læseretning i forhold til bistemmer, starter læseretningen fra bassen og opad og gælder dette hele stykket i gennem? Der er også noget med lille bistemmetegn kontra stor bistemmetegn. Efter skilletegn ved lille bistemmetegn skal altid bruges oktavtegn til den node, som kommer lige efter skilletegnet gældende for begge stemmer. Lille bistemme har traditionelt været anvendt, hvor stemmerne i kun en del af samme takt er så rytmisk forskellige, at de ikke kan noteres med intervaltegn. Store bistemmer har været andventd, hvor stemmerne inden for den pågældende takt har været så rytmisk forskellige, at intervaltegn ikke har kunnet anvendes i nogen del af takten. For store bistemmer gælder, at der skal oktavtegn. Jeg ved ikke, om de amerikanske regler mht. bistemmer ligner de regler, som har været andvendt i den danske brailleske nodeskrift grundbog 1 fra enten 1976 eller 1978, som jeg har en udgave af stående på punkt. Desværre har jeg heller ikke noget isbn. Nr. på denne punktbog. Lille bistemme består af pkt 5 og i næste skriverum pkt 2. Skilletegn kun anvendt sammen med lillebistemme består af pkt 46 og i næsteskriverum pkt 13. Stor bistemme består af pkt 126 og i næste skriverum pkt 345. </w:t>
-      </w:r>
-    </w:p>
-    <w:p>
-      <w:pPr>
-        <w:pStyle w:val="Normal"/>
+      </w:pPr>
+      <w:r>
+        <w:rPr/>
+      </w:r>
+      <w:r>
+        <w:br w:type="page"/>
+      </w:r>
+    </w:p>
+    <w:p>
+      <w:pPr>
+        <w:pStyle w:val="Normal"/>
+        <w:rPr/>
+      </w:pPr>
+      <w:r>
         <w:rPr>
           <w:color w:val="FF0000"/>
         </w:rPr>
-      </w:pPr>
+        <w:t xml:space="preserve">Sluttegnet er  </w:t>
+      </w:r>
       <w:r>
         <w:rPr>
           <w:color w:val="FF0000"/>
         </w:rPr>
-        <w:t xml:space="preserve">JSJ: Så vi må antage at U2 Mini og Polaris skal fodres med Octobraille 1252 og ikke spiser ASCII. Læseretningen forventes at være (Oppefra og ned for SA) (Nedefra og op for BT) (??? for TUTTI og SATB) . </w:t>
+        <w:t xml:space="preserve">nu </w:t>
       </w:r>
       <w:r>
         <w:rPr>
           <w:color w:val="FF0000"/>
         </w:rPr>
-        <w:t>Læseretningen forventes at være den samme hele filen igennem.</w:t>
+        <w:t xml:space="preserve">123,126,13. </w:t>
+      </w:r>
+      <w:r>
+        <w:rPr>
+          <w:color w:val="FF0000"/>
+        </w:rPr>
+        <w:t xml:space="preserve">I følge Refsnæs er det korrekte </w:t>
+      </w:r>
+    </w:p>
+    <w:p>
+      <w:pPr>
+        <w:pStyle w:val="Normal"/>
+        <w:rPr/>
+      </w:pPr>
+      <w:r>
+        <w:rPr>
+          <w:color w:val="FF0000"/>
+        </w:rPr>
+        <w:t>Helslutning : 6,3,126,13</w:t>
+      </w:r>
+    </w:p>
+    <w:p>
+      <w:pPr>
+        <w:pStyle w:val="Normal"/>
+        <w:rPr/>
+      </w:pPr>
+      <w:r>
+        <w:rPr>
+          <w:color w:val="FF0000"/>
+        </w:rPr>
+        <w:t>Halvslutning: 6,3,126,13,3</w:t>
+      </w:r>
+    </w:p>
+    <w:p>
+      <w:pPr>
+        <w:pStyle w:val="Normal"/>
+        <w:rPr/>
+      </w:pPr>
+      <w:r>
+        <w:rPr>
+          <w:color w:val="FF0000"/>
+        </w:rPr>
+        <w:t>Det er nu rettet. Foran sluttegnet genereres 123 som betyder ”Unusual bar”. Dette antages indtil videre at være korrekt, men muligvis overflødigt ?</w:t>
+      </w:r>
+    </w:p>
+    <w:p>
+      <w:pPr>
+        <w:pStyle w:val="Normal"/>
+        <w:rPr>
+          <w:color w:val="FF0000"/>
+        </w:rPr>
+      </w:pPr>
+      <w:r>
+        <w:rPr/>
+      </w:r>
+    </w:p>
+    <w:p>
+      <w:pPr>
+        <w:pStyle w:val="Normal"/>
+        <w:rPr/>
+      </w:pPr>
+      <w:r>
+        <w:rPr/>
+      </w:r>
+    </w:p>
+    <w:p>
+      <w:pPr>
+        <w:pStyle w:val="Normal"/>
+        <w:rPr/>
+      </w:pPr>
+      <w:r>
+        <w:rPr/>
+      </w:r>
+    </w:p>
+    <w:p>
+      <w:pPr>
+        <w:pStyle w:val="Overskrift2"/>
+        <w:rPr/>
+      </w:pPr>
+      <w:r>
+        <w:rPr/>
+        <w:t xml:space="preserve">Maria gennem torne går Test 3 </w:t>
+      </w:r>
+    </w:p>
+    <w:p>
+      <w:pPr>
+        <w:pStyle w:val="Normal"/>
+        <w:rPr/>
+      </w:pPr>
+      <w:r>
+        <w:rPr/>
+        <w:t xml:space="preserve">Taget fra eksempelsamlingen i nodelæseren under julemusik </w:t>
+      </w:r>
+    </w:p>
+    <w:p>
+      <w:pPr>
+        <w:pStyle w:val="Normal"/>
+        <w:rPr/>
+      </w:pPr>
+      <w:r>
+        <w:rPr/>
+        <w:t xml:space="preserve">Visning af bistemmer og intervaller på punktnotatapparat u2mini </w:t>
+      </w:r>
+    </w:p>
+    <w:p>
+      <w:pPr>
+        <w:pStyle w:val="Normal"/>
+        <w:rPr/>
+      </w:pPr>
+      <w:r>
+        <w:rPr/>
+        <w:t xml:space="preserve">Punktnotatprofil indstillet til: </w:t>
+      </w:r>
+    </w:p>
+    <w:p>
+      <w:pPr>
+        <w:pStyle w:val="ListParagraph"/>
+        <w:numPr>
+          <w:ilvl w:val="0"/>
+          <w:numId w:val="1"/>
+        </w:numPr>
+        <w:rPr/>
+      </w:pPr>
+      <w:r>
+        <w:rPr/>
+        <w:t xml:space="preserve">Braille format .txt (OctoBraille 1252) </w:t>
+      </w:r>
+    </w:p>
+    <w:p>
+      <w:pPr>
+        <w:pStyle w:val="ListParagraph"/>
+        <w:numPr>
+          <w:ilvl w:val="0"/>
+          <w:numId w:val="1"/>
+        </w:numPr>
+        <w:rPr/>
+      </w:pPr>
+      <w:r>
+        <w:rPr/>
+        <w:t xml:space="preserve">Braille side opstilling Bana 2015 </w:t>
+      </w:r>
+    </w:p>
+    <w:p>
+      <w:pPr>
+        <w:pStyle w:val="ListParagraph"/>
+        <w:numPr>
+          <w:ilvl w:val="0"/>
+          <w:numId w:val="1"/>
+        </w:numPr>
+        <w:rPr/>
+      </w:pPr>
+      <w:r>
+        <w:rPr/>
+        <w:t xml:space="preserve">Braille sidebredde 32 </w:t>
+      </w:r>
+    </w:p>
+    <w:p>
+      <w:pPr>
+        <w:pStyle w:val="ListParagraph"/>
+        <w:numPr>
+          <w:ilvl w:val="0"/>
+          <w:numId w:val="1"/>
+        </w:numPr>
+        <w:rPr/>
+      </w:pPr>
+      <w:r>
+        <w:rPr/>
+        <w:t xml:space="preserve">Notatapparatnavn U2 Mini og polaris </w:t>
+      </w:r>
+    </w:p>
+    <w:p>
+      <w:pPr>
+        <w:pStyle w:val="Normal"/>
+        <w:rPr/>
+      </w:pPr>
+      <w:r>
+        <w:rPr/>
+      </w:r>
+    </w:p>
+    <w:p>
+      <w:pPr>
+        <w:pStyle w:val="Normal"/>
+        <w:rPr/>
+      </w:pPr>
+      <w:r>
+        <w:rPr/>
+        <w:t xml:space="preserve">Dette ligner langt mere noder end test 1. Men der er noget med læseretning i forhold til bistemmer, starter læseretningen fra bassen og opad og gælder dette hele stykket i gennem? Der er også noget med lille bistemmetegn kontra stor bistemmetegn. Efter skilletegn ved lille bistemmetegn skal altid bruges oktavtegn til den node, som kommer lige efter skilletegnet gældende for begge stemmer. Lille bistemme har traditionelt været anvendt, hvor stemmerne i kun en del af samme takt er så rytmisk forskellige, at de ikke kan noteres med intervaltegn. Store bistemmer har været andventd, hvor stemmerne inden for den pågældende takt har været så rytmisk forskellige, at intervaltegn ikke har kunnet anvendes i nogen del af takten. For store bistemmer gælder, at der skal oktavtegn. Jeg ved ikke, om de amerikanske regler mht. bistemmer ligner de regler, som har været andvendt i den danske brailleske nodeskrift grundbog 1 fra enten 1976 eller 1978, som jeg har en udgave af stående på punkt. Desværre har jeg heller ikke noget isbn. Nr. på denne punktbog. Lille bistemme består af pkt 5 og i næste skriverum pkt 2. Skilletegn kun anvendt sammen med lillebistemme består af pkt 46 og i næsteskriverum pkt 13. Stor bistemme består af pkt 126 og i næste skriverum pkt 345. </w:t>
+      </w:r>
+    </w:p>
+    <w:p>
+      <w:pPr>
+        <w:pStyle w:val="Normal"/>
+        <w:rPr>
+          <w:color w:val="FF0000"/>
+        </w:rPr>
+      </w:pPr>
+      <w:r>
+        <w:rPr>
+          <w:color w:val="FF0000"/>
+        </w:rPr>
+        <w:t>JSJ: Så vi må antage at U2 Mini og Polaris skal fodres med Octobraille 1252 og ikke spiser ASCII. Læseretningen forventes at være (Oppefra og ned for SA) (Nedefra og op for BT) (??? for TUTTI og SATB) . Læseretningen forventes at være den samme hele filen igennem.</w:t>
       </w:r>
     </w:p>
     <w:p>
@@ -2823,6 +2906,7 @@
       </w:pPr>
       <w:rPr>
         <w:rFonts w:ascii="Symbol" w:hAnsi="Symbol" w:cs="Symbol" w:hint="default"/>
+        <w:rFonts w:cs="Symbol"/>
       </w:rPr>
     </w:lvl>
     <w:lvl w:ilvl="1">
@@ -2848,6 +2932,7 @@
       </w:pPr>
       <w:rPr>
         <w:rFonts w:ascii="Wingdings" w:hAnsi="Wingdings" w:cs="Wingdings" w:hint="default"/>
+        <w:rFonts w:cs="Wingdings"/>
       </w:rPr>
     </w:lvl>
     <w:lvl w:ilvl="3">
@@ -2860,6 +2945,7 @@
       </w:pPr>
       <w:rPr>
         <w:rFonts w:ascii="Symbol" w:hAnsi="Symbol" w:cs="Symbol" w:hint="default"/>
+        <w:rFonts w:cs="Symbol"/>
       </w:rPr>
     </w:lvl>
     <w:lvl w:ilvl="4">
@@ -2885,6 +2971,7 @@
       </w:pPr>
       <w:rPr>
         <w:rFonts w:ascii="Wingdings" w:hAnsi="Wingdings" w:cs="Wingdings" w:hint="default"/>
+        <w:rFonts w:cs="Wingdings"/>
       </w:rPr>
     </w:lvl>
     <w:lvl w:ilvl="6">
@@ -2897,6 +2984,7 @@
       </w:pPr>
       <w:rPr>
         <w:rFonts w:ascii="Symbol" w:hAnsi="Symbol" w:cs="Symbol" w:hint="default"/>
+        <w:rFonts w:cs="Symbol"/>
       </w:rPr>
     </w:lvl>
     <w:lvl w:ilvl="7">
@@ -2922,6 +3010,7 @@
       </w:pPr>
       <w:rPr>
         <w:rFonts w:ascii="Wingdings" w:hAnsi="Wingdings" w:cs="Wingdings" w:hint="default"/>
+        <w:rFonts w:cs="Wingdings"/>
       </w:rPr>
     </w:lvl>
   </w:abstractNum>
@@ -3032,7 +3121,6 @@
     <w:rPrDefault>
       <w:rPr>
         <w:rFonts w:ascii="Calibri" w:hAnsi="Calibri" w:eastAsia="Calibri" w:cs="" w:asciiTheme="minorHAnsi" w:cstheme="minorBidi" w:eastAsiaTheme="minorHAnsi" w:hAnsiTheme="minorHAnsi"/>
-        <w:sz w:val="22"/>
         <w:szCs w:val="22"/>
         <w:lang w:val="da-DK" w:eastAsia="en-US" w:bidi="ar-SA"/>
       </w:rPr>
@@ -3425,7 +3513,7 @@
     </w:pPr>
     <w:rPr>
       <w:rFonts w:ascii="Calibri" w:hAnsi="Calibri" w:eastAsia="Calibri" w:cs="" w:asciiTheme="minorHAnsi" w:cstheme="minorBidi" w:eastAsiaTheme="minorHAnsi" w:hAnsiTheme="minorHAnsi"/>
-      <w:color w:val="auto"/>
+      <w:color w:val="00000A"/>
       <w:sz w:val="22"/>
       <w:szCs w:val="22"/>
       <w:lang w:val="da-DK" w:eastAsia="en-US" w:bidi="ar-SA"/>
@@ -3565,6 +3653,69 @@
     <w:qFormat/>
     <w:rPr>
       <w:rFonts w:cs="Courier New"/>
+    </w:rPr>
+  </w:style>
+  <w:style w:type="character" w:styleId="ListLabel4">
+    <w:name w:val="ListLabel 4"/>
+    <w:qFormat/>
+    <w:rPr>
+      <w:rFonts w:cs="Symbol"/>
+    </w:rPr>
+  </w:style>
+  <w:style w:type="character" w:styleId="ListLabel5">
+    <w:name w:val="ListLabel 5"/>
+    <w:qFormat/>
+    <w:rPr>
+      <w:rFonts w:cs="Courier New"/>
+    </w:rPr>
+  </w:style>
+  <w:style w:type="character" w:styleId="ListLabel6">
+    <w:name w:val="ListLabel 6"/>
+    <w:qFormat/>
+    <w:rPr>
+      <w:rFonts w:cs="Wingdings"/>
+    </w:rPr>
+  </w:style>
+  <w:style w:type="character" w:styleId="ListLabel7">
+    <w:name w:val="ListLabel 7"/>
+    <w:qFormat/>
+    <w:rPr>
+      <w:rFonts w:cs="Symbol"/>
+    </w:rPr>
+  </w:style>
+  <w:style w:type="character" w:styleId="ListLabel8">
+    <w:name w:val="ListLabel 8"/>
+    <w:qFormat/>
+    <w:rPr>
+      <w:rFonts w:cs="Courier New"/>
+    </w:rPr>
+  </w:style>
+  <w:style w:type="character" w:styleId="ListLabel9">
+    <w:name w:val="ListLabel 9"/>
+    <w:qFormat/>
+    <w:rPr>
+      <w:rFonts w:cs="Wingdings"/>
+    </w:rPr>
+  </w:style>
+  <w:style w:type="character" w:styleId="ListLabel10">
+    <w:name w:val="ListLabel 10"/>
+    <w:qFormat/>
+    <w:rPr>
+      <w:rFonts w:cs="Symbol"/>
+    </w:rPr>
+  </w:style>
+  <w:style w:type="character" w:styleId="ListLabel11">
+    <w:name w:val="ListLabel 11"/>
+    <w:qFormat/>
+    <w:rPr>
+      <w:rFonts w:cs="Courier New"/>
+    </w:rPr>
+  </w:style>
+  <w:style w:type="character" w:styleId="ListLabel12">
+    <w:name w:val="ListLabel 12"/>
+    <w:qFormat/>
+    <w:rPr>
+      <w:rFonts w:cs="Wingdings"/>
     </w:rPr>
   </w:style>
   <w:style w:type="paragraph" w:styleId="Overskrift">

--- a/Documentation/TEst reports/3.3/Test Ibos nodelæser 3 3 kommentarer Susanne.docx
+++ b/Documentation/TEst reports/3.3/Test Ibos nodelæser 3 3 kommentarer Susanne.docx
@@ -316,87 +316,61 @@
         </w:rPr>
       </w:pPr>
       <w:r>
-        <w:rPr/>
-      </w:r>
-      <w:r>
-        <w:br w:type="page"/>
-      </w:r>
-    </w:p>
-    <w:p>
-      <w:pPr>
-        <w:pStyle w:val="Normal"/>
-        <w:rPr/>
-      </w:pPr>
-      <w:r>
         <w:rPr>
           <w:color w:val="FF0000"/>
         </w:rPr>
-        <w:t xml:space="preserve">Sluttegnet er  </w:t>
-      </w:r>
+      </w:r>
+      <w:r>
+        <w:br w:type="page"/>
+      </w:r>
+    </w:p>
+    <w:p>
+      <w:pPr>
+        <w:pStyle w:val="Normal"/>
+        <w:rPr/>
+      </w:pPr>
       <w:r>
         <w:rPr>
           <w:color w:val="FF0000"/>
         </w:rPr>
-        <w:t xml:space="preserve">nu </w:t>
+        <w:t>Tegnet 123 f</w:t>
       </w:r>
       <w:r>
         <w:rPr>
           <w:color w:val="FF0000"/>
         </w:rPr>
-        <w:t xml:space="preserve">123,126,13. </w:t>
+        <w:t xml:space="preserve">oran sluttegnet betyder ”Unusual bar”. </w:t>
       </w:r>
       <w:r>
         <w:rPr>
           <w:color w:val="FF0000"/>
         </w:rPr>
-        <w:t xml:space="preserve">I følge Refsnæs er det korrekte </w:t>
-      </w:r>
-    </w:p>
-    <w:p>
-      <w:pPr>
-        <w:pStyle w:val="Normal"/>
-        <w:rPr/>
-      </w:pPr>
+        <w:t>Det skal forstås i modsætning til den almindelige taktstreg som jo blot vises som en tomt rum.</w:t>
+      </w:r>
       <w:r>
         <w:rPr>
           <w:color w:val="FF0000"/>
         </w:rPr>
-        <w:t>Helslutning : 6,3,126,13</w:t>
-      </w:r>
-    </w:p>
-    <w:p>
-      <w:pPr>
-        <w:pStyle w:val="Normal"/>
-        <w:rPr/>
-      </w:pPr>
+        <w:t xml:space="preserve"> </w:t>
+      </w:r>
       <w:r>
         <w:rPr>
           <w:color w:val="FF0000"/>
         </w:rPr>
-        <w:t>Halvslutning: 6,3,126,13,3</w:t>
-      </w:r>
-    </w:p>
-    <w:p>
-      <w:pPr>
-        <w:pStyle w:val="Normal"/>
-        <w:rPr/>
-      </w:pPr>
-      <w:r>
+        <w:t>Og på sort vises  slutningen af sidste takt spacielt, nemlig som en tynd (almindelig) taktstreg efterfulgt af en tyk streg. Det er klart dobbeltkonfekt, og hvis det forvirrer vil jeg skrive det på todo-listen.</w:t>
+      </w:r>
+    </w:p>
+    <w:p>
+      <w:pPr>
+        <w:pStyle w:val="Normal"/>
         <w:rPr>
           <w:color w:val="FF0000"/>
         </w:rPr>
-        <w:t>Det er nu rettet. Foran sluttegnet genereres 123 som betyder ”Unusual bar”. Dette antages indtil videre at være korrekt, men muligvis overflødigt ?</w:t>
-      </w:r>
-    </w:p>
-    <w:p>
-      <w:pPr>
-        <w:pStyle w:val="Normal"/>
+      </w:pPr>
+      <w:r>
         <w:rPr>
           <w:color w:val="FF0000"/>
         </w:rPr>
-      </w:pPr>
-      <w:r>
-        <w:rPr/>
       </w:r>
     </w:p>
     <w:p>
@@ -2212,7 +2186,7 @@
         <w:rPr>
           <w:rFonts w:ascii="Segoe UI Symbol" w:hAnsi="Segoe UI Symbol"/>
         </w:rPr>
-        <w:t xml:space="preserve">😊 Når jeg nærlæser på de efterfølgende takter, så er jeg 99 pct. Sikker på, at sopranstemmen ikke er med, men de øvrige stemmer er med. </w:t>
+        <w:t xml:space="preserve">? Når jeg nærlæser på de efterfølgende takter, så er jeg 99 pct. Sikker på, at sopranstemmen ikke er med, men de øvrige stemmer er med. </w:t>
       </w:r>
       <w:r>
         <w:rPr/>
@@ -2906,7 +2880,6 @@
       </w:pPr>
       <w:rPr>
         <w:rFonts w:ascii="Symbol" w:hAnsi="Symbol" w:cs="Symbol" w:hint="default"/>
-        <w:rFonts w:cs="Symbol"/>
       </w:rPr>
     </w:lvl>
     <w:lvl w:ilvl="1">
@@ -2919,7 +2892,6 @@
       </w:pPr>
       <w:rPr>
         <w:rFonts w:ascii="Courier New" w:hAnsi="Courier New" w:cs="Courier New" w:hint="default"/>
-        <w:rFonts w:cs="Courier New"/>
       </w:rPr>
     </w:lvl>
     <w:lvl w:ilvl="2">
@@ -2932,7 +2904,6 @@
       </w:pPr>
       <w:rPr>
         <w:rFonts w:ascii="Wingdings" w:hAnsi="Wingdings" w:cs="Wingdings" w:hint="default"/>
-        <w:rFonts w:cs="Wingdings"/>
       </w:rPr>
     </w:lvl>
     <w:lvl w:ilvl="3">
@@ -2945,7 +2916,6 @@
       </w:pPr>
       <w:rPr>
         <w:rFonts w:ascii="Symbol" w:hAnsi="Symbol" w:cs="Symbol" w:hint="default"/>
-        <w:rFonts w:cs="Symbol"/>
       </w:rPr>
     </w:lvl>
     <w:lvl w:ilvl="4">
@@ -2958,7 +2928,6 @@
       </w:pPr>
       <w:rPr>
         <w:rFonts w:ascii="Courier New" w:hAnsi="Courier New" w:cs="Courier New" w:hint="default"/>
-        <w:rFonts w:cs="Courier New"/>
       </w:rPr>
     </w:lvl>
     <w:lvl w:ilvl="5">
@@ -2971,7 +2940,6 @@
       </w:pPr>
       <w:rPr>
         <w:rFonts w:ascii="Wingdings" w:hAnsi="Wingdings" w:cs="Wingdings" w:hint="default"/>
-        <w:rFonts w:cs="Wingdings"/>
       </w:rPr>
     </w:lvl>
     <w:lvl w:ilvl="6">
@@ -2984,7 +2952,6 @@
       </w:pPr>
       <w:rPr>
         <w:rFonts w:ascii="Symbol" w:hAnsi="Symbol" w:cs="Symbol" w:hint="default"/>
-        <w:rFonts w:cs="Symbol"/>
       </w:rPr>
     </w:lvl>
     <w:lvl w:ilvl="7">
@@ -2997,7 +2964,6 @@
       </w:pPr>
       <w:rPr>
         <w:rFonts w:ascii="Courier New" w:hAnsi="Courier New" w:cs="Courier New" w:hint="default"/>
-        <w:rFonts w:cs="Courier New"/>
       </w:rPr>
     </w:lvl>
     <w:lvl w:ilvl="8">
@@ -3010,99 +2976,125 @@
       </w:pPr>
       <w:rPr>
         <w:rFonts w:ascii="Wingdings" w:hAnsi="Wingdings" w:cs="Wingdings" w:hint="default"/>
-        <w:rFonts w:cs="Wingdings"/>
       </w:rPr>
     </w:lvl>
   </w:abstractNum>
   <w:abstractNum w:abstractNumId="2">
     <w:lvl w:ilvl="0">
       <w:start w:val="1"/>
-      <w:numFmt w:val="none"/>
+      <w:numFmt w:val="decimal"/>
       <w:suff w:val="nothing"/>
       <w:lvlText w:val=""/>
       <w:lvlJc w:val="left"/>
       <w:pPr>
-        <w:ind w:left="0" w:hanging="0"/>
+        <w:tabs>
+          <w:tab w:val="num" w:pos="432"/>
+        </w:tabs>
+        <w:ind w:left="432" w:hanging="432"/>
       </w:pPr>
     </w:lvl>
     <w:lvl w:ilvl="1">
       <w:start w:val="1"/>
-      <w:numFmt w:val="none"/>
+      <w:numFmt w:val="decimal"/>
       <w:suff w:val="nothing"/>
       <w:lvlText w:val=""/>
       <w:lvlJc w:val="left"/>
       <w:pPr>
-        <w:ind w:left="0" w:hanging="0"/>
+        <w:tabs>
+          <w:tab w:val="num" w:pos="576"/>
+        </w:tabs>
+        <w:ind w:left="576" w:hanging="576"/>
       </w:pPr>
     </w:lvl>
     <w:lvl w:ilvl="2">
       <w:start w:val="1"/>
-      <w:numFmt w:val="none"/>
+      <w:numFmt w:val="decimal"/>
       <w:suff w:val="nothing"/>
       <w:lvlText w:val=""/>
       <w:lvlJc w:val="left"/>
       <w:pPr>
-        <w:ind w:left="0" w:hanging="0"/>
+        <w:tabs>
+          <w:tab w:val="num" w:pos="720"/>
+        </w:tabs>
+        <w:ind w:left="720" w:hanging="720"/>
       </w:pPr>
     </w:lvl>
     <w:lvl w:ilvl="3">
       <w:start w:val="1"/>
-      <w:numFmt w:val="none"/>
+      <w:numFmt w:val="decimal"/>
       <w:suff w:val="nothing"/>
       <w:lvlText w:val=""/>
       <w:lvlJc w:val="left"/>
       <w:pPr>
-        <w:ind w:left="0" w:hanging="0"/>
+        <w:tabs>
+          <w:tab w:val="num" w:pos="864"/>
+        </w:tabs>
+        <w:ind w:left="864" w:hanging="864"/>
       </w:pPr>
     </w:lvl>
     <w:lvl w:ilvl="4">
       <w:start w:val="1"/>
-      <w:numFmt w:val="none"/>
+      <w:numFmt w:val="decimal"/>
       <w:suff w:val="nothing"/>
       <w:lvlText w:val=""/>
       <w:lvlJc w:val="left"/>
       <w:pPr>
-        <w:ind w:left="0" w:hanging="0"/>
+        <w:tabs>
+          <w:tab w:val="num" w:pos="1008"/>
+        </w:tabs>
+        <w:ind w:left="1008" w:hanging="1008"/>
       </w:pPr>
     </w:lvl>
     <w:lvl w:ilvl="5">
       <w:start w:val="1"/>
-      <w:numFmt w:val="none"/>
+      <w:numFmt w:val="decimal"/>
       <w:suff w:val="nothing"/>
       <w:lvlText w:val=""/>
       <w:lvlJc w:val="left"/>
       <w:pPr>
-        <w:ind w:left="0" w:hanging="0"/>
+        <w:tabs>
+          <w:tab w:val="num" w:pos="1152"/>
+        </w:tabs>
+        <w:ind w:left="1152" w:hanging="1152"/>
       </w:pPr>
     </w:lvl>
     <w:lvl w:ilvl="6">
       <w:start w:val="1"/>
-      <w:numFmt w:val="none"/>
+      <w:numFmt w:val="decimal"/>
       <w:suff w:val="nothing"/>
       <w:lvlText w:val=""/>
       <w:lvlJc w:val="left"/>
       <w:pPr>
-        <w:ind w:left="0" w:hanging="0"/>
+        <w:tabs>
+          <w:tab w:val="num" w:pos="1296"/>
+        </w:tabs>
+        <w:ind w:left="1296" w:hanging="1296"/>
       </w:pPr>
     </w:lvl>
     <w:lvl w:ilvl="7">
       <w:start w:val="1"/>
-      <w:numFmt w:val="none"/>
+      <w:numFmt w:val="decimal"/>
       <w:suff w:val="nothing"/>
       <w:lvlText w:val=""/>
       <w:lvlJc w:val="left"/>
       <w:pPr>
-        <w:ind w:left="0" w:hanging="0"/>
+        <w:tabs>
+          <w:tab w:val="num" w:pos="1440"/>
+        </w:tabs>
+        <w:ind w:left="1440" w:hanging="1440"/>
       </w:pPr>
     </w:lvl>
     <w:lvl w:ilvl="8">
       <w:start w:val="1"/>
-      <w:numFmt w:val="none"/>
+      <w:numFmt w:val="decimal"/>
       <w:suff w:val="nothing"/>
       <w:lvlText w:val=""/>
       <w:lvlJc w:val="left"/>
       <w:pPr>
-        <w:ind w:left="0" w:hanging="0"/>
+        <w:tabs>
+          <w:tab w:val="num" w:pos="1584"/>
+        </w:tabs>
+        <w:ind w:left="1584" w:hanging="1584"/>
       </w:pPr>
     </w:lvl>
   </w:abstractNum>
@@ -3507,6 +3499,7 @@
     <w:qFormat/>
     <w:pPr>
       <w:widowControl/>
+      <w:suppressAutoHyphens w:val="true"/>
       <w:bidi w:val="0"/>
       <w:spacing w:lineRule="auto" w:line="259" w:before="0" w:after="160"/>
       <w:jc w:val="left"/>
@@ -3520,7 +3513,7 @@
     </w:rPr>
   </w:style>
   <w:style w:type="paragraph" w:styleId="Overskrift1">
-    <w:name w:val="Heading 1"/>
+    <w:name w:val="Overskrift 1"/>
     <w:basedOn w:val="Normal"/>
     <w:next w:val="Normal"/>
     <w:link w:val="Overskrift1Tegn"/>
@@ -3541,7 +3534,7 @@
     </w:rPr>
   </w:style>
   <w:style w:type="paragraph" w:styleId="Overskrift2">
-    <w:name w:val="Heading 2"/>
+    <w:name w:val="Overskrift 2"/>
     <w:basedOn w:val="Normal"/>
     <w:next w:val="Normal"/>
     <w:link w:val="Overskrift2Tegn"/>
@@ -3563,7 +3556,7 @@
     </w:rPr>
   </w:style>
   <w:style w:type="paragraph" w:styleId="Overskrift3">
-    <w:name w:val="Heading 3"/>
+    <w:name w:val="Overskrift 3"/>
     <w:basedOn w:val="Normal"/>
     <w:next w:val="Normal"/>
     <w:link w:val="Overskrift3Tegn"/>
@@ -3718,6 +3711,27 @@
       <w:rFonts w:cs="Wingdings"/>
     </w:rPr>
   </w:style>
+  <w:style w:type="character" w:styleId="ListLabel13">
+    <w:name w:val="ListLabel 13"/>
+    <w:qFormat/>
+    <w:rPr>
+      <w:rFonts w:cs="Symbol"/>
+    </w:rPr>
+  </w:style>
+  <w:style w:type="character" w:styleId="ListLabel14">
+    <w:name w:val="ListLabel 14"/>
+    <w:qFormat/>
+    <w:rPr>
+      <w:rFonts w:cs="Courier New"/>
+    </w:rPr>
+  </w:style>
+  <w:style w:type="character" w:styleId="ListLabel15">
+    <w:name w:val="ListLabel 15"/>
+    <w:qFormat/>
+    <w:rPr>
+      <w:rFonts w:cs="Wingdings"/>
+    </w:rPr>
+  </w:style>
   <w:style w:type="paragraph" w:styleId="Overskrift">
     <w:name w:val="Overskrift"/>
     <w:basedOn w:val="Normal"/>
@@ -3734,7 +3748,7 @@
     </w:rPr>
   </w:style>
   <w:style w:type="paragraph" w:styleId="Brdtekst">
-    <w:name w:val="Body Text"/>
+    <w:name w:val="Brødtekst"/>
     <w:basedOn w:val="Normal"/>
     <w:pPr>
       <w:spacing w:lineRule="auto" w:line="288" w:before="0" w:after="140"/>
@@ -3742,7 +3756,7 @@
     <w:rPr/>
   </w:style>
   <w:style w:type="paragraph" w:styleId="Liste">
-    <w:name w:val="List"/>
+    <w:name w:val="Liste"/>
     <w:basedOn w:val="Brdtekst"/>
     <w:pPr/>
     <w:rPr>
@@ -3750,7 +3764,7 @@
     </w:rPr>
   </w:style>
   <w:style w:type="paragraph" w:styleId="Billedtekst">
-    <w:name w:val="Caption"/>
+    <w:name w:val="Billedtekst"/>
     <w:basedOn w:val="Normal"/>
     <w:qFormat/>
     <w:pPr>

--- a/Documentation/TEst reports/3.3/Test Ibos nodelæser 3 3 kommentarer Susanne.docx
+++ b/Documentation/TEst reports/3.3/Test Ibos nodelæser 3 3 kommentarer Susanne.docx
@@ -333,31 +333,19 @@
         <w:rPr>
           <w:color w:val="FF0000"/>
         </w:rPr>
-        <w:t>Tegnet 123 f</w:t>
-      </w:r>
-      <w:r>
-        <w:rPr>
-          <w:color w:val="FF0000"/>
-        </w:rPr>
-        <w:t xml:space="preserve">oran sluttegnet betyder ”Unusual bar”. </w:t>
-      </w:r>
-      <w:r>
-        <w:rPr>
-          <w:color w:val="FF0000"/>
-        </w:rPr>
-        <w:t>Det skal forstås i modsætning til den almindelige taktstreg som jo blot vises som en tomt rum.</w:t>
-      </w:r>
-      <w:r>
-        <w:rPr>
-          <w:color w:val="FF0000"/>
-        </w:rPr>
-        <w:t xml:space="preserve"> </w:t>
-      </w:r>
-      <w:r>
-        <w:rPr>
-          <w:color w:val="FF0000"/>
-        </w:rPr>
-        <w:t>Og på sort vises  slutningen af sidste takt spacielt, nemlig som en tynd (almindelig) taktstreg efterfulgt af en tyk streg. Det er klart dobbeltkonfekt, og hvis det forvirrer vil jeg skrive det på todo-listen.</w:t>
+        <w:t>Tegnet 123 foran sluttegnet betyder ”Unusual bar”. Det skal forstås i modsætning til den almindelige taktstreg som jo blot vises som en tomt rum. Og på sort vises  slutningen af sidste takt sp</w:t>
+      </w:r>
+      <w:r>
+        <w:rPr>
+          <w:color w:val="FF0000"/>
+        </w:rPr>
+        <w:t>e</w:t>
+      </w:r>
+      <w:r>
+        <w:rPr>
+          <w:color w:val="FF0000"/>
+        </w:rPr>
+        <w:t>cielt, nemlig som en tynd (almindelig) taktstreg efterfulgt af en tyk streg. Det er klart dobbeltkonfekt, og hvis det forvirrer vil jeg skrive det på todo-listen.</w:t>
       </w:r>
     </w:p>
     <w:p>
@@ -622,9 +610,7 @@
     <w:p>
       <w:pPr>
         <w:pStyle w:val="Normal"/>
-        <w:rPr>
-          <w:color w:val="FF0000"/>
-        </w:rPr>
+        <w:rPr/>
       </w:pPr>
       <w:r>
         <w:rPr>
@@ -636,10 +622,24 @@
     <w:p>
       <w:pPr>
         <w:pStyle w:val="Normal"/>
-        <w:rPr/>
-      </w:pPr>
-      <w:r>
-        <w:rPr/>
+        <w:rPr>
+          <w:color w:val="FF0000"/>
+        </w:rPr>
+      </w:pPr>
+      <w:r>
+        <w:rPr/>
+      </w:r>
+    </w:p>
+    <w:p>
+      <w:pPr>
+        <w:pStyle w:val="Normal"/>
+        <w:rPr/>
+      </w:pPr>
+      <w:r>
+        <w:rPr>
+          <w:color w:val="FF0000"/>
+        </w:rPr>
+        <w:t>JSJ: Afspilleren er ganske rigtigt tavs i 3.3 ved første højrepil af ”Maria”. Det skyldes en mere generel fejl i behandlingen af  optakter. Det er rettet i &gt;3.3.</w:t>
       </w:r>
     </w:p>
     <w:p>
@@ -685,15 +685,48 @@
     <w:p>
       <w:pPr>
         <w:pStyle w:val="Normal"/>
-        <w:rPr>
-          <w:color w:val="FF0000"/>
-        </w:rPr>
-      </w:pPr>
-      <w:r>
-        <w:rPr>
-          <w:color w:val="FF0000"/>
-        </w:rPr>
-        <w:t>JSJ: Titlen er faktisk kb-461-34, så dét er korrekt opførsel.</w:t>
+        <w:rPr/>
+      </w:pPr>
+      <w:r>
+        <w:rPr>
+          <w:color w:val="FF0000"/>
+        </w:rPr>
+        <w:t xml:space="preserve">JSJ: Titlen er faktisk kb-461-34, så dét er korrekt opførsel. </w:t>
+      </w:r>
+      <w:r>
+        <w:rPr>
+          <w:color w:val="FF0000"/>
+        </w:rPr>
+        <w:t>Det vises osse på skærmen i sort.</w:t>
+      </w:r>
+    </w:p>
+    <w:p>
+      <w:pPr>
+        <w:pStyle w:val="Normal"/>
+        <w:rPr/>
+      </w:pPr>
+      <w:r>
+        <w:rPr>
+          <w:color w:val="FF0000"/>
+        </w:rPr>
+        <w:t xml:space="preserve"> </w:t>
+      </w:r>
+      <w:r>
+        <w:rPr>
+          <w:color w:val="FF0000"/>
+        </w:rPr>
+        <w:t>Der findes dog adskillige forskellige felter med  sådan ”metainformation” i en MusicXml fil og det giver måske mening at give mulighed for at vælge andre felter.</w:t>
+      </w:r>
+    </w:p>
+    <w:p>
+      <w:pPr>
+        <w:pStyle w:val="Normal"/>
+        <w:rPr>
+          <w:color w:val="FF0000"/>
+        </w:rPr>
+      </w:pPr>
+      <w:r>
+        <w:rPr/>
       </w:r>
     </w:p>
     <w:p>
@@ -757,15 +790,19 @@
     <w:p>
       <w:pPr>
         <w:pStyle w:val="Normal"/>
-        <w:rPr>
-          <w:color w:val="FF0000"/>
-        </w:rPr>
-      </w:pPr>
-      <w:r>
-        <w:rPr>
-          <w:color w:val="FF0000"/>
-        </w:rPr>
-        <w:t>JSJ: I .xml filen er tenoren noteret som Cis i 5. oktav, altså en oktav over sopranen. MuseScore er enig. Så det er en fejl i .xml filen.</w:t>
+        <w:rPr/>
+      </w:pPr>
+      <w:r>
+        <w:rPr>
+          <w:color w:val="FF0000"/>
+        </w:rPr>
+        <w:t xml:space="preserve">JSJ: I .xml filen er tenoren noteret som Cis i 5. oktav, altså en oktav over sopranen. MuseScore er enig. Så det er en fejl i .xml filen. </w:t>
+      </w:r>
+      <w:r>
+        <w:rPr>
+          <w:color w:val="FF0000"/>
+        </w:rPr>
+        <w:t>Hvis man oversætter notas udgave af Maria.. er der dog netop for tenoren noteret ”G-nøgle 8”.  Det må være den korrekte måde at gære det på. Det sker ikke i ”vores” fil, fordi det ikke fremgår af MusicXml filen.</w:t>
       </w:r>
     </w:p>
     <w:p>
@@ -790,7 +827,77 @@
     <w:p>
       <w:pPr>
         <w:pStyle w:val="Normal"/>
-        <w:rPr/>
+        <w:rPr>
+          <w:color w:val="FF0000"/>
+        </w:rPr>
+      </w:pPr>
+      <w:r>
+        <w:rPr>
+          <w:color w:val="FF0000"/>
+        </w:rPr>
+        <w:t xml:space="preserve">JSJ: Dette hænger sikkert sammen med de andre problemer omkring optakter. </w:t>
+      </w:r>
+    </w:p>
+    <w:p>
+      <w:pPr>
+        <w:pStyle w:val="Normal"/>
+        <w:rPr>
+          <w:color w:val="FF0000"/>
+        </w:rPr>
+      </w:pPr>
+      <w:r>
+        <w:rPr>
+          <w:color w:val="FF0000"/>
+        </w:rPr>
+        <w:t>Hvis man viser TUTTI filen i version 3.4 får man i hvert fald for optakten vist:</w:t>
+      </w:r>
+    </w:p>
+    <w:p>
+      <w:pPr>
+        <w:pStyle w:val="Normal"/>
+        <w:rPr>
+          <w:color w:val="FF0000"/>
+        </w:rPr>
+      </w:pPr>
+      <w:r>
+        <w:rPr>
+          <w:color w:val="FF0000"/>
+        </w:rPr>
+        <w:t xml:space="preserve">Octave='3'   Note='C/4'  Interval='Octave'  Interval='Octave'  Octave='5' Interval='Octave' </w:t>
+      </w:r>
+    </w:p>
+    <w:p>
+      <w:pPr>
+        <w:pStyle w:val="Normal"/>
+        <w:rPr>
+          <w:color w:val="FF0000"/>
+        </w:rPr>
+      </w:pPr>
+      <w:r>
+        <w:rPr>
+          <w:color w:val="FF0000"/>
+        </w:rPr>
+        <w:t>Så nu er der ingen sære skilletegn mere.</w:t>
+      </w:r>
+    </w:p>
+    <w:p>
+      <w:pPr>
+        <w:pStyle w:val="Normal"/>
+        <w:rPr/>
+      </w:pPr>
+      <w:r>
+        <w:rPr>
+          <w:color w:val="FF0000"/>
+        </w:rPr>
+        <w:t>Men der er en fejl at der genereres SATB og ikke SA</w:t>
+      </w:r>
+    </w:p>
+    <w:p>
+      <w:pPr>
+        <w:pStyle w:val="Normal"/>
+        <w:rPr>
+          <w:color w:val="FF0000"/>
+        </w:rPr>
       </w:pPr>
       <w:r>
         <w:rPr/>
@@ -850,7 +957,10 @@
         <w:rPr/>
       </w:pPr>
       <w:r>
-        <w:rPr/>
+        <w:rPr>
+          <w:color w:val="FF0000"/>
+        </w:rPr>
+        <w:t>JSJ: Jeg synes det er bedre at bruge Intervalnotation for optakten, da alt er ens i alle stemmer. Er der noget, der forhindrer dét ?</w:t>
       </w:r>
     </w:p>
     <w:p>
@@ -866,10 +976,15 @@
     <w:p>
       <w:pPr>
         <w:pStyle w:val="Normal"/>
-        <w:rPr/>
-      </w:pPr>
-      <w:r>
-        <w:rPr/>
+        <w:rPr>
+          <w:color w:val="FF0000"/>
+        </w:rPr>
+      </w:pPr>
+      <w:r>
+        <w:rPr>
+          <w:color w:val="FF0000"/>
+        </w:rPr>
+        <w:t>JSJ:*</w:t>
       </w:r>
     </w:p>
     <w:p>
@@ -2880,6 +2995,7 @@
       </w:pPr>
       <w:rPr>
         <w:rFonts w:ascii="Symbol" w:hAnsi="Symbol" w:cs="Symbol" w:hint="default"/>
+        <w:rFonts w:cs="Symbol"/>
       </w:rPr>
     </w:lvl>
     <w:lvl w:ilvl="1">
@@ -2892,6 +3008,7 @@
       </w:pPr>
       <w:rPr>
         <w:rFonts w:ascii="Courier New" w:hAnsi="Courier New" w:cs="Courier New" w:hint="default"/>
+        <w:rFonts w:cs="Courier New"/>
       </w:rPr>
     </w:lvl>
     <w:lvl w:ilvl="2">
@@ -2904,6 +3021,7 @@
       </w:pPr>
       <w:rPr>
         <w:rFonts w:ascii="Wingdings" w:hAnsi="Wingdings" w:cs="Wingdings" w:hint="default"/>
+        <w:rFonts w:cs="Wingdings"/>
       </w:rPr>
     </w:lvl>
     <w:lvl w:ilvl="3">
@@ -2916,6 +3034,7 @@
       </w:pPr>
       <w:rPr>
         <w:rFonts w:ascii="Symbol" w:hAnsi="Symbol" w:cs="Symbol" w:hint="default"/>
+        <w:rFonts w:cs="Symbol"/>
       </w:rPr>
     </w:lvl>
     <w:lvl w:ilvl="4">
@@ -2928,6 +3047,7 @@
       </w:pPr>
       <w:rPr>
         <w:rFonts w:ascii="Courier New" w:hAnsi="Courier New" w:cs="Courier New" w:hint="default"/>
+        <w:rFonts w:cs="Courier New"/>
       </w:rPr>
     </w:lvl>
     <w:lvl w:ilvl="5">
@@ -2940,6 +3060,7 @@
       </w:pPr>
       <w:rPr>
         <w:rFonts w:ascii="Wingdings" w:hAnsi="Wingdings" w:cs="Wingdings" w:hint="default"/>
+        <w:rFonts w:cs="Wingdings"/>
       </w:rPr>
     </w:lvl>
     <w:lvl w:ilvl="6">
@@ -2952,6 +3073,7 @@
       </w:pPr>
       <w:rPr>
         <w:rFonts w:ascii="Symbol" w:hAnsi="Symbol" w:cs="Symbol" w:hint="default"/>
+        <w:rFonts w:cs="Symbol"/>
       </w:rPr>
     </w:lvl>
     <w:lvl w:ilvl="7">
@@ -2964,6 +3086,7 @@
       </w:pPr>
       <w:rPr>
         <w:rFonts w:ascii="Courier New" w:hAnsi="Courier New" w:cs="Courier New" w:hint="default"/>
+        <w:rFonts w:cs="Courier New"/>
       </w:rPr>
     </w:lvl>
     <w:lvl w:ilvl="8">
@@ -2976,125 +3099,99 @@
       </w:pPr>
       <w:rPr>
         <w:rFonts w:ascii="Wingdings" w:hAnsi="Wingdings" w:cs="Wingdings" w:hint="default"/>
+        <w:rFonts w:cs="Wingdings"/>
       </w:rPr>
     </w:lvl>
   </w:abstractNum>
   <w:abstractNum w:abstractNumId="2">
     <w:lvl w:ilvl="0">
       <w:start w:val="1"/>
-      <w:numFmt w:val="decimal"/>
+      <w:numFmt w:val="none"/>
       <w:suff w:val="nothing"/>
       <w:lvlText w:val=""/>
       <w:lvlJc w:val="left"/>
       <w:pPr>
-        <w:tabs>
-          <w:tab w:val="num" w:pos="432"/>
-        </w:tabs>
-        <w:ind w:left="432" w:hanging="432"/>
+        <w:ind w:left="0" w:hanging="0"/>
       </w:pPr>
     </w:lvl>
     <w:lvl w:ilvl="1">
       <w:start w:val="1"/>
-      <w:numFmt w:val="decimal"/>
+      <w:numFmt w:val="none"/>
       <w:suff w:val="nothing"/>
       <w:lvlText w:val=""/>
       <w:lvlJc w:val="left"/>
       <w:pPr>
-        <w:tabs>
-          <w:tab w:val="num" w:pos="576"/>
-        </w:tabs>
-        <w:ind w:left="576" w:hanging="576"/>
+        <w:ind w:left="0" w:hanging="0"/>
       </w:pPr>
     </w:lvl>
     <w:lvl w:ilvl="2">
       <w:start w:val="1"/>
-      <w:numFmt w:val="decimal"/>
+      <w:numFmt w:val="none"/>
       <w:suff w:val="nothing"/>
       <w:lvlText w:val=""/>
       <w:lvlJc w:val="left"/>
       <w:pPr>
-        <w:tabs>
-          <w:tab w:val="num" w:pos="720"/>
-        </w:tabs>
-        <w:ind w:left="720" w:hanging="720"/>
+        <w:ind w:left="0" w:hanging="0"/>
       </w:pPr>
     </w:lvl>
     <w:lvl w:ilvl="3">
       <w:start w:val="1"/>
-      <w:numFmt w:val="decimal"/>
+      <w:numFmt w:val="none"/>
       <w:suff w:val="nothing"/>
       <w:lvlText w:val=""/>
       <w:lvlJc w:val="left"/>
       <w:pPr>
-        <w:tabs>
-          <w:tab w:val="num" w:pos="864"/>
-        </w:tabs>
-        <w:ind w:left="864" w:hanging="864"/>
+        <w:ind w:left="0" w:hanging="0"/>
       </w:pPr>
     </w:lvl>
     <w:lvl w:ilvl="4">
       <w:start w:val="1"/>
-      <w:numFmt w:val="decimal"/>
+      <w:numFmt w:val="none"/>
       <w:suff w:val="nothing"/>
       <w:lvlText w:val=""/>
       <w:lvlJc w:val="left"/>
       <w:pPr>
-        <w:tabs>
-          <w:tab w:val="num" w:pos="1008"/>
-        </w:tabs>
-        <w:ind w:left="1008" w:hanging="1008"/>
+        <w:ind w:left="0" w:hanging="0"/>
       </w:pPr>
     </w:lvl>
     <w:lvl w:ilvl="5">
       <w:start w:val="1"/>
-      <w:numFmt w:val="decimal"/>
+      <w:numFmt w:val="none"/>
       <w:suff w:val="nothing"/>
       <w:lvlText w:val=""/>
       <w:lvlJc w:val="left"/>
       <w:pPr>
-        <w:tabs>
-          <w:tab w:val="num" w:pos="1152"/>
-        </w:tabs>
-        <w:ind w:left="1152" w:hanging="1152"/>
+        <w:ind w:left="0" w:hanging="0"/>
       </w:pPr>
     </w:lvl>
     <w:lvl w:ilvl="6">
       <w:start w:val="1"/>
-      <w:numFmt w:val="decimal"/>
+      <w:numFmt w:val="none"/>
       <w:suff w:val="nothing"/>
       <w:lvlText w:val=""/>
       <w:lvlJc w:val="left"/>
       <w:pPr>
-        <w:tabs>
-          <w:tab w:val="num" w:pos="1296"/>
-        </w:tabs>
-        <w:ind w:left="1296" w:hanging="1296"/>
+        <w:ind w:left="0" w:hanging="0"/>
       </w:pPr>
     </w:lvl>
     <w:lvl w:ilvl="7">
       <w:start w:val="1"/>
-      <w:numFmt w:val="decimal"/>
+      <w:numFmt w:val="none"/>
       <w:suff w:val="nothing"/>
       <w:lvlText w:val=""/>
       <w:lvlJc w:val="left"/>
       <w:pPr>
-        <w:tabs>
-          <w:tab w:val="num" w:pos="1440"/>
-        </w:tabs>
-        <w:ind w:left="1440" w:hanging="1440"/>
+        <w:ind w:left="0" w:hanging="0"/>
       </w:pPr>
     </w:lvl>
     <w:lvl w:ilvl="8">
       <w:start w:val="1"/>
-      <w:numFmt w:val="decimal"/>
+      <w:numFmt w:val="none"/>
       <w:suff w:val="nothing"/>
       <w:lvlText w:val=""/>
       <w:lvlJc w:val="left"/>
       <w:pPr>
-        <w:tabs>
-          <w:tab w:val="num" w:pos="1584"/>
-        </w:tabs>
-        <w:ind w:left="1584" w:hanging="1584"/>
+        <w:ind w:left="0" w:hanging="0"/>
       </w:pPr>
     </w:lvl>
   </w:abstractNum>
@@ -3513,7 +3610,7 @@
     </w:rPr>
   </w:style>
   <w:style w:type="paragraph" w:styleId="Overskrift1">
-    <w:name w:val="Overskrift 1"/>
+    <w:name w:val="Heading 1"/>
     <w:basedOn w:val="Normal"/>
     <w:next w:val="Normal"/>
     <w:link w:val="Overskrift1Tegn"/>
@@ -3534,7 +3631,7 @@
     </w:rPr>
   </w:style>
   <w:style w:type="paragraph" w:styleId="Overskrift2">
-    <w:name w:val="Overskrift 2"/>
+    <w:name w:val="Heading 2"/>
     <w:basedOn w:val="Normal"/>
     <w:next w:val="Normal"/>
     <w:link w:val="Overskrift2Tegn"/>
@@ -3556,7 +3653,7 @@
     </w:rPr>
   </w:style>
   <w:style w:type="paragraph" w:styleId="Overskrift3">
-    <w:name w:val="Overskrift 3"/>
+    <w:name w:val="Heading 3"/>
     <w:basedOn w:val="Normal"/>
     <w:next w:val="Normal"/>
     <w:link w:val="Overskrift3Tegn"/>
@@ -3732,6 +3829,69 @@
       <w:rFonts w:cs="Wingdings"/>
     </w:rPr>
   </w:style>
+  <w:style w:type="character" w:styleId="ListLabel16">
+    <w:name w:val="ListLabel 16"/>
+    <w:qFormat/>
+    <w:rPr>
+      <w:rFonts w:cs="Symbol"/>
+    </w:rPr>
+  </w:style>
+  <w:style w:type="character" w:styleId="ListLabel17">
+    <w:name w:val="ListLabel 17"/>
+    <w:qFormat/>
+    <w:rPr>
+      <w:rFonts w:cs="Courier New"/>
+    </w:rPr>
+  </w:style>
+  <w:style w:type="character" w:styleId="ListLabel18">
+    <w:name w:val="ListLabel 18"/>
+    <w:qFormat/>
+    <w:rPr>
+      <w:rFonts w:cs="Wingdings"/>
+    </w:rPr>
+  </w:style>
+  <w:style w:type="character" w:styleId="ListLabel19">
+    <w:name w:val="ListLabel 19"/>
+    <w:qFormat/>
+    <w:rPr>
+      <w:rFonts w:cs="Symbol"/>
+    </w:rPr>
+  </w:style>
+  <w:style w:type="character" w:styleId="ListLabel20">
+    <w:name w:val="ListLabel 20"/>
+    <w:qFormat/>
+    <w:rPr>
+      <w:rFonts w:cs="Courier New"/>
+    </w:rPr>
+  </w:style>
+  <w:style w:type="character" w:styleId="ListLabel21">
+    <w:name w:val="ListLabel 21"/>
+    <w:qFormat/>
+    <w:rPr>
+      <w:rFonts w:cs="Wingdings"/>
+    </w:rPr>
+  </w:style>
+  <w:style w:type="character" w:styleId="ListLabel22">
+    <w:name w:val="ListLabel 22"/>
+    <w:qFormat/>
+    <w:rPr>
+      <w:rFonts w:cs="Symbol"/>
+    </w:rPr>
+  </w:style>
+  <w:style w:type="character" w:styleId="ListLabel23">
+    <w:name w:val="ListLabel 23"/>
+    <w:qFormat/>
+    <w:rPr>
+      <w:rFonts w:cs="Courier New"/>
+    </w:rPr>
+  </w:style>
+  <w:style w:type="character" w:styleId="ListLabel24">
+    <w:name w:val="ListLabel 24"/>
+    <w:qFormat/>
+    <w:rPr>
+      <w:rFonts w:cs="Wingdings"/>
+    </w:rPr>
+  </w:style>
   <w:style w:type="paragraph" w:styleId="Overskrift">
     <w:name w:val="Overskrift"/>
     <w:basedOn w:val="Normal"/>
@@ -3748,7 +3908,7 @@
     </w:rPr>
   </w:style>
   <w:style w:type="paragraph" w:styleId="Brdtekst">
-    <w:name w:val="Brødtekst"/>
+    <w:name w:val="Body Text"/>
     <w:basedOn w:val="Normal"/>
     <w:pPr>
       <w:spacing w:lineRule="auto" w:line="288" w:before="0" w:after="140"/>
@@ -3756,7 +3916,7 @@
     <w:rPr/>
   </w:style>
   <w:style w:type="paragraph" w:styleId="Liste">
-    <w:name w:val="Liste"/>
+    <w:name w:val="List"/>
     <w:basedOn w:val="Brdtekst"/>
     <w:pPr/>
     <w:rPr>
@@ -3764,7 +3924,7 @@
     </w:rPr>
   </w:style>
   <w:style w:type="paragraph" w:styleId="Billedtekst">
-    <w:name w:val="Billedtekst"/>
+    <w:name w:val="Caption"/>
     <w:basedOn w:val="Normal"/>
     <w:qFormat/>
     <w:pPr>

--- a/Documentation/TEst reports/3.3/Test Ibos nodelæser 3 3 kommentarer Susanne.docx
+++ b/Documentation/TEst reports/3.3/Test Ibos nodelæser 3 3 kommentarer Susanne.docx
@@ -333,19 +333,7 @@
         <w:rPr>
           <w:color w:val="FF0000"/>
         </w:rPr>
-        <w:t>Tegnet 123 foran sluttegnet betyder ”Unusual bar”. Det skal forstås i modsætning til den almindelige taktstreg som jo blot vises som en tomt rum. Og på sort vises  slutningen af sidste takt sp</w:t>
-      </w:r>
-      <w:r>
-        <w:rPr>
-          <w:color w:val="FF0000"/>
-        </w:rPr>
-        <w:t>e</w:t>
-      </w:r>
-      <w:r>
-        <w:rPr>
-          <w:color w:val="FF0000"/>
-        </w:rPr>
-        <w:t>cielt, nemlig som en tynd (almindelig) taktstreg efterfulgt af en tyk streg. Det er klart dobbeltkonfekt, og hvis det forvirrer vil jeg skrive det på todo-listen.</w:t>
+        <w:t>Tegnet 123 foran sluttegnet betyder ”Unusual bar”. Det skal forstås i modsætning til den almindelige taktstreg som jo blot vises som en tomt rum. Og på sort vises  slutningen af sidste takt specielt, nemlig som en tynd (almindelig) taktstreg efterfulgt af en tyk streg. Det er klart dobbeltkonfekt, og hvis det forvirrer vil jeg skrive det på todo-listen.</w:t>
       </w:r>
     </w:p>
     <w:p>
@@ -627,7 +615,9 @@
         </w:rPr>
       </w:pPr>
       <w:r>
-        <w:rPr/>
+        <w:rPr>
+          <w:color w:val="FF0000"/>
+        </w:rPr>
       </w:r>
     </w:p>
     <w:p>
@@ -691,13 +681,7 @@
         <w:rPr>
           <w:color w:val="FF0000"/>
         </w:rPr>
-        <w:t xml:space="preserve">JSJ: Titlen er faktisk kb-461-34, så dét er korrekt opførsel. </w:t>
-      </w:r>
-      <w:r>
-        <w:rPr>
-          <w:color w:val="FF0000"/>
-        </w:rPr>
-        <w:t>Det vises osse på skærmen i sort.</w:t>
+        <w:t>JSJ: Titlen er faktisk kb-461-34, så dét er korrekt opførsel. Det vises osse på skærmen i sort.</w:t>
       </w:r>
     </w:p>
     <w:p>
@@ -726,7 +710,9 @@
         </w:rPr>
       </w:pPr>
       <w:r>
-        <w:rPr/>
+        <w:rPr>
+          <w:color w:val="FF0000"/>
+        </w:rPr>
       </w:r>
     </w:p>
     <w:p>
@@ -796,13 +782,7 @@
         <w:rPr>
           <w:color w:val="FF0000"/>
         </w:rPr>
-        <w:t xml:space="preserve">JSJ: I .xml filen er tenoren noteret som Cis i 5. oktav, altså en oktav over sopranen. MuseScore er enig. Så det er en fejl i .xml filen. </w:t>
-      </w:r>
-      <w:r>
-        <w:rPr>
-          <w:color w:val="FF0000"/>
-        </w:rPr>
-        <w:t>Hvis man oversætter notas udgave af Maria.. er der dog netop for tenoren noteret ”G-nøgle 8”.  Det må være den korrekte måde at gære det på. Det sker ikke i ”vores” fil, fordi det ikke fremgår af MusicXml filen.</w:t>
+        <w:t>JSJ: I .xml filen er tenoren noteret som Cis i 5. oktav, altså en oktav over sopranen. MuseScore er enig. Så det er en fejl i .xml filen. Hvis man oversætter notas udgave af Maria.. er der dog netop for tenoren noteret ”G-nøgle 8”.  Det må være den korrekte måde at gære det på. Det sker ikke i ”vores” fil, fordi det ikke fremgår af MusicXml filen.</w:t>
       </w:r>
     </w:p>
     <w:p>
@@ -900,7 +880,9 @@
         </w:rPr>
       </w:pPr>
       <w:r>
-        <w:rPr/>
+        <w:rPr>
+          <w:color w:val="FF0000"/>
+        </w:rPr>
       </w:r>
     </w:p>
     <w:p>
@@ -976,15 +958,39 @@
     <w:p>
       <w:pPr>
         <w:pStyle w:val="Normal"/>
-        <w:rPr>
-          <w:color w:val="FF0000"/>
-        </w:rPr>
-      </w:pPr>
-      <w:r>
-        <w:rPr>
-          <w:color w:val="FF0000"/>
-        </w:rPr>
-        <w:t>JSJ:*</w:t>
+        <w:rPr/>
+      </w:pPr>
+      <w:r>
+        <w:rPr>
+          <w:color w:val="FF0000"/>
+        </w:rPr>
+        <w:t xml:space="preserve">JSJ </w:t>
+      </w:r>
+      <w:r>
+        <w:rPr>
+          <w:color w:val="FF0000"/>
+        </w:rPr>
+        <w:t xml:space="preserve">Du må mene ”f” og ikke ”cis” for den indledende punkterede fjerdedel. </w:t>
+      </w:r>
+    </w:p>
+    <w:p>
+      <w:pPr>
+        <w:pStyle w:val="Normal"/>
+        <w:rPr/>
+      </w:pPr>
+      <w:r>
+        <w:rPr>
+          <w:color w:val="FF0000"/>
+          <w:sz w:val="28"/>
+          <w:szCs w:val="28"/>
+        </w:rPr>
+        <w:t xml:space="preserve">Det er en fejl </w:t>
+      </w:r>
+      <w:r>
+        <w:rPr>
+          <w:color w:val="FF0000"/>
+        </w:rPr>
+        <w:t>at der mangler et skilletegn efter de to Cis fjerdedel.</w:t>
       </w:r>
     </w:p>
     <w:p>
@@ -1000,10 +1006,36 @@
     <w:p>
       <w:pPr>
         <w:pStyle w:val="Normal"/>
-        <w:rPr/>
-      </w:pPr>
-      <w:r>
-        <w:rPr/>
+        <w:rPr>
+          <w:color w:val="FF3333"/>
+        </w:rPr>
+      </w:pPr>
+      <w:r>
+        <w:rPr>
+          <w:color w:val="FF3333"/>
+          <w:sz w:val="28"/>
+          <w:szCs w:val="28"/>
+        </w:rPr>
+        <w:t xml:space="preserve">Det er en fejl </w:t>
+      </w:r>
+      <w:r>
+        <w:rPr>
+          <w:color w:val="FF3333"/>
+        </w:rPr>
+        <w:t xml:space="preserve">at den sidste bas-tone dis fjerdedel følges af ”D fjerdedel” det burde klart være intervallet fra bassens Dis op til tenorens h </w:t>
+      </w:r>
+    </w:p>
+    <w:p>
+      <w:pPr>
+        <w:pStyle w:val="Normal"/>
+        <w:rPr>
+          <w:color w:val="FF3333"/>
+        </w:rPr>
+      </w:pPr>
+      <w:r>
+        <w:rPr>
+          <w:color w:val="FF3333"/>
+        </w:rPr>
       </w:r>
     </w:p>
     <w:p>
@@ -3892,6 +3924,69 @@
       <w:rFonts w:cs="Wingdings"/>
     </w:rPr>
   </w:style>
+  <w:style w:type="character" w:styleId="ListLabel25">
+    <w:name w:val="ListLabel 25"/>
+    <w:qFormat/>
+    <w:rPr>
+      <w:rFonts w:cs="Symbol"/>
+    </w:rPr>
+  </w:style>
+  <w:style w:type="character" w:styleId="ListLabel26">
+    <w:name w:val="ListLabel 26"/>
+    <w:qFormat/>
+    <w:rPr>
+      <w:rFonts w:cs="Courier New"/>
+    </w:rPr>
+  </w:style>
+  <w:style w:type="character" w:styleId="ListLabel27">
+    <w:name w:val="ListLabel 27"/>
+    <w:qFormat/>
+    <w:rPr>
+      <w:rFonts w:cs="Wingdings"/>
+    </w:rPr>
+  </w:style>
+  <w:style w:type="character" w:styleId="ListLabel28">
+    <w:name w:val="ListLabel 28"/>
+    <w:qFormat/>
+    <w:rPr>
+      <w:rFonts w:cs="Symbol"/>
+    </w:rPr>
+  </w:style>
+  <w:style w:type="character" w:styleId="ListLabel29">
+    <w:name w:val="ListLabel 29"/>
+    <w:qFormat/>
+    <w:rPr>
+      <w:rFonts w:cs="Courier New"/>
+    </w:rPr>
+  </w:style>
+  <w:style w:type="character" w:styleId="ListLabel30">
+    <w:name w:val="ListLabel 30"/>
+    <w:qFormat/>
+    <w:rPr>
+      <w:rFonts w:cs="Wingdings"/>
+    </w:rPr>
+  </w:style>
+  <w:style w:type="character" w:styleId="ListLabel31">
+    <w:name w:val="ListLabel 31"/>
+    <w:qFormat/>
+    <w:rPr>
+      <w:rFonts w:cs="Symbol"/>
+    </w:rPr>
+  </w:style>
+  <w:style w:type="character" w:styleId="ListLabel32">
+    <w:name w:val="ListLabel 32"/>
+    <w:qFormat/>
+    <w:rPr>
+      <w:rFonts w:cs="Courier New"/>
+    </w:rPr>
+  </w:style>
+  <w:style w:type="character" w:styleId="ListLabel33">
+    <w:name w:val="ListLabel 33"/>
+    <w:qFormat/>
+    <w:rPr>
+      <w:rFonts w:cs="Wingdings"/>
+    </w:rPr>
+  </w:style>
   <w:style w:type="paragraph" w:styleId="Overskrift">
     <w:name w:val="Overskrift"/>
     <w:basedOn w:val="Normal"/>

--- a/Documentation/TEst reports/3.3/Test Ibos nodelæser 3 3 kommentarer Susanne.docx
+++ b/Documentation/TEst reports/3.3/Test Ibos nodelæser 3 3 kommentarer Susanne.docx
@@ -964,13 +964,7 @@
         <w:rPr>
           <w:color w:val="FF0000"/>
         </w:rPr>
-        <w:t xml:space="preserve">JSJ </w:t>
-      </w:r>
-      <w:r>
-        <w:rPr>
-          <w:color w:val="FF0000"/>
-        </w:rPr>
-        <w:t xml:space="preserve">Du må mene ”f” og ikke ”cis” for den indledende punkterede fjerdedel. </w:t>
+        <w:t xml:space="preserve">JSJ Du må mene ”f” og ikke ”cis” for den indledende punkterede fjerdedel. </w:t>
       </w:r>
     </w:p>
     <w:p>
@@ -1022,20 +1016,32 @@
         <w:rPr>
           <w:color w:val="FF3333"/>
         </w:rPr>
-        <w:t xml:space="preserve">at den sidste bas-tone dis fjerdedel følges af ”D fjerdedel” det burde klart være intervallet fra bassens Dis op til tenorens h </w:t>
-      </w:r>
-    </w:p>
-    <w:p>
-      <w:pPr>
-        <w:pStyle w:val="Normal"/>
+        <w:t xml:space="preserve">at den sidste bas-tone dis fjerdedel følges af ”D fjerdedel” det burde klart være intervallet fra bassens Dis op til tenorens h. </w:t>
+      </w:r>
+      <w:r>
         <w:rPr>
           <w:color w:val="FF3333"/>
         </w:rPr>
-      </w:pPr>
+        <w:t>Det er nu fixet 2020.01.09, generelt var alle septimintervaller skrevet som (dot2 + dot4) i stedet for (dot2 + dot5)</w:t>
+      </w:r>
       <w:r>
         <w:rPr>
           <w:color w:val="FF3333"/>
         </w:rPr>
+        <w:t xml:space="preserve"> </w:t>
+      </w:r>
+    </w:p>
+    <w:p>
+      <w:pPr>
+        <w:pStyle w:val="Normal"/>
+        <w:rPr>
+          <w:color w:val="FF3333"/>
+        </w:rPr>
+      </w:pPr>
+      <w:r>
+        <w:rPr>
+          <w:color w:val="FF3333"/>
+        </w:rPr>
       </w:r>
     </w:p>
     <w:p>
@@ -1061,10 +1067,47 @@
     <w:p>
       <w:pPr>
         <w:pStyle w:val="Normal"/>
-        <w:rPr/>
-      </w:pPr>
-      <w:r>
-        <w:rPr/>
+        <w:rPr>
+          <w:color w:val="FF3333"/>
+        </w:rPr>
+      </w:pPr>
+      <w:r>
+        <w:rPr>
+          <w:color w:val="FF3333"/>
+        </w:rPr>
+        <w:t xml:space="preserve">JSJ: Her forsøger programmet tydeligvis at opdele i 2 stykker lille bistemme fordi stemmerne mødes på 3-slaget. Jeg er helt enig i at det ville være bedre at samle hele takten i en enkelt stor bistemme. Det er nok ikke tid til at lave den ændring lige nu. </w:t>
+      </w:r>
+      <w:r>
+        <w:rPr>
+          <w:color w:val="FF3333"/>
+          <w:sz w:val="28"/>
+          <w:szCs w:val="28"/>
+        </w:rPr>
+        <w:t xml:space="preserve">Det er en fejl </w:t>
+      </w:r>
+      <w:r>
+        <w:rPr>
+          <w:color w:val="FF3333"/>
+        </w:rPr>
+        <w:t xml:space="preserve">at der </w:t>
+      </w:r>
+      <w:r>
+        <w:rPr>
+          <w:color w:val="FF3333"/>
+        </w:rPr>
+        <w:t>(i den nuværende notation)</w:t>
+      </w:r>
+      <w:r>
+        <w:rPr>
+          <w:color w:val="FF3333"/>
+        </w:rPr>
+        <w:t xml:space="preserve"> mangler </w:t>
+      </w:r>
+      <w:r>
+        <w:rPr>
+          <w:color w:val="FF3333"/>
+        </w:rPr>
+        <w:t>et skilletegn som afslutning på den første lille bistemme.</w:t>
       </w:r>
     </w:p>
     <w:p>
@@ -1090,10 +1133,23 @@
     <w:p>
       <w:pPr>
         <w:pStyle w:val="Normal"/>
-        <w:rPr/>
-      </w:pPr>
-      <w:r>
-        <w:rPr/>
+        <w:rPr>
+          <w:color w:val="FF3333"/>
+        </w:rPr>
+      </w:pPr>
+      <w:r>
+        <w:rPr>
+          <w:color w:val="FF3333"/>
+        </w:rPr>
+        <w:t xml:space="preserve">JSJ: Dette skyldes også at septimintervaller var forkert. Det vises med intervalnotation nu så indtil videre vil jeg betragte denne fejl som </w:t>
+      </w:r>
+      <w:r>
+        <w:rPr>
+          <w:color w:val="FF3333"/>
+          <w:sz w:val="28"/>
+          <w:szCs w:val="28"/>
+        </w:rPr>
+        <w:t>rettet.</w:t>
       </w:r>
     </w:p>
     <w:p>
@@ -1109,10 +1165,15 @@
     <w:p>
       <w:pPr>
         <w:pStyle w:val="Normal"/>
-        <w:rPr/>
-      </w:pPr>
-      <w:r>
-        <w:rPr/>
+        <w:rPr>
+          <w:color w:val="FF3333"/>
+        </w:rPr>
+      </w:pPr>
+      <w:r>
+        <w:rPr>
+          <w:color w:val="FF3333"/>
+        </w:rPr>
+        <w:t>JSJ: Vi må (senere) lægge en strategi for brugen af lille/stor bistemme. Måske kan man tillade sig altid at bruge stor bistemme?</w:t>
       </w:r>
     </w:p>
     <w:p>
@@ -3987,6 +4048,69 @@
       <w:rFonts w:cs="Wingdings"/>
     </w:rPr>
   </w:style>
+  <w:style w:type="character" w:styleId="ListLabel34">
+    <w:name w:val="ListLabel 34"/>
+    <w:qFormat/>
+    <w:rPr>
+      <w:rFonts w:cs="Symbol"/>
+    </w:rPr>
+  </w:style>
+  <w:style w:type="character" w:styleId="ListLabel35">
+    <w:name w:val="ListLabel 35"/>
+    <w:qFormat/>
+    <w:rPr>
+      <w:rFonts w:cs="Courier New"/>
+    </w:rPr>
+  </w:style>
+  <w:style w:type="character" w:styleId="ListLabel36">
+    <w:name w:val="ListLabel 36"/>
+    <w:qFormat/>
+    <w:rPr>
+      <w:rFonts w:cs="Wingdings"/>
+    </w:rPr>
+  </w:style>
+  <w:style w:type="character" w:styleId="ListLabel37">
+    <w:name w:val="ListLabel 37"/>
+    <w:qFormat/>
+    <w:rPr>
+      <w:rFonts w:cs="Symbol"/>
+    </w:rPr>
+  </w:style>
+  <w:style w:type="character" w:styleId="ListLabel38">
+    <w:name w:val="ListLabel 38"/>
+    <w:qFormat/>
+    <w:rPr>
+      <w:rFonts w:cs="Courier New"/>
+    </w:rPr>
+  </w:style>
+  <w:style w:type="character" w:styleId="ListLabel39">
+    <w:name w:val="ListLabel 39"/>
+    <w:qFormat/>
+    <w:rPr>
+      <w:rFonts w:cs="Wingdings"/>
+    </w:rPr>
+  </w:style>
+  <w:style w:type="character" w:styleId="ListLabel40">
+    <w:name w:val="ListLabel 40"/>
+    <w:qFormat/>
+    <w:rPr>
+      <w:rFonts w:cs="Symbol"/>
+    </w:rPr>
+  </w:style>
+  <w:style w:type="character" w:styleId="ListLabel41">
+    <w:name w:val="ListLabel 41"/>
+    <w:qFormat/>
+    <w:rPr>
+      <w:rFonts w:cs="Courier New"/>
+    </w:rPr>
+  </w:style>
+  <w:style w:type="character" w:styleId="ListLabel42">
+    <w:name w:val="ListLabel 42"/>
+    <w:qFormat/>
+    <w:rPr>
+      <w:rFonts w:cs="Wingdings"/>
+    </w:rPr>
+  </w:style>
   <w:style w:type="paragraph" w:styleId="Overskrift">
     <w:name w:val="Overskrift"/>
     <w:basedOn w:val="Normal"/>

--- a/Documentation/TEst reports/3.3/Test Ibos nodelæser 3 3 kommentarer Susanne.docx
+++ b/Documentation/TEst reports/3.3/Test Ibos nodelæser 3 3 kommentarer Susanne.docx
@@ -1016,19 +1016,7 @@
         <w:rPr>
           <w:color w:val="FF3333"/>
         </w:rPr>
-        <w:t xml:space="preserve">at den sidste bas-tone dis fjerdedel følges af ”D fjerdedel” det burde klart være intervallet fra bassens Dis op til tenorens h. </w:t>
-      </w:r>
-      <w:r>
-        <w:rPr>
-          <w:color w:val="FF3333"/>
-        </w:rPr>
-        <w:t>Det er nu fixet 2020.01.09, generelt var alle septimintervaller skrevet som (dot2 + dot4) i stedet for (dot2 + dot5)</w:t>
-      </w:r>
-      <w:r>
-        <w:rPr>
-          <w:color w:val="FF3333"/>
-        </w:rPr>
-        <w:t xml:space="preserve"> </w:t>
+        <w:t xml:space="preserve">at den sidste bas-tone dis fjerdedel følges af ”D fjerdedel” det burde klart være intervallet fra bassens Dis op til tenorens h. Det er nu fixet 2020.01.09, generelt var alle septimintervaller skrevet som (dot2 + dot4) i stedet for (dot2 + dot5) </w:t>
       </w:r>
     </w:p>
     <w:p>
@@ -1089,25 +1077,7 @@
         <w:rPr>
           <w:color w:val="FF3333"/>
         </w:rPr>
-        <w:t xml:space="preserve">at der </w:t>
-      </w:r>
-      <w:r>
-        <w:rPr>
-          <w:color w:val="FF3333"/>
-        </w:rPr>
-        <w:t>(i den nuværende notation)</w:t>
-      </w:r>
-      <w:r>
-        <w:rPr>
-          <w:color w:val="FF3333"/>
-        </w:rPr>
-        <w:t xml:space="preserve"> mangler </w:t>
-      </w:r>
-      <w:r>
-        <w:rPr>
-          <w:color w:val="FF3333"/>
-        </w:rPr>
-        <w:t>et skilletegn som afslutning på den første lille bistemme.</w:t>
+        <w:t>at der (i den nuværende notation) mangler et skilletegn som afslutning på den første lille bistemme.</w:t>
       </w:r>
     </w:p>
     <w:p>
@@ -1165,15 +1135,38 @@
     <w:p>
       <w:pPr>
         <w:pStyle w:val="Normal"/>
+        <w:rPr/>
+      </w:pPr>
+      <w:r>
         <w:rPr>
           <w:color w:val="FF3333"/>
         </w:rPr>
-      </w:pPr>
-      <w:r>
+        <w:t>JSJ: Vi må (senere) lægge en strategi for brugen af lille/stor bistemme. Måske kan man tillade sig altid at bruge stor bistemme?</w:t>
+      </w:r>
+    </w:p>
+    <w:p>
+      <w:pPr>
+        <w:pStyle w:val="Normal"/>
         <w:rPr>
           <w:color w:val="FF3333"/>
         </w:rPr>
-        <w:t>JSJ: Vi må (senere) lægge en strategi for brugen af lille/stor bistemme. Måske kan man tillade sig altid at bruge stor bistemme?</w:t>
+      </w:pPr>
+      <w:r>
+        <w:rPr/>
+      </w:r>
+      <w:r>
+        <w:br w:type="page"/>
+      </w:r>
+    </w:p>
+    <w:p>
+      <w:pPr>
+        <w:pStyle w:val="Normal"/>
+        <w:rPr>
+          <w:color w:val="FF3333"/>
+        </w:rPr>
+      </w:pPr>
+      <w:r>
+        <w:rPr/>
       </w:r>
     </w:p>
     <w:p>
@@ -1193,7 +1186,397 @@
       </w:pPr>
       <w:r>
         <w:rPr/>
-        <w:t xml:space="preserve">Væk med det første skilletegn, der er jo ikke noget at adskille på slag 1 inden for denne takt, Tværtimod forvirrer det og skaber tvivl om, hvor henne du er i taktslagene! Angiv i stedet straks noderne. 2 oktavk a en halv cis fjerdedel overbinding start lille bistemmetegn 5 oktavk cis en halv b fjerdedel overbinding start lille bistemmetegn tilføj 4 oktav gis fjerdedel overbinding stop (der skal altid oktavtegn efter skilletegn og bistemmetegnet uanset om det er stort eller lille)! Fis en halv skilletegn (korrekt angivet oktavtegn efter skilletegn og bistemmetegn) 3 oktav cis fjerdedel overbinding stop lille bistemmetegn 4 oktav b fjerdedel overbinding stop lille bistemmetegn 4 oktav eis ottendedel overbinding start eis ottendedel overbinding stop lille bistemmetegn 4 oktav a ottendedel b ottendedel ny takt </w:t>
+        <w:t>Væk med det første skilletegn, der er jo ikke noget at adskille på slag 1 inden for denne takt, Tværtimod forvirrer det og skaber tvivl om, hvor henne du er i taktslagene! Angiv i stedet straks noderne.</w:t>
+      </w:r>
+    </w:p>
+    <w:p>
+      <w:pPr>
+        <w:pStyle w:val="Normal"/>
+        <w:rPr/>
+      </w:pPr>
+      <w:r>
+        <w:rPr>
+          <w:color w:val="FF6600"/>
+        </w:rPr>
+        <w:t>J</w:t>
+      </w:r>
+      <w:r>
+        <w:rPr>
+          <w:color w:val="FF6600"/>
+        </w:rPr>
+        <w:t>SJ Slag 1-3:</w:t>
+      </w:r>
+    </w:p>
+    <w:p>
+      <w:pPr>
+        <w:pStyle w:val="Normal"/>
+        <w:rPr/>
+      </w:pPr>
+      <w:r>
+        <w:rPr>
+          <w:color w:val="FF6600"/>
+        </w:rPr>
+        <w:t>JSJ: B:</w:t>
+      </w:r>
+      <w:r>
+        <w:rPr/>
+        <w:t xml:space="preserve"> 2 oktavk a en halv cis fjerdedel overbinding start </w:t>
+      </w:r>
+    </w:p>
+    <w:p>
+      <w:pPr>
+        <w:pStyle w:val="Normal"/>
+        <w:rPr/>
+      </w:pPr>
+      <w:r>
+        <w:rPr>
+          <w:color w:val="FF6600"/>
+        </w:rPr>
+        <w:t xml:space="preserve">JSJ: T: </w:t>
+      </w:r>
+      <w:r>
+        <w:rPr/>
+        <w:t xml:space="preserve">lille bistemmetegn 5 oktavk cis en halv b fjerdedel overbinding start </w:t>
+      </w:r>
+    </w:p>
+    <w:p>
+      <w:pPr>
+        <w:pStyle w:val="Normal"/>
+        <w:rPr/>
+      </w:pPr>
+      <w:r>
+        <w:rPr>
+          <w:color w:val="FF6600"/>
+        </w:rPr>
+        <w:t xml:space="preserve">JSJ: A: </w:t>
+      </w:r>
+      <w:r>
+        <w:rPr/>
+        <w:t>lille bistemmetegn tilføj 4 oktav gis fjerdedel overbinding stop (der skal altid oktavtegn efter skilletegn og bistemmetegnet uanset om det er stort eller lille)! Fis en halv skilletegn (korrekt angivet oktavtegn efter skilletegn og bistemmetegn) 3 oktav</w:t>
+      </w:r>
+    </w:p>
+    <w:p>
+      <w:pPr>
+        <w:pStyle w:val="Normal"/>
+        <w:rPr>
+          <w:color w:val="FF6600"/>
+        </w:rPr>
+      </w:pPr>
+      <w:r>
+        <w:rPr/>
+      </w:r>
+    </w:p>
+    <w:p>
+      <w:pPr>
+        <w:pStyle w:val="Normal"/>
+        <w:rPr/>
+      </w:pPr>
+      <w:r>
+        <w:rPr>
+          <w:color w:val="FF6600"/>
+        </w:rPr>
+        <w:t>J</w:t>
+      </w:r>
+      <w:r>
+        <w:rPr>
+          <w:color w:val="FF6600"/>
+        </w:rPr>
+        <w:t>SJ: Slag 4:</w:t>
+      </w:r>
+    </w:p>
+    <w:p>
+      <w:pPr>
+        <w:pStyle w:val="Normal"/>
+        <w:rPr/>
+      </w:pPr>
+      <w:r>
+        <w:rPr>
+          <w:color w:val="FF6600"/>
+        </w:rPr>
+        <w:t>JSJ: B:</w:t>
+      </w:r>
+      <w:r>
+        <w:rPr/>
+        <w:t xml:space="preserve"> cis fjerdedel overbinding stop</w:t>
+      </w:r>
+    </w:p>
+    <w:p>
+      <w:pPr>
+        <w:pStyle w:val="Normal"/>
+        <w:rPr/>
+      </w:pPr>
+      <w:r>
+        <w:rPr>
+          <w:color w:val="FF6600"/>
+        </w:rPr>
+        <w:t>JSJ: T:</w:t>
+      </w:r>
+      <w:r>
+        <w:rPr>
+          <w:color w:val="FF6600"/>
+        </w:rPr>
+        <w:t xml:space="preserve"> </w:t>
+      </w:r>
+      <w:r>
+        <w:rPr/>
+        <w:t xml:space="preserve">lille bistemmetegn 4 oktav b fjerdedel overbinding stop </w:t>
+      </w:r>
+    </w:p>
+    <w:p>
+      <w:pPr>
+        <w:pStyle w:val="Normal"/>
+        <w:rPr/>
+      </w:pPr>
+      <w:r>
+        <w:rPr>
+          <w:color w:val="FF6600"/>
+        </w:rPr>
+        <w:t>JSJ: A:</w:t>
+      </w:r>
+      <w:r>
+        <w:rPr/>
+        <w:t xml:space="preserve"> </w:t>
+      </w:r>
+      <w:r>
+        <w:rPr/>
+        <w:t>lille bistemmetegn 4 oktav eis ottendedel overbinding start eis ottendedel overbinding stop</w:t>
+      </w:r>
+    </w:p>
+    <w:p>
+      <w:pPr>
+        <w:pStyle w:val="Normal"/>
+        <w:rPr/>
+      </w:pPr>
+      <w:r>
+        <w:rPr>
+          <w:color w:val="FF6600"/>
+        </w:rPr>
+        <w:t>JSJ: S:</w:t>
+      </w:r>
+      <w:r>
+        <w:rPr/>
+        <w:t xml:space="preserve"> lille bistemmetegn 4 oktav a ottendedel b ottendedel ny takt </w:t>
+      </w:r>
+    </w:p>
+    <w:p>
+      <w:pPr>
+        <w:pStyle w:val="Normal"/>
+        <w:rPr>
+          <w:color w:val="FF0000"/>
+        </w:rPr>
+      </w:pPr>
+      <w:r>
+        <w:rPr>
+          <w:color w:val="FF0000"/>
+        </w:rPr>
+        <w:t>JSJ: Jeg antager at ovenstående 8 linier omhandler TUTTI filen, for BT kan jo klares med intervalnotation.</w:t>
+      </w:r>
+    </w:p>
+    <w:p>
+      <w:pPr>
+        <w:pStyle w:val="Normal"/>
+        <w:rPr>
+          <w:color w:val="FF0000"/>
+        </w:rPr>
+      </w:pPr>
+      <w:r>
+        <w:rPr>
+          <w:color w:val="FF0000"/>
+        </w:rPr>
+        <w:t>Takt  4: Der står osse etMeasureDivision tegn umiddelbart inden ”E halvnode” på toslaget i bassen.</w:t>
+      </w:r>
+    </w:p>
+    <w:p>
+      <w:pPr>
+        <w:pStyle w:val="Normal"/>
+        <w:rPr>
+          <w:color w:val="FF0000"/>
+        </w:rPr>
+      </w:pPr>
+      <w:r>
+        <w:rPr>
+          <w:color w:val="FF0000"/>
+          <w:sz w:val="28"/>
+          <w:szCs w:val="28"/>
+        </w:rPr>
+        <w:t xml:space="preserve">Det er en fejl </w:t>
+      </w:r>
+      <w:r>
+        <w:rPr>
+          <w:color w:val="FF0000"/>
+        </w:rPr>
+        <w:t>(i følge dét som Susanne ellers siger. Se nedenfor (nu om takt 5):</w:t>
+      </w:r>
+    </w:p>
+    <w:p>
+      <w:pPr>
+        <w:pStyle w:val="Normal"/>
+        <w:rPr>
+          <w:color w:val="FF0000"/>
+        </w:rPr>
+      </w:pPr>
+      <w:r>
+        <w:rPr>
+          <w:color w:val="FF0000"/>
+          <w:sz w:val="28"/>
+          <w:szCs w:val="28"/>
+        </w:rPr>
+        <w:t xml:space="preserve">Det er en fejl </w:t>
+      </w:r>
+      <w:r>
+        <w:rPr>
+          <w:color w:val="FF0000"/>
+        </w:rPr>
+        <w:t>at takt 5 indledes med MeasureDivision tegn.</w:t>
+      </w:r>
+    </w:p>
+    <w:p>
+      <w:pPr>
+        <w:pStyle w:val="Normal"/>
+        <w:rPr>
+          <w:color w:val="FF0000"/>
+        </w:rPr>
+      </w:pPr>
+      <w:r>
+        <w:rPr>
+          <w:color w:val="FF0000"/>
+        </w:rPr>
+        <w:t xml:space="preserve">Det er en (formodentlig generel) fejl at der mangler ”legato slut” </w:t>
+      </w:r>
+    </w:p>
+    <w:p>
+      <w:pPr>
+        <w:pStyle w:val="Normal"/>
+        <w:rPr>
+          <w:color w:val="FF0000"/>
+        </w:rPr>
+      </w:pPr>
+      <w:r>
+        <w:rPr>
+          <w:color w:val="FF0000"/>
+        </w:rPr>
+        <w:t>Jeg kan ikke helt følge SN’s ovenstående, men konkluder følgende ud fra dét som 3.4 genererer:</w:t>
+      </w:r>
+    </w:p>
+    <w:p>
+      <w:pPr>
+        <w:pStyle w:val="Normal"/>
+        <w:rPr>
+          <w:color w:val="FF0000"/>
+        </w:rPr>
+      </w:pPr>
+      <w:r>
+        <w:rPr>
+          <w:color w:val="FF6600"/>
+          <w:sz w:val="28"/>
+          <w:szCs w:val="28"/>
+        </w:rPr>
+        <w:t xml:space="preserve">Det er en fejl </w:t>
+      </w:r>
+      <w:r>
+        <w:rPr>
+          <w:color w:val="FF0000"/>
+        </w:rPr>
+        <w:t>at  legato slut mangler</w:t>
+      </w:r>
+    </w:p>
+    <w:p>
+      <w:pPr>
+        <w:pStyle w:val="Normal"/>
+        <w:rPr>
+          <w:color w:val="FF0000"/>
+        </w:rPr>
+      </w:pPr>
+      <w:r>
+        <w:rPr>
+          <w:color w:val="FF6600"/>
+        </w:rPr>
+        <w:t>Det er en fejl</w:t>
+      </w:r>
+      <w:r>
+        <w:rPr>
+          <w:color w:val="FF0000"/>
+        </w:rPr>
+        <w:t xml:space="preserve"> at ”MeasureDivision” tegn sættes ved starten og ikke sættes ved slut.</w:t>
+      </w:r>
+    </w:p>
+    <w:p>
+      <w:pPr>
+        <w:pStyle w:val="Normal"/>
+        <w:rPr>
+          <w:color w:val="FF0000"/>
+        </w:rPr>
+      </w:pPr>
+      <w:r>
+        <w:rPr>
+          <w:color w:val="FF0000"/>
+        </w:rPr>
+        <w:t>Det er mindre hensigsmæssigt at takt 5 opdeles i 2 stumper lille bistemme:</w:t>
+      </w:r>
+    </w:p>
+    <w:p>
+      <w:pPr>
+        <w:pStyle w:val="Normal"/>
+        <w:rPr>
+          <w:color w:val="FF0000"/>
+        </w:rPr>
+      </w:pPr>
+      <w:r>
+        <w:rPr>
+          <w:color w:val="FF0000"/>
+        </w:rPr>
+        <w:t>De første 3 slag / det sidste. Det var bedre at bruge stor bistemme.</w:t>
+      </w:r>
+    </w:p>
+    <w:p>
+      <w:pPr>
+        <w:pStyle w:val="Normal"/>
+        <w:rPr>
+          <w:color w:val="FF0000"/>
+        </w:rPr>
+      </w:pPr>
+      <w:r>
+        <w:rPr>
+          <w:color w:val="FF0000"/>
+        </w:rPr>
+      </w:r>
+    </w:p>
+    <w:p>
+      <w:pPr>
+        <w:pStyle w:val="Normal"/>
+        <w:rPr>
+          <w:color w:val="FF0000"/>
+        </w:rPr>
+      </w:pPr>
+      <w:r>
+        <w:rPr>
+          <w:color w:val="FF0000"/>
+        </w:rPr>
+      </w:r>
+      <w:r>
+        <w:br w:type="page"/>
+      </w:r>
+    </w:p>
+    <w:p>
+      <w:pPr>
+        <w:pStyle w:val="Normal"/>
+        <w:rPr>
+          <w:color w:val="FF0000"/>
+        </w:rPr>
+      </w:pPr>
+      <w:r>
+        <w:rPr>
+          <w:color w:val="FF0000"/>
+        </w:rPr>
+      </w:r>
+    </w:p>
+    <w:p>
+      <w:pPr>
+        <w:pStyle w:val="Normal"/>
+        <w:rPr/>
+      </w:pPr>
+      <w:r>
+        <w:rPr/>
       </w:r>
     </w:p>
     <w:p>
@@ -4111,6 +4494,69 @@
       <w:rFonts w:cs="Wingdings"/>
     </w:rPr>
   </w:style>
+  <w:style w:type="character" w:styleId="ListLabel43">
+    <w:name w:val="ListLabel 43"/>
+    <w:qFormat/>
+    <w:rPr>
+      <w:rFonts w:cs="Symbol"/>
+    </w:rPr>
+  </w:style>
+  <w:style w:type="character" w:styleId="ListLabel44">
+    <w:name w:val="ListLabel 44"/>
+    <w:qFormat/>
+    <w:rPr>
+      <w:rFonts w:cs="Courier New"/>
+    </w:rPr>
+  </w:style>
+  <w:style w:type="character" w:styleId="ListLabel45">
+    <w:name w:val="ListLabel 45"/>
+    <w:qFormat/>
+    <w:rPr>
+      <w:rFonts w:cs="Wingdings"/>
+    </w:rPr>
+  </w:style>
+  <w:style w:type="character" w:styleId="ListLabel46">
+    <w:name w:val="ListLabel 46"/>
+    <w:qFormat/>
+    <w:rPr>
+      <w:rFonts w:cs="Symbol"/>
+    </w:rPr>
+  </w:style>
+  <w:style w:type="character" w:styleId="ListLabel47">
+    <w:name w:val="ListLabel 47"/>
+    <w:qFormat/>
+    <w:rPr>
+      <w:rFonts w:cs="Courier New"/>
+    </w:rPr>
+  </w:style>
+  <w:style w:type="character" w:styleId="ListLabel48">
+    <w:name w:val="ListLabel 48"/>
+    <w:qFormat/>
+    <w:rPr>
+      <w:rFonts w:cs="Wingdings"/>
+    </w:rPr>
+  </w:style>
+  <w:style w:type="character" w:styleId="ListLabel49">
+    <w:name w:val="ListLabel 49"/>
+    <w:qFormat/>
+    <w:rPr>
+      <w:rFonts w:cs="Symbol"/>
+    </w:rPr>
+  </w:style>
+  <w:style w:type="character" w:styleId="ListLabel50">
+    <w:name w:val="ListLabel 50"/>
+    <w:qFormat/>
+    <w:rPr>
+      <w:rFonts w:cs="Courier New"/>
+    </w:rPr>
+  </w:style>
+  <w:style w:type="character" w:styleId="ListLabel51">
+    <w:name w:val="ListLabel 51"/>
+    <w:qFormat/>
+    <w:rPr>
+      <w:rFonts w:cs="Wingdings"/>
+    </w:rPr>
+  </w:style>
   <w:style w:type="paragraph" w:styleId="Overskrift">
     <w:name w:val="Overskrift"/>
     <w:basedOn w:val="Normal"/>

--- a/Documentation/TEst reports/3.3/Test Ibos nodelæser 3 3 kommentarer Susanne.docx
+++ b/Documentation/TEst reports/3.3/Test Ibos nodelæser 3 3 kommentarer Susanne.docx
@@ -1152,7 +1152,9 @@
         </w:rPr>
       </w:pPr>
       <w:r>
-        <w:rPr/>
+        <w:rPr>
+          <w:color w:val="FF3333"/>
+        </w:rPr>
       </w:r>
       <w:r>
         <w:br w:type="page"/>
@@ -1166,7 +1168,9 @@
         </w:rPr>
       </w:pPr>
       <w:r>
-        <w:rPr/>
+        <w:rPr>
+          <w:color w:val="FF3333"/>
+        </w:rPr>
       </w:r>
     </w:p>
     <w:p>
@@ -1198,13 +1202,23 @@
         <w:rPr>
           <w:color w:val="FF6600"/>
         </w:rPr>
-        <w:t>J</w:t>
-      </w:r>
+        <w:t>JSJ Slag 1-3:</w:t>
+      </w:r>
+    </w:p>
+    <w:p>
+      <w:pPr>
+        <w:pStyle w:val="Normal"/>
+        <w:rPr/>
+      </w:pPr>
       <w:r>
         <w:rPr>
           <w:color w:val="FF6600"/>
         </w:rPr>
-        <w:t>SJ Slag 1-3:</w:t>
+        <w:t>JSJ: B:</w:t>
+      </w:r>
+      <w:r>
+        <w:rPr/>
+        <w:t xml:space="preserve"> 2 oktavk a en halv cis fjerdedel overbinding start </w:t>
       </w:r>
     </w:p>
     <w:p>
@@ -1216,11 +1230,68 @@
         <w:rPr>
           <w:color w:val="FF6600"/>
         </w:rPr>
+        <w:t xml:space="preserve">JSJ: T: </w:t>
+      </w:r>
+      <w:r>
+        <w:rPr/>
+        <w:t xml:space="preserve">lille bistemmetegn 5 oktavk cis en halv b fjerdedel overbinding start </w:t>
+      </w:r>
+    </w:p>
+    <w:p>
+      <w:pPr>
+        <w:pStyle w:val="Normal"/>
+        <w:rPr/>
+      </w:pPr>
+      <w:r>
+        <w:rPr>
+          <w:color w:val="FF6600"/>
+        </w:rPr>
+        <w:t xml:space="preserve">JSJ: A: </w:t>
+      </w:r>
+      <w:r>
+        <w:rPr/>
+        <w:t>lille bistemmetegn tilføj 4 oktav gis fjerdedel overbinding stop (der skal altid oktavtegn efter skilletegn og bistemmetegnet uanset om det er stort eller lille)! Fis en halv skilletegn (korrekt angivet oktavtegn efter skilletegn og bistemmetegn) 3 oktav</w:t>
+      </w:r>
+    </w:p>
+    <w:p>
+      <w:pPr>
+        <w:pStyle w:val="Normal"/>
+        <w:rPr>
+          <w:color w:val="FF6600"/>
+        </w:rPr>
+      </w:pPr>
+      <w:r>
+        <w:rPr>
+          <w:color w:val="FF6600"/>
+        </w:rPr>
+      </w:r>
+    </w:p>
+    <w:p>
+      <w:pPr>
+        <w:pStyle w:val="Normal"/>
+        <w:rPr/>
+      </w:pPr>
+      <w:r>
+        <w:rPr>
+          <w:color w:val="FF6600"/>
+        </w:rPr>
+        <w:t>JSJ: Slag 4:</w:t>
+      </w:r>
+    </w:p>
+    <w:p>
+      <w:pPr>
+        <w:pStyle w:val="Normal"/>
+        <w:rPr/>
+      </w:pPr>
+      <w:r>
+        <w:rPr>
+          <w:color w:val="FF6600"/>
+        </w:rPr>
         <w:t>JSJ: B:</w:t>
       </w:r>
       <w:r>
         <w:rPr/>
-        <w:t xml:space="preserve"> 2 oktavk a en halv cis fjerdedel overbinding start </w:t>
+        <w:t xml:space="preserve"> cis fjerdedel overbinding stop</w:t>
       </w:r>
     </w:p>
     <w:p>
@@ -1236,7 +1307,7 @@
       </w:r>
       <w:r>
         <w:rPr/>
-        <w:t xml:space="preserve">lille bistemmetegn 5 oktavk cis en halv b fjerdedel overbinding start </w:t>
+        <w:t xml:space="preserve">lille bistemmetegn 4 oktav b fjerdedel overbinding stop </w:t>
       </w:r>
     </w:p>
     <w:p>
@@ -1248,98 +1319,11 @@
         <w:rPr>
           <w:color w:val="FF6600"/>
         </w:rPr>
-        <w:t xml:space="preserve">JSJ: A: </w:t>
-      </w:r>
-      <w:r>
-        <w:rPr/>
-        <w:t>lille bistemmetegn tilføj 4 oktav gis fjerdedel overbinding stop (der skal altid oktavtegn efter skilletegn og bistemmetegnet uanset om det er stort eller lille)! Fis en halv skilletegn (korrekt angivet oktavtegn efter skilletegn og bistemmetegn) 3 oktav</w:t>
-      </w:r>
-    </w:p>
-    <w:p>
-      <w:pPr>
-        <w:pStyle w:val="Normal"/>
-        <w:rPr>
-          <w:color w:val="FF6600"/>
-        </w:rPr>
-      </w:pPr>
-      <w:r>
-        <w:rPr/>
-      </w:r>
-    </w:p>
-    <w:p>
-      <w:pPr>
-        <w:pStyle w:val="Normal"/>
-        <w:rPr/>
-      </w:pPr>
-      <w:r>
-        <w:rPr>
-          <w:color w:val="FF6600"/>
-        </w:rPr>
-        <w:t>J</w:t>
-      </w:r>
-      <w:r>
-        <w:rPr>
-          <w:color w:val="FF6600"/>
-        </w:rPr>
-        <w:t>SJ: Slag 4:</w:t>
-      </w:r>
-    </w:p>
-    <w:p>
-      <w:pPr>
-        <w:pStyle w:val="Normal"/>
-        <w:rPr/>
-      </w:pPr>
-      <w:r>
-        <w:rPr>
-          <w:color w:val="FF6600"/>
-        </w:rPr>
-        <w:t>JSJ: B:</w:t>
-      </w:r>
-      <w:r>
-        <w:rPr/>
-        <w:t xml:space="preserve"> cis fjerdedel overbinding stop</w:t>
-      </w:r>
-    </w:p>
-    <w:p>
-      <w:pPr>
-        <w:pStyle w:val="Normal"/>
-        <w:rPr/>
-      </w:pPr>
-      <w:r>
-        <w:rPr>
-          <w:color w:val="FF6600"/>
-        </w:rPr>
-        <w:t>JSJ: T:</w:t>
-      </w:r>
-      <w:r>
-        <w:rPr>
-          <w:color w:val="FF6600"/>
-        </w:rPr>
-        <w:t xml:space="preserve"> </w:t>
-      </w:r>
-      <w:r>
-        <w:rPr/>
-        <w:t xml:space="preserve">lille bistemmetegn 4 oktav b fjerdedel overbinding stop </w:t>
-      </w:r>
-    </w:p>
-    <w:p>
-      <w:pPr>
-        <w:pStyle w:val="Normal"/>
-        <w:rPr/>
-      </w:pPr>
-      <w:r>
-        <w:rPr>
-          <w:color w:val="FF6600"/>
-        </w:rPr>
         <w:t>JSJ: A:</w:t>
       </w:r>
       <w:r>
         <w:rPr/>
-        <w:t xml:space="preserve"> </w:t>
-      </w:r>
-      <w:r>
-        <w:rPr/>
-        <w:t>lille bistemmetegn 4 oktav eis ottendedel overbinding start eis ottendedel overbinding stop</w:t>
+        <w:t xml:space="preserve"> lille bistemmetegn 4 oktav eis ottendedel overbinding start eis ottendedel overbinding stop</w:t>
       </w:r>
     </w:p>
     <w:p>
@@ -1620,11 +1604,117 @@
     <w:p>
       <w:pPr>
         <w:pStyle w:val="Normal"/>
-        <w:rPr/>
-      </w:pPr>
-      <w:r>
-        <w:rPr/>
-        <w:t xml:space="preserve">Skilletegn 3 oktav fis fjerdedel gis fjerdedel lille bistemme 4 oktavk a fjerdedel b fjerdedel lille bistemme 4 oktav gis fjerdedel fis fjerdedel lille bistemme 5 oktavk cis punkteret fjerdedel b ottendedel 3 oktav a fjerdedel a ottendedel med 5 oktav terts 5 oktav terts skilletegn ais fjerdedel lille bistemme 5 oktavk cis fjerdedel lille bistemme opløsning 4 oktav g lille bistemme 5 oktav d ottendedel bindebue cis ottendedel bindebue </w:t>
+        <w:rPr>
+          <w:color w:val="800000"/>
+        </w:rPr>
+      </w:pPr>
+      <w:r>
+        <w:rPr>
+          <w:color w:val="800000"/>
+        </w:rPr>
+        <w:t>JSJ: Slag 1-2</w:t>
+      </w:r>
+    </w:p>
+    <w:p>
+      <w:pPr>
+        <w:pStyle w:val="Normal"/>
+        <w:rPr/>
+      </w:pPr>
+      <w:r>
+        <w:rPr>
+          <w:color w:val="800000"/>
+        </w:rPr>
+        <w:t>JSJ: B:</w:t>
+      </w:r>
+      <w:r>
+        <w:rPr/>
+        <w:t xml:space="preserve"> </w:t>
+      </w:r>
+      <w:r>
+        <w:rPr/>
+        <w:t xml:space="preserve">Skilletegn 3 oktav fis fjerdedel gis fjerdedel </w:t>
+      </w:r>
+    </w:p>
+    <w:p>
+      <w:pPr>
+        <w:pStyle w:val="Normal"/>
+        <w:rPr/>
+      </w:pPr>
+      <w:r>
+        <w:rPr>
+          <w:color w:val="800000"/>
+        </w:rPr>
+        <w:t>JSJ: T:</w:t>
+      </w:r>
+      <w:r>
+        <w:rPr/>
+        <w:t xml:space="preserve"> </w:t>
+      </w:r>
+      <w:r>
+        <w:rPr/>
+        <w:t>lille bistemme 4 oktavk a fjerdedel b fjerdedel</w:t>
+      </w:r>
+    </w:p>
+    <w:p>
+      <w:pPr>
+        <w:pStyle w:val="Normal"/>
+        <w:rPr/>
+      </w:pPr>
+      <w:r>
+        <w:rPr>
+          <w:color w:val="800000"/>
+        </w:rPr>
+        <w:t>JSJ: A:</w:t>
+      </w:r>
+      <w:r>
+        <w:rPr/>
+        <w:t xml:space="preserve"> </w:t>
+      </w:r>
+      <w:r>
+        <w:rPr/>
+        <w:t xml:space="preserve"> lille bistemme 4 oktav gis fjerdedel fis fjerdedel</w:t>
+      </w:r>
+    </w:p>
+    <w:p>
+      <w:pPr>
+        <w:pStyle w:val="Normal"/>
+        <w:rPr/>
+      </w:pPr>
+      <w:r>
+        <w:rPr/>
+        <w:t xml:space="preserve">JSJ: S: </w:t>
+      </w:r>
+      <w:r>
+        <w:rPr/>
+        <w:t xml:space="preserve"> lille bistemme 5 oktavk cis punkteret fjerdedel b ottendedel</w:t>
+      </w:r>
+    </w:p>
+    <w:p>
+      <w:pPr>
+        <w:pStyle w:val="Normal"/>
+        <w:rPr>
+          <w:color w:val="800000"/>
+        </w:rPr>
+      </w:pPr>
+      <w:r>
+        <w:rPr>
+          <w:color w:val="800000"/>
+        </w:rPr>
+        <w:t>JSJ: Her mangler tydeligvis et skilletegn ! Slag 3-4:</w:t>
+      </w:r>
+    </w:p>
+    <w:p>
+      <w:pPr>
+        <w:pStyle w:val="Normal"/>
+        <w:rPr/>
+      </w:pPr>
+      <w:r>
+        <w:rPr/>
+        <w:t>JSJ: B:</w:t>
+      </w:r>
+      <w:r>
+        <w:rPr/>
+        <w:t xml:space="preserve"> 3 oktav a fjerdedel a ottendedel med 5 oktav terts 5 oktav terts skilletegn ais fjerdedel lille bistemme 5 oktavk cis fjerdedel lille bistemme opløsning 4 oktav g lille bistemme 5 oktav d ottendedel bindebue cis ottendedel bindebue </w:t>
       </w:r>
     </w:p>
     <w:p>
@@ -1649,6 +1739,215 @@
     <w:p>
       <w:pPr>
         <w:pStyle w:val="Normal"/>
+        <w:rPr>
+          <w:color w:val="800000"/>
+        </w:rPr>
+      </w:pPr>
+      <w:r>
+        <w:rPr>
+          <w:color w:val="800000"/>
+        </w:rPr>
+        <w:t xml:space="preserve">JSJ: Det skyldes en kombination af 3 ting: </w:t>
+      </w:r>
+    </w:p>
+    <w:p>
+      <w:pPr>
+        <w:pStyle w:val="Normal"/>
+        <w:rPr>
+          <w:color w:val="800000"/>
+        </w:rPr>
+      </w:pPr>
+      <w:r>
+        <w:rPr>
+          <w:color w:val="800000"/>
+        </w:rPr>
+        <w:t>1: Tenoren er noteret en oktav for højt, derfor er tenorens cis højere end altens gis.</w:t>
+      </w:r>
+    </w:p>
+    <w:p>
+      <w:pPr>
+        <w:pStyle w:val="Normal"/>
+        <w:rPr>
+          <w:color w:val="800000"/>
+        </w:rPr>
+      </w:pPr>
+      <w:r>
+        <w:rPr>
+          <w:color w:val="800000"/>
+        </w:rPr>
+        <w:t>2: I intervalnotationen ordnes intervallerne pt efter frekvens, ikke (som de burde) efter stemme. Derfor ombyttes stemmerne ved stemmekryds. Så programmet forsøger at skrive:</w:t>
+      </w:r>
+    </w:p>
+    <w:p>
+      <w:pPr>
+        <w:pStyle w:val="Normal"/>
+        <w:rPr>
+          <w:color w:val="800000"/>
+        </w:rPr>
+      </w:pPr>
+      <w:r>
+        <w:rPr>
+          <w:color w:val="800000"/>
+        </w:rPr>
+        <w:t xml:space="preserve"> </w:t>
+      </w:r>
+      <w:r>
+        <w:rPr>
+          <w:color w:val="800000"/>
+        </w:rPr>
+        <w:t>A</w:t>
+      </w:r>
+      <w:r>
+        <w:rPr>
+          <w:color w:val="800000"/>
+        </w:rPr>
+        <w:t xml:space="preserve"> fjerdede</w:t>
+      </w:r>
+      <w:r>
+        <w:rPr>
+          <w:color w:val="800000"/>
+        </w:rPr>
+        <w:t>l</w:t>
+      </w:r>
+      <w:r>
+        <w:rPr>
+          <w:color w:val="800000"/>
+        </w:rPr>
+        <w:t xml:space="preserve">, </w:t>
+      </w:r>
+      <w:r>
+        <w:rPr>
+          <w:color w:val="800000"/>
+        </w:rPr>
+        <w:t>septim (altens)</w:t>
+      </w:r>
+      <w:r>
+        <w:rPr>
+          <w:color w:val="800000"/>
+        </w:rPr>
+        <w:t xml:space="preserve"> , </w:t>
+      </w:r>
+      <w:r>
+        <w:rPr>
+          <w:color w:val="800000"/>
+        </w:rPr>
+        <w:t>terts (tenorens), terts (sopranens)</w:t>
+      </w:r>
+    </w:p>
+    <w:p>
+      <w:pPr>
+        <w:pStyle w:val="Normal"/>
+        <w:rPr>
+          <w:color w:val="800000"/>
+        </w:rPr>
+      </w:pPr>
+      <w:r>
+        <w:rPr>
+          <w:color w:val="800000"/>
+        </w:rPr>
+        <w:t>3: Septim skrives som omtalt i 3.3 fejlagtigt som (dot2 + dot4) = en ottendedelsnode.</w:t>
+      </w:r>
+    </w:p>
+    <w:p>
+      <w:pPr>
+        <w:pStyle w:val="Normal"/>
+        <w:rPr>
+          <w:color w:val="800000"/>
+        </w:rPr>
+      </w:pPr>
+      <w:r>
+        <w:rPr>
+          <w:color w:val="800000"/>
+        </w:rPr>
+        <w:t>Der er noget, der ikke stemmer helt her, for dot2+dot4 er ikke a.</w:t>
+      </w:r>
+    </w:p>
+    <w:p>
+      <w:pPr>
+        <w:pStyle w:val="Normal"/>
+        <w:rPr>
+          <w:color w:val="800000"/>
+        </w:rPr>
+      </w:pPr>
+      <w:r>
+        <w:rPr>
+          <w:color w:val="800000"/>
+        </w:rPr>
+        <w:t xml:space="preserve">Under alle omstændigheder viser 3.4 </w:t>
+      </w:r>
+    </w:p>
+    <w:p>
+      <w:pPr>
+        <w:pStyle w:val="Normal"/>
+        <w:rPr>
+          <w:color w:val="800000"/>
+        </w:rPr>
+      </w:pPr>
+      <w:r>
+        <w:rPr>
+          <w:color w:val="800000"/>
+        </w:rPr>
+        <w:t>a fjerdedel + septim + terts + terts</w:t>
+      </w:r>
+    </w:p>
+    <w:p>
+      <w:pPr>
+        <w:pStyle w:val="Normal"/>
+        <w:rPr>
+          <w:color w:val="800000"/>
+        </w:rPr>
+      </w:pPr>
+      <w:r>
+        <w:rPr>
+          <w:color w:val="800000"/>
+        </w:rPr>
+      </w:r>
+    </w:p>
+    <w:p>
+      <w:pPr>
+        <w:pStyle w:val="Normal"/>
+        <w:rPr>
+          <w:color w:val="800000"/>
+        </w:rPr>
+      </w:pPr>
+      <w:r>
+        <w:rPr>
+          <w:color w:val="800000"/>
+        </w:rPr>
+        <w:t>hvilket er korrekt bortset fra at man kan diskutere rækkefølgen af intervallerne.</w:t>
+      </w:r>
+    </w:p>
+    <w:p>
+      <w:pPr>
+        <w:pStyle w:val="Normal"/>
+        <w:rPr>
+          <w:color w:val="800000"/>
+        </w:rPr>
+      </w:pPr>
+      <w:r>
+        <w:rPr>
+          <w:color w:val="800000"/>
+        </w:rPr>
+        <w:t>Og selvfølgelig bured takt 6 skrives som stor bistemme i stedet for dette miskmask af</w:t>
+      </w:r>
+    </w:p>
+    <w:p>
+      <w:pPr>
+        <w:pStyle w:val="Normal"/>
+        <w:rPr>
+          <w:color w:val="800000"/>
+        </w:rPr>
+      </w:pPr>
+      <w:r>
+        <w:rPr>
+          <w:color w:val="800000"/>
+        </w:rPr>
+        <w:t>lille bistemme i slag 1+2 + intervalnotation i slag 3  + lille bistemme i slag 4</w:t>
+      </w:r>
+    </w:p>
+    <w:p>
+      <w:pPr>
+        <w:pStyle w:val="Normal"/>
         <w:rPr/>
       </w:pPr>
       <w:r>
@@ -1672,26 +1971,83 @@
       </w:pPr>
       <w:r>
         <w:rPr/>
-        <w:t xml:space="preserve">Sopran og alt: 5 oktav punkteret cis fjerdedel b ottendedel cis fjerdedel d ottendedel legato stop cis ottendedel legato stop stor bistemme 4 oktav gis fjerdedel fis fjerdedel gis fjerdedel opløsning g fjerdedel ny takt </w:t>
-      </w:r>
-    </w:p>
-    <w:p>
-      <w:pPr>
-        <w:pStyle w:val="Normal"/>
-        <w:rPr/>
-      </w:pPr>
-      <w:r>
-        <w:rPr/>
-      </w:r>
-    </w:p>
-    <w:p>
-      <w:pPr>
-        <w:pStyle w:val="Normal"/>
-        <w:rPr/>
-      </w:pPr>
-      <w:r>
-        <w:rPr/>
-        <w:t xml:space="preserve">Bas og tenor: 3 oktav fis fjerdedel med 4 oktav terts gis fjerdedel med 4 oktav terts a fjerdedel med 5 oktav terts ais fjerdedel med 5 oktav terts ny takt </w:t>
+        <w:t xml:space="preserve">Sopran og alt: </w:t>
+      </w:r>
+    </w:p>
+    <w:p>
+      <w:pPr>
+        <w:pStyle w:val="Normal"/>
+        <w:rPr/>
+      </w:pPr>
+      <w:r>
+        <w:rPr>
+          <w:color w:val="800000"/>
+        </w:rPr>
+        <w:t>JSJ: S:</w:t>
+      </w:r>
+      <w:r>
+        <w:rPr/>
+        <w:t xml:space="preserve"> </w:t>
+      </w:r>
+      <w:r>
+        <w:rPr/>
+        <w:t xml:space="preserve">5 oktav punkteret cis fjerdedel b ottendedel cis fjerdedel d ottendedel legato stop cis ottendedel legato stop </w:t>
+      </w:r>
+    </w:p>
+    <w:p>
+      <w:pPr>
+        <w:pStyle w:val="Normal"/>
+        <w:rPr/>
+      </w:pPr>
+      <w:r>
+        <w:rPr>
+          <w:color w:val="800000"/>
+        </w:rPr>
+        <w:t xml:space="preserve">JSJ: A: </w:t>
+      </w:r>
+      <w:r>
+        <w:rPr/>
+        <w:t xml:space="preserve">stor bistemme 4 oktav gis fjerdedel fis fjerdedel gis fjerdedel opløsning g fjerdedel ny takt </w:t>
+      </w:r>
+    </w:p>
+    <w:p>
+      <w:pPr>
+        <w:pStyle w:val="Normal"/>
+        <w:rPr/>
+      </w:pPr>
+      <w:r>
+        <w:rPr/>
+        <w:t>Bas og tenor:</w:t>
+      </w:r>
+    </w:p>
+    <w:p>
+      <w:pPr>
+        <w:pStyle w:val="Normal"/>
+        <w:rPr/>
+      </w:pPr>
+      <w:r>
+        <w:rPr>
+          <w:color w:val="FF6600"/>
+        </w:rPr>
+        <w:t>JSJ: B+T:</w:t>
+      </w:r>
+      <w:r>
+        <w:rPr/>
+        <w:t xml:space="preserve"> 3 oktav fis fjerdedel med 4 oktav terts gis fjerdedel med 4 oktav terts a fjerdedel med 5 oktav terts ais fjerdedel med 5 oktav terts ny takt </w:t>
+      </w:r>
+    </w:p>
+    <w:p>
+      <w:pPr>
+        <w:pStyle w:val="Normal"/>
+        <w:rPr>
+          <w:color w:val="FF6600"/>
+        </w:rPr>
+      </w:pPr>
+      <w:r>
+        <w:rPr>
+          <w:color w:val="FF6600"/>
+        </w:rPr>
+        <w:t>JSJ: Helt enig, hvis vi taler om separate SA + BT, men hvis vi taler TUTTI er man vel nødt til at anvende stor bistemme gennemgående ?</w:t>
       </w:r>
     </w:p>
     <w:p>
@@ -1720,16 +2076,201 @@
       </w:pPr>
       <w:r>
         <w:rPr/>
-        <w:t xml:space="preserve">Ingen skilletegn i starten af takten 3 oktav fis fjerdedel gis fjerdedel lille bistemme 4 oktav a fjerdedel b fjerdedel lille bistemme 4 oktav gis fjerdedel fis fjerdedel lille bistemme 5 oktav punkteret cis fjerdedel b ottendedel skilletegn 3 oktav a fjerdedel 5 oktav terts 4 oktav septim 5 oktav terts skilletegn 3 oktav ais fjerdedel lille bistemme 5 oktav cis fjerdedel lille bistemme 4 oktav g fjerdedel lille bistemme 5 oktav d ottendedel legato stop cis ottendedel legato stop ny takt </w:t>
-      </w:r>
-    </w:p>
-    <w:p>
-      <w:pPr>
-        <w:pStyle w:val="Normal"/>
-        <w:rPr/>
-      </w:pPr>
-      <w:r>
-        <w:rPr/>
+        <w:t>Ingen skilletegn i starten af takten</w:t>
+      </w:r>
+    </w:p>
+    <w:p>
+      <w:pPr>
+        <w:pStyle w:val="Normal"/>
+        <w:rPr>
+          <w:color w:val="FF6600"/>
+        </w:rPr>
+      </w:pPr>
+      <w:r>
+        <w:rPr>
+          <w:color w:val="FF6600"/>
+        </w:rPr>
+        <w:t>JSJ: Slag 1-2</w:t>
+      </w:r>
+    </w:p>
+    <w:p>
+      <w:pPr>
+        <w:pStyle w:val="Normal"/>
+        <w:rPr/>
+      </w:pPr>
+      <w:r>
+        <w:rPr/>
+        <w:t xml:space="preserve">JSJ: B: </w:t>
+      </w:r>
+      <w:r>
+        <w:rPr/>
+        <w:t xml:space="preserve"> 3 oktav fis fjerdedel gis fjerdedel </w:t>
+      </w:r>
+    </w:p>
+    <w:p>
+      <w:pPr>
+        <w:pStyle w:val="Normal"/>
+        <w:rPr/>
+      </w:pPr>
+      <w:r>
+        <w:rPr/>
+        <w:t xml:space="preserve">JSJ: T: </w:t>
+      </w:r>
+      <w:r>
+        <w:rPr/>
+        <w:t>lille bistemme 4 oktav a fjerdedel b fjerdedel</w:t>
+      </w:r>
+    </w:p>
+    <w:p>
+      <w:pPr>
+        <w:pStyle w:val="Normal"/>
+        <w:rPr/>
+      </w:pPr>
+      <w:r>
+        <w:rPr/>
+        <w:t>JSJ: A:</w:t>
+      </w:r>
+      <w:r>
+        <w:rPr/>
+        <w:t xml:space="preserve"> lille bistemme 4 oktav gis fjerdedel fis fjerdedel</w:t>
+      </w:r>
+    </w:p>
+    <w:p>
+      <w:pPr>
+        <w:pStyle w:val="Normal"/>
+        <w:rPr/>
+      </w:pPr>
+      <w:r>
+        <w:rPr/>
+        <w:t xml:space="preserve">JSJ: S: </w:t>
+      </w:r>
+      <w:r>
+        <w:rPr/>
+        <w:t xml:space="preserve"> lille bistemme 5 oktav punkteret cis fjerdedel b ottendedel skilletegn</w:t>
+      </w:r>
+    </w:p>
+    <w:p>
+      <w:pPr>
+        <w:pStyle w:val="Normal"/>
+        <w:rPr/>
+      </w:pPr>
+      <w:r>
+        <w:rPr/>
+        <w:t>JSJ: Slag 3</w:t>
+      </w:r>
+    </w:p>
+    <w:p>
+      <w:pPr>
+        <w:pStyle w:val="Normal"/>
+        <w:rPr/>
+      </w:pPr>
+      <w:r>
+        <w:rPr/>
+        <w:t xml:space="preserve"> </w:t>
+      </w:r>
+      <w:r>
+        <w:rPr/>
+        <w:t xml:space="preserve">JSJ: BTAS: </w:t>
+      </w:r>
+      <w:r>
+        <w:rPr/>
+        <w:t xml:space="preserve">3 oktav a fjerdedel 5 oktav terts 4 oktav septim 5 oktav terts skilletegn </w:t>
+      </w:r>
+    </w:p>
+    <w:p>
+      <w:pPr>
+        <w:pStyle w:val="Normal"/>
+        <w:rPr/>
+      </w:pPr>
+      <w:r>
+        <w:rPr/>
+        <w:t>JSJ: Slag 4</w:t>
+      </w:r>
+    </w:p>
+    <w:p>
+      <w:pPr>
+        <w:pStyle w:val="Normal"/>
+        <w:rPr/>
+      </w:pPr>
+      <w:r>
+        <w:rPr/>
+        <w:t xml:space="preserve">JSJ: B: </w:t>
+      </w:r>
+      <w:r>
+        <w:rPr/>
+        <w:t>3 oktav ais fjerdedel</w:t>
+      </w:r>
+    </w:p>
+    <w:p>
+      <w:pPr>
+        <w:pStyle w:val="Normal"/>
+        <w:rPr/>
+      </w:pPr>
+      <w:r>
+        <w:rPr/>
+        <w:t xml:space="preserve">JSJ: T: </w:t>
+      </w:r>
+      <w:r>
+        <w:rPr/>
+        <w:t xml:space="preserve"> lille bistemme 5 oktav cis fjerdedel </w:t>
+      </w:r>
+    </w:p>
+    <w:p>
+      <w:pPr>
+        <w:pStyle w:val="Normal"/>
+        <w:rPr/>
+      </w:pPr>
+      <w:r>
+        <w:rPr/>
+        <w:t xml:space="preserve">JSJ: A: </w:t>
+      </w:r>
+      <w:r>
+        <w:rPr/>
+        <w:t>lille bistemme 4 oktav g fjerdedel</w:t>
+      </w:r>
+    </w:p>
+    <w:p>
+      <w:pPr>
+        <w:pStyle w:val="Normal"/>
+        <w:rPr/>
+      </w:pPr>
+      <w:r>
+        <w:rPr/>
+        <w:t xml:space="preserve">JSJ: S </w:t>
+      </w:r>
+      <w:r>
+        <w:rPr/>
+        <w:t xml:space="preserve"> lille bistemme 5 oktav d ottendedel legato stop cis ottendedel legato stop ny takt </w:t>
+      </w:r>
+    </w:p>
+    <w:p>
+      <w:pPr>
+        <w:pStyle w:val="Normal"/>
+        <w:rPr>
+          <w:color w:val="FF6600"/>
+        </w:rPr>
+      </w:pPr>
+      <w:r>
+        <w:rPr>
+          <w:color w:val="FF6600"/>
+        </w:rPr>
+        <w:t>JSJ: Skal der  vises skilletegn mellem takt 3 og takt 4 ?</w:t>
+      </w:r>
+      <w:r>
+        <w:br w:type="page"/>
+      </w:r>
+    </w:p>
+    <w:p>
+      <w:pPr>
+        <w:pStyle w:val="Normal"/>
+        <w:rPr>
+          <w:color w:val="FF6600"/>
+        </w:rPr>
+      </w:pPr>
+      <w:r>
+        <w:rPr>
+          <w:color w:val="FF6600"/>
+        </w:rPr>
       </w:r>
     </w:p>
     <w:p>
@@ -1749,6 +2290,15 @@
       </w:pPr>
       <w:r>
         <w:rPr/>
+      </w:r>
+    </w:p>
+    <w:p>
+      <w:pPr>
+        <w:pStyle w:val="Normal"/>
+        <w:rPr/>
+      </w:pPr>
+      <w:r>
+        <w:rPr/>
         <w:t xml:space="preserve">3 oktav b fjerdedel med kvint oktav og 5 oktav terts c ottendedel med kvart a ottendedel med 5 oktav terts c ottendedel med kvart sekst  og 5 oktav terts d fjerdedel med kvart sekst og 5 oktav terts c ottendedel med sekst oktav og kryds for 5 oktav terts c ottendedel med kvint a ottendedel med 5 oktav terts ny takt </w:t>
       </w:r>
     </w:p>
@@ -1774,10 +2324,15 @@
     <w:p>
       <w:pPr>
         <w:pStyle w:val="Normal"/>
-        <w:rPr/>
-      </w:pPr>
-      <w:r>
-        <w:rPr/>
+        <w:rPr>
+          <w:color w:val="FF6600"/>
+        </w:rPr>
+      </w:pPr>
+      <w:r>
+        <w:rPr>
+          <w:color w:val="FF6600"/>
+        </w:rPr>
+        <w:t>JSJ: Samme problem som i takt 6: Takten indeholder en septim, som vises seo em ottendedelsnode.</w:t>
       </w:r>
     </w:p>
     <w:p>
@@ -1793,11 +2348,147 @@
     <w:p>
       <w:pPr>
         <w:pStyle w:val="Normal"/>
-        <w:rPr/>
-      </w:pPr>
-      <w:r>
-        <w:rPr/>
-        <w:t xml:space="preserve">3 oktav b fjerdedel med kvint oktav bindebue 5 oktav terts cis ottendedel bindebue start med kvart bindebue start septim bindebue stop 5 oktav terts bindebue start cis ottendedel bindebue stop med kvart bindebue stop med sekst med 5 oktav terts bindebue stop d fjerdedel med kvart med sekst med 5 oktav terts cis ottendedel overbindebue start med sekst med legatobindebue start med oktav legatobindebue start kryds for 5 oktav terts overbindebue start cis ottendedel overbinding stop med kvint legato stop med septim legato stop 5 oktav terts overbinding stop ny takt </w:t>
+        <w:rPr>
+          <w:color w:val="FF6600"/>
+        </w:rPr>
+      </w:pPr>
+      <w:r>
+        <w:rPr>
+          <w:color w:val="FF6600"/>
+          <w:sz w:val="28"/>
+          <w:szCs w:val="28"/>
+        </w:rPr>
+        <w:t>JSJ: Det er en fejl</w:t>
+      </w:r>
+      <w:r>
+        <w:rPr>
+          <w:color w:val="FF6600"/>
+        </w:rPr>
+        <w:t xml:space="preserve"> at der mangler legatobue efter intervaltegn sor sopranen</w:t>
+      </w:r>
+    </w:p>
+    <w:p>
+      <w:pPr>
+        <w:pStyle w:val="Normal"/>
+        <w:rPr/>
+      </w:pPr>
+      <w:r>
+        <w:rPr>
+          <w:color w:val="FF6600"/>
+        </w:rPr>
+        <w:t>JSJ:</w:t>
+      </w:r>
+      <w:r>
+        <w:rPr/>
+        <w:t xml:space="preserve">  1: </w:t>
+      </w:r>
+      <w:r>
+        <w:rPr/>
+        <w:t>3 oktav b fjerdedel med kvint oktav bindebue 5 oktav terts</w:t>
+      </w:r>
+    </w:p>
+    <w:p>
+      <w:pPr>
+        <w:pStyle w:val="Normal"/>
+        <w:rPr/>
+      </w:pPr>
+      <w:r>
+        <w:rPr>
+          <w:color w:val="FF6600"/>
+        </w:rPr>
+        <w:t>JSJ :</w:t>
+      </w:r>
+      <w:r>
+        <w:rPr/>
+        <w:t xml:space="preserve"> 2:</w:t>
+      </w:r>
+      <w:r>
+        <w:rPr/>
+        <w:t xml:space="preserve"> cis ottendedel bindebue start med kvart bindebue start septim bindebue stop 5 oktav terts bindebue start</w:t>
+      </w:r>
+    </w:p>
+    <w:p>
+      <w:pPr>
+        <w:pStyle w:val="Normal"/>
+        <w:rPr/>
+      </w:pPr>
+      <w:r>
+        <w:rPr>
+          <w:color w:val="FF6600"/>
+        </w:rPr>
+        <w:t xml:space="preserve">JSJ: </w:t>
+      </w:r>
+      <w:r>
+        <w:rPr/>
+        <w:t xml:space="preserve">2og: </w:t>
+      </w:r>
+      <w:r>
+        <w:rPr/>
+        <w:t xml:space="preserve"> cis ottendedel bindebue stop med kvart bindebue stop med sekst med 5 oktav terts bindebue stop </w:t>
+      </w:r>
+      <w:r>
+        <w:rPr>
+          <w:color w:val="FF6600"/>
+        </w:rPr>
+        <w:t>JSJ: 3:</w:t>
+      </w:r>
+      <w:r>
+        <w:rPr/>
+        <w:t xml:space="preserve"> </w:t>
+      </w:r>
+      <w:r>
+        <w:rPr/>
+        <w:t>d fjerdedel med kvart med sekst med 5 oktav terts</w:t>
+      </w:r>
+    </w:p>
+    <w:p>
+      <w:pPr>
+        <w:pStyle w:val="Normal"/>
+        <w:rPr/>
+      </w:pPr>
+      <w:r>
+        <w:rPr>
+          <w:color w:val="FF6600"/>
+        </w:rPr>
+        <w:t>JSJ: 4:</w:t>
+      </w:r>
+      <w:r>
+        <w:rPr>
+          <w:color w:val="FF6600"/>
+        </w:rPr>
+        <w:t xml:space="preserve"> </w:t>
+      </w:r>
+      <w:r>
+        <w:rPr/>
+        <w:t>cis ottendedel overbindebue start med sekst med legatobindebue start med oktav legatobindebue start kryds for 5 oktav terts overbindebue start</w:t>
+      </w:r>
+    </w:p>
+    <w:p>
+      <w:pPr>
+        <w:pStyle w:val="Normal"/>
+        <w:rPr/>
+      </w:pPr>
+      <w:r>
+        <w:rPr>
+          <w:color w:val="FF6600"/>
+        </w:rPr>
+        <w:t xml:space="preserve">JSJ 4og: </w:t>
+      </w:r>
+      <w:r>
+        <w:rPr/>
+        <w:t xml:space="preserve"> cis ottendedel overbinding stop med kvint legato stop med septim legato stop 5 oktav terts overbinding stop ny takt </w:t>
+      </w:r>
+    </w:p>
+    <w:p>
+      <w:pPr>
+        <w:pStyle w:val="Normal"/>
+        <w:rPr/>
+      </w:pPr>
+      <w:r>
+        <w:rPr/>
+      </w:r>
+      <w:r>
+        <w:br w:type="page"/>
       </w:r>
     </w:p>
     <w:p>
@@ -2099,10 +2790,15 @@
     <w:p>
       <w:pPr>
         <w:pStyle w:val="Normal"/>
-        <w:rPr/>
-      </w:pPr>
-      <w:r>
-        <w:rPr/>
+        <w:rPr>
+          <w:color w:val="FF6600"/>
+        </w:rPr>
+      </w:pPr>
+      <w:r>
+        <w:rPr>
+          <w:color w:val="FF6600"/>
+        </w:rPr>
+        <w:t>JSJ: kb 461-34 er faktisk titlen, Der vises det samme i sort. Så det erOK.</w:t>
       </w:r>
     </w:p>
     <w:p>
@@ -2156,10 +2852,15 @@
     <w:p>
       <w:pPr>
         <w:pStyle w:val="Normal"/>
-        <w:rPr/>
-      </w:pPr>
-      <w:r>
-        <w:rPr/>
+        <w:rPr>
+          <w:color w:val="FF6600"/>
+        </w:rPr>
+      </w:pPr>
+      <w:r>
+        <w:rPr>
+          <w:color w:val="FF6600"/>
+        </w:rPr>
+        <w:t>JSJ Septimfejlen er erkendt og rettet i 3.4</w:t>
       </w:r>
     </w:p>
     <w:p>
@@ -2185,10 +2886,15 @@
     <w:p>
       <w:pPr>
         <w:pStyle w:val="Normal"/>
-        <w:rPr/>
-      </w:pPr>
-      <w:r>
-        <w:rPr/>
+        <w:rPr>
+          <w:color w:val="FF6600"/>
+        </w:rPr>
+      </w:pPr>
+      <w:r>
+        <w:rPr>
+          <w:color w:val="FF6600"/>
+        </w:rPr>
+        <w:t>JSJ: Du har helt ret: Takt 3 slag 2 Tenor vises af MuseScore som h med løst kryds men af nodelæserens detaljevisning som C med løst kryds. Det er er fejl. Jeg skriver den på todo listen som fejl 457, men vil ikke forsøge at rette den lige nu, hvor focus er på punktnoder. Der har osse vøret fejl omkring afspilning af h med kryds. Den endte en oktav for lavt, men det er rettet.</w:t>
       </w:r>
     </w:p>
     <w:p>
@@ -2243,10 +2949,31 @@
     <w:p>
       <w:pPr>
         <w:pStyle w:val="Normal"/>
-        <w:rPr/>
-      </w:pPr>
-      <w:r>
-        <w:rPr/>
+        <w:rPr>
+          <w:color w:val="FF6600"/>
+        </w:rPr>
+      </w:pPr>
+      <w:r>
+        <w:rPr>
+          <w:color w:val="FF6600"/>
+        </w:rPr>
+        <w:t>JSJ: Det betyder ”Usædvanlig taktstreg” og står i MusicXml filen. Gør ikke noget ved det lige nu</w:t>
+      </w:r>
+      <w:r>
+        <w:br w:type="page"/>
+      </w:r>
+    </w:p>
+    <w:p>
+      <w:pPr>
+        <w:pStyle w:val="Normal"/>
+        <w:rPr>
+          <w:color w:val="FF6600"/>
+        </w:rPr>
+      </w:pPr>
+      <w:r>
+        <w:rPr>
+          <w:color w:val="FF6600"/>
+        </w:rPr>
       </w:r>
     </w:p>
     <w:p>
@@ -4557,6 +5284,69 @@
       <w:rFonts w:cs="Wingdings"/>
     </w:rPr>
   </w:style>
+  <w:style w:type="character" w:styleId="ListLabel52">
+    <w:name w:val="ListLabel 52"/>
+    <w:qFormat/>
+    <w:rPr>
+      <w:rFonts w:cs="Symbol"/>
+    </w:rPr>
+  </w:style>
+  <w:style w:type="character" w:styleId="ListLabel53">
+    <w:name w:val="ListLabel 53"/>
+    <w:qFormat/>
+    <w:rPr>
+      <w:rFonts w:cs="Courier New"/>
+    </w:rPr>
+  </w:style>
+  <w:style w:type="character" w:styleId="ListLabel54">
+    <w:name w:val="ListLabel 54"/>
+    <w:qFormat/>
+    <w:rPr>
+      <w:rFonts w:cs="Wingdings"/>
+    </w:rPr>
+  </w:style>
+  <w:style w:type="character" w:styleId="ListLabel55">
+    <w:name w:val="ListLabel 55"/>
+    <w:qFormat/>
+    <w:rPr>
+      <w:rFonts w:cs="Symbol"/>
+    </w:rPr>
+  </w:style>
+  <w:style w:type="character" w:styleId="ListLabel56">
+    <w:name w:val="ListLabel 56"/>
+    <w:qFormat/>
+    <w:rPr>
+      <w:rFonts w:cs="Courier New"/>
+    </w:rPr>
+  </w:style>
+  <w:style w:type="character" w:styleId="ListLabel57">
+    <w:name w:val="ListLabel 57"/>
+    <w:qFormat/>
+    <w:rPr>
+      <w:rFonts w:cs="Wingdings"/>
+    </w:rPr>
+  </w:style>
+  <w:style w:type="character" w:styleId="ListLabel58">
+    <w:name w:val="ListLabel 58"/>
+    <w:qFormat/>
+    <w:rPr>
+      <w:rFonts w:cs="Symbol"/>
+    </w:rPr>
+  </w:style>
+  <w:style w:type="character" w:styleId="ListLabel59">
+    <w:name w:val="ListLabel 59"/>
+    <w:qFormat/>
+    <w:rPr>
+      <w:rFonts w:cs="Courier New"/>
+    </w:rPr>
+  </w:style>
+  <w:style w:type="character" w:styleId="ListLabel60">
+    <w:name w:val="ListLabel 60"/>
+    <w:qFormat/>
+    <w:rPr>
+      <w:rFonts w:cs="Wingdings"/>
+    </w:rPr>
+  </w:style>
   <w:style w:type="paragraph" w:styleId="Overskrift">
     <w:name w:val="Overskrift"/>
     <w:basedOn w:val="Normal"/>

--- a/Documentation/TEst reports/3.3/Test Ibos nodelæser 3 3 kommentarer Susanne.docx
+++ b/Documentation/TEst reports/3.3/Test Ibos nodelæser 3 3 kommentarer Susanne.docx
@@ -3103,6 +3103,43 @@
     <w:p>
       <w:pPr>
         <w:pStyle w:val="Normal"/>
+        <w:rPr>
+          <w:color w:val="FF6600"/>
+        </w:rPr>
+      </w:pPr>
+      <w:r>
+        <w:rPr>
+          <w:color w:val="FF6600"/>
+        </w:rPr>
+        <w:t>JSJ: Det er en fejl i version 3.3, som nu er rettet: Programmet checkede om én af stemmerne hed</w:t>
+      </w:r>
+    </w:p>
+    <w:p>
+      <w:pPr>
+        <w:pStyle w:val="Normal"/>
+        <w:rPr>
+          <w:color w:val="FF6600"/>
+        </w:rPr>
+      </w:pPr>
+      <w:r>
+        <w:rPr>
+          <w:color w:val="FF6600"/>
+        </w:rPr>
+        <w:t>”</w:t>
+      </w:r>
+      <w:r>
+        <w:rPr>
+          <w:color w:val="FF6600"/>
+        </w:rPr>
+        <w:t>SOPRANO”,  ”SOPAN” eller ”S” Altså SOPAN uden ”R”. Og dét gjorde den sjovt nok ikke !</w:t>
+      </w:r>
+      <w:r>
+        <w:br w:type="page"/>
+      </w:r>
+    </w:p>
+    <w:p>
+      <w:pPr>
+        <w:pStyle w:val="Normal"/>
         <w:rPr/>
       </w:pPr>
       <w:r>
@@ -3255,10 +3292,15 @@
     <w:p>
       <w:pPr>
         <w:pStyle w:val="Normal"/>
-        <w:rPr/>
-      </w:pPr>
-      <w:r>
-        <w:rPr/>
+        <w:rPr>
+          <w:color w:val="FF6600"/>
+        </w:rPr>
+      </w:pPr>
+      <w:r>
+        <w:rPr>
+          <w:color w:val="FF6600"/>
+        </w:rPr>
+        <w:t>JSJ: Du har ret. Der står (dot4+dot6). Og det gør der faktisk i alle enkeltstemmerne, men ikke i de kunstige stemmer SA BT og TUTTI. Det skyldes at der indgår et punktum i stemmenavnet og der er tilsyneladende vild forvirring omkring punktum i Braille i forskellige sprog. Jeg fjerner indtil videre punktummet, så der ikke står noget ulæseligt. Reported as error 458 and fixed.</w:t>
       </w:r>
     </w:p>
     <w:p>

--- a/Documentation/TEst reports/3.3/Test Ibos nodelæser 3 3 kommentarer Susanne.docx
+++ b/Documentation/TEst reports/3.3/Test Ibos nodelæser 3 3 kommentarer Susanne.docx
@@ -1628,553 +1628,473 @@
       </w:r>
       <w:r>
         <w:rPr/>
+        <w:t xml:space="preserve"> Skilletegn 3 oktav fis fjerdedel gis fjerdedel </w:t>
+      </w:r>
+    </w:p>
+    <w:p>
+      <w:pPr>
+        <w:pStyle w:val="Normal"/>
+        <w:rPr/>
+      </w:pPr>
+      <w:r>
+        <w:rPr>
+          <w:color w:val="800000"/>
+        </w:rPr>
+        <w:t>JSJ: T:</w:t>
+      </w:r>
+      <w:r>
+        <w:rPr/>
+        <w:t xml:space="preserve"> lille bistemme 4 oktavk a fjerdedel b fjerdedel</w:t>
+      </w:r>
+    </w:p>
+    <w:p>
+      <w:pPr>
+        <w:pStyle w:val="Normal"/>
+        <w:rPr/>
+      </w:pPr>
+      <w:r>
+        <w:rPr>
+          <w:color w:val="800000"/>
+        </w:rPr>
+        <w:t>JSJ: A:</w:t>
+      </w:r>
+      <w:r>
+        <w:rPr/>
+        <w:t xml:space="preserve">  lille bistemme 4 oktav gis fjerdedel fis fjerdedel</w:t>
+      </w:r>
+    </w:p>
+    <w:p>
+      <w:pPr>
+        <w:pStyle w:val="Normal"/>
+        <w:rPr/>
+      </w:pPr>
+      <w:r>
+        <w:rPr/>
+        <w:t>JSJ: S:  lille bistemme 5 oktavk cis punkteret fjerdedel b ottendedel</w:t>
+      </w:r>
+    </w:p>
+    <w:p>
+      <w:pPr>
+        <w:pStyle w:val="Normal"/>
+        <w:rPr>
+          <w:color w:val="800000"/>
+        </w:rPr>
+      </w:pPr>
+      <w:r>
+        <w:rPr>
+          <w:color w:val="800000"/>
+        </w:rPr>
+        <w:t>JSJ: Her mangler tydeligvis et skilletegn ! Slag 3-4:</w:t>
+      </w:r>
+    </w:p>
+    <w:p>
+      <w:pPr>
+        <w:pStyle w:val="Normal"/>
+        <w:rPr/>
+      </w:pPr>
+      <w:r>
+        <w:rPr/>
+        <w:t xml:space="preserve">JSJ: B: 3 oktav a fjerdedel a ottendedel med 5 oktav terts 5 oktav terts skilletegn ais fjerdedel lille bistemme 5 oktavk cis fjerdedel lille bistemme opløsning 4 oktav g lille bistemme 5 oktav d ottendedel bindebue cis ottendedel bindebue </w:t>
+      </w:r>
+    </w:p>
+    <w:p>
+      <w:pPr>
+        <w:pStyle w:val="Normal"/>
+        <w:rPr/>
+      </w:pPr>
+      <w:r>
+        <w:rPr/>
+      </w:r>
+    </w:p>
+    <w:p>
+      <w:pPr>
+        <w:pStyle w:val="Normal"/>
+        <w:rPr/>
+      </w:pPr>
+      <w:r>
+        <w:rPr/>
+        <w:t xml:space="preserve">Det går galt på det sted i takten hvor der står 3 oktav a fjerdedel og herefter a ottendedel med 5 oktav terts to gange, det passer ikke med det antal noder, der skal være i takten. </w:t>
+      </w:r>
+    </w:p>
+    <w:p>
+      <w:pPr>
+        <w:pStyle w:val="Normal"/>
+        <w:rPr>
+          <w:color w:val="800000"/>
+        </w:rPr>
+      </w:pPr>
+      <w:r>
+        <w:rPr>
+          <w:color w:val="800000"/>
+        </w:rPr>
+        <w:t xml:space="preserve">JSJ: Det skyldes en kombination af 3 ting: </w:t>
+      </w:r>
+    </w:p>
+    <w:p>
+      <w:pPr>
+        <w:pStyle w:val="Normal"/>
+        <w:rPr>
+          <w:color w:val="800000"/>
+        </w:rPr>
+      </w:pPr>
+      <w:r>
+        <w:rPr>
+          <w:color w:val="800000"/>
+        </w:rPr>
+        <w:t>1: Tenoren er noteret en oktav for højt, derfor er tenorens cis højere end altens gis.</w:t>
+      </w:r>
+    </w:p>
+    <w:p>
+      <w:pPr>
+        <w:pStyle w:val="Normal"/>
+        <w:rPr>
+          <w:color w:val="800000"/>
+        </w:rPr>
+      </w:pPr>
+      <w:r>
+        <w:rPr>
+          <w:color w:val="800000"/>
+        </w:rPr>
+        <w:t>2: I intervalnotationen ordnes intervallerne pt efter frekvens, ikke (som de burde) efter stemme. Derfor ombyttes stemmerne ved stemmekryds. Så programmet forsøger at skrive:</w:t>
+      </w:r>
+    </w:p>
+    <w:p>
+      <w:pPr>
+        <w:pStyle w:val="Normal"/>
+        <w:rPr>
+          <w:color w:val="800000"/>
+        </w:rPr>
+      </w:pPr>
+      <w:r>
+        <w:rPr>
+          <w:color w:val="800000"/>
+        </w:rPr>
         <w:t xml:space="preserve"> </w:t>
       </w:r>
       <w:r>
-        <w:rPr/>
-        <w:t xml:space="preserve">Skilletegn 3 oktav fis fjerdedel gis fjerdedel </w:t>
-      </w:r>
-    </w:p>
-    <w:p>
-      <w:pPr>
-        <w:pStyle w:val="Normal"/>
-        <w:rPr/>
-      </w:pPr>
-      <w:r>
         <w:rPr>
           <w:color w:val="800000"/>
         </w:rPr>
-        <w:t>JSJ: T:</w:t>
-      </w:r>
+        <w:t>A fjerdedel, septim (altens) , terts (tenorens), terts (sopranens)</w:t>
+      </w:r>
+    </w:p>
+    <w:p>
+      <w:pPr>
+        <w:pStyle w:val="Normal"/>
+        <w:rPr>
+          <w:color w:val="800000"/>
+        </w:rPr>
+      </w:pPr>
+      <w:r>
+        <w:rPr>
+          <w:color w:val="800000"/>
+        </w:rPr>
+        <w:t>3: Septim skrives som omtalt i 3.3 fejlagtigt som (dot2 + dot4) = en ottendedelsnode.</w:t>
+      </w:r>
+    </w:p>
+    <w:p>
+      <w:pPr>
+        <w:pStyle w:val="Normal"/>
+        <w:rPr>
+          <w:color w:val="800000"/>
+        </w:rPr>
+      </w:pPr>
+      <w:r>
+        <w:rPr>
+          <w:color w:val="800000"/>
+        </w:rPr>
+        <w:t>Der er noget, der ikke stemmer helt her, for dot2+dot4 er ikke a.</w:t>
+      </w:r>
+    </w:p>
+    <w:p>
+      <w:pPr>
+        <w:pStyle w:val="Normal"/>
+        <w:rPr>
+          <w:color w:val="800000"/>
+        </w:rPr>
+      </w:pPr>
+      <w:r>
+        <w:rPr>
+          <w:color w:val="800000"/>
+        </w:rPr>
+        <w:t xml:space="preserve">Under alle omstændigheder viser 3.4 </w:t>
+      </w:r>
+    </w:p>
+    <w:p>
+      <w:pPr>
+        <w:pStyle w:val="Normal"/>
+        <w:rPr>
+          <w:color w:val="800000"/>
+        </w:rPr>
+      </w:pPr>
+      <w:r>
+        <w:rPr>
+          <w:color w:val="800000"/>
+        </w:rPr>
+        <w:t>a fjerdedel + septim + terts + terts</w:t>
+      </w:r>
+    </w:p>
+    <w:p>
+      <w:pPr>
+        <w:pStyle w:val="Normal"/>
+        <w:rPr>
+          <w:color w:val="800000"/>
+        </w:rPr>
+      </w:pPr>
+      <w:r>
+        <w:rPr>
+          <w:color w:val="800000"/>
+        </w:rPr>
+      </w:r>
+    </w:p>
+    <w:p>
+      <w:pPr>
+        <w:pStyle w:val="Normal"/>
+        <w:rPr>
+          <w:color w:val="800000"/>
+        </w:rPr>
+      </w:pPr>
+      <w:r>
+        <w:rPr>
+          <w:color w:val="800000"/>
+        </w:rPr>
+        <w:t>hvilket er korrekt bortset fra at man kan diskutere rækkefølgen af intervallerne.</w:t>
+      </w:r>
+    </w:p>
+    <w:p>
+      <w:pPr>
+        <w:pStyle w:val="Normal"/>
+        <w:rPr>
+          <w:color w:val="800000"/>
+        </w:rPr>
+      </w:pPr>
+      <w:r>
+        <w:rPr>
+          <w:color w:val="800000"/>
+        </w:rPr>
+        <w:t>Og selvfølgelig bured takt 6 skrives som stor bistemme i stedet for dette miskmask af</w:t>
+      </w:r>
+    </w:p>
+    <w:p>
+      <w:pPr>
+        <w:pStyle w:val="Normal"/>
+        <w:rPr>
+          <w:color w:val="800000"/>
+        </w:rPr>
+      </w:pPr>
+      <w:r>
+        <w:rPr>
+          <w:color w:val="800000"/>
+        </w:rPr>
+        <w:t>lille bistemme i slag 1+2 + intervalnotation i slag 3  + lille bistemme i slag 4</w:t>
+      </w:r>
+    </w:p>
+    <w:p>
+      <w:pPr>
+        <w:pStyle w:val="Normal"/>
+        <w:rPr/>
+      </w:pPr>
+      <w:r>
+        <w:rPr/>
+      </w:r>
+    </w:p>
+    <w:p>
+      <w:pPr>
+        <w:pStyle w:val="Normal"/>
+        <w:rPr/>
+      </w:pPr>
+      <w:r>
+        <w:rPr/>
+        <w:t xml:space="preserve">Helst ville jeg af plads og forståelseshensyn skrive takt 6.0 sådan (altid oktavtegn i den ny takt efter forudgående takt med bistemme i): </w:t>
+      </w:r>
+    </w:p>
+    <w:p>
+      <w:pPr>
+        <w:pStyle w:val="Normal"/>
+        <w:rPr/>
+      </w:pPr>
+      <w:r>
+        <w:rPr/>
+        <w:t xml:space="preserve">Sopran og alt: </w:t>
+      </w:r>
+    </w:p>
+    <w:p>
+      <w:pPr>
+        <w:pStyle w:val="Normal"/>
+        <w:rPr/>
+      </w:pPr>
+      <w:r>
+        <w:rPr>
+          <w:color w:val="800000"/>
+        </w:rPr>
+        <w:t>JSJ: S:</w:t>
+      </w:r>
+      <w:r>
+        <w:rPr/>
+        <w:t xml:space="preserve"> 5 oktav punkteret cis fjerdedel b ottendedel cis fjerdedel d ottendedel legato stop cis ottendedel legato stop </w:t>
+      </w:r>
+    </w:p>
+    <w:p>
+      <w:pPr>
+        <w:pStyle w:val="Normal"/>
+        <w:rPr/>
+      </w:pPr>
+      <w:r>
+        <w:rPr>
+          <w:color w:val="800000"/>
+        </w:rPr>
+        <w:t xml:space="preserve">JSJ: A: </w:t>
+      </w:r>
+      <w:r>
+        <w:rPr/>
+        <w:t xml:space="preserve">stor bistemme 4 oktav gis fjerdedel fis fjerdedel gis fjerdedel opløsning g fjerdedel ny takt </w:t>
+      </w:r>
+    </w:p>
+    <w:p>
+      <w:pPr>
+        <w:pStyle w:val="Normal"/>
+        <w:rPr/>
+      </w:pPr>
+      <w:r>
+        <w:rPr/>
+        <w:t>Bas og tenor:</w:t>
+      </w:r>
+    </w:p>
+    <w:p>
+      <w:pPr>
+        <w:pStyle w:val="Normal"/>
+        <w:rPr/>
+      </w:pPr>
+      <w:r>
+        <w:rPr>
+          <w:color w:val="FF6600"/>
+        </w:rPr>
+        <w:t>JSJ: B+T:</w:t>
+      </w:r>
+      <w:r>
+        <w:rPr/>
+        <w:t xml:space="preserve"> 3 oktav fis fjerdedel med 4 oktav terts gis fjerdedel med 4 oktav terts a fjerdedel med 5 oktav terts ais fjerdedel med 5 oktav terts ny takt </w:t>
+      </w:r>
+    </w:p>
+    <w:p>
+      <w:pPr>
+        <w:pStyle w:val="Normal"/>
+        <w:rPr>
+          <w:color w:val="FF6600"/>
+        </w:rPr>
+      </w:pPr>
+      <w:r>
+        <w:rPr>
+          <w:color w:val="FF6600"/>
+        </w:rPr>
+        <w:t>JSJ: Helt enig, hvis vi taler om separate SA + BT, men hvis vi taler TUTTI er man vel nødt til at anvende stor bistemme gennemgående ?</w:t>
+      </w:r>
+    </w:p>
+    <w:p>
+      <w:pPr>
+        <w:pStyle w:val="Normal"/>
+        <w:rPr/>
+      </w:pPr>
+      <w:r>
+        <w:rPr/>
+      </w:r>
+    </w:p>
+    <w:p>
+      <w:pPr>
+        <w:pStyle w:val="Normal"/>
+        <w:rPr/>
+      </w:pPr>
+      <w:r>
+        <w:rPr/>
+        <w:t xml:space="preserve">Alternativt ville jeg skrive takt 6.0 sådan: </w:t>
+      </w:r>
+    </w:p>
+    <w:p>
+      <w:pPr>
+        <w:pStyle w:val="Normal"/>
+        <w:rPr/>
+      </w:pPr>
+      <w:r>
+        <w:rPr/>
+        <w:t>Ingen skilletegn i starten af takten</w:t>
+      </w:r>
+    </w:p>
+    <w:p>
+      <w:pPr>
+        <w:pStyle w:val="Normal"/>
+        <w:rPr>
+          <w:color w:val="FF6600"/>
+        </w:rPr>
+      </w:pPr>
+      <w:r>
+        <w:rPr>
+          <w:color w:val="FF6600"/>
+        </w:rPr>
+        <w:t>JSJ: Slag 1-2</w:t>
+      </w:r>
+    </w:p>
+    <w:p>
+      <w:pPr>
+        <w:pStyle w:val="Normal"/>
+        <w:rPr/>
+      </w:pPr>
+      <w:r>
+        <w:rPr/>
+        <w:t xml:space="preserve">JSJ: B:  3 oktav fis fjerdedel gis fjerdedel </w:t>
+      </w:r>
+    </w:p>
+    <w:p>
+      <w:pPr>
+        <w:pStyle w:val="Normal"/>
+        <w:rPr/>
+      </w:pPr>
+      <w:r>
+        <w:rPr/>
+        <w:t>JSJ: T: lille bistemme 4 oktav a fjerdedel b fjerdedel</w:t>
+      </w:r>
+    </w:p>
+    <w:p>
+      <w:pPr>
+        <w:pStyle w:val="Normal"/>
+        <w:rPr/>
+      </w:pPr>
+      <w:r>
+        <w:rPr/>
+        <w:t>JSJ: A: lille bistemme 4 oktav gis fjerdedel fis fjerdedel</w:t>
+      </w:r>
+    </w:p>
+    <w:p>
+      <w:pPr>
+        <w:pStyle w:val="Normal"/>
+        <w:rPr/>
+      </w:pPr>
+      <w:r>
+        <w:rPr/>
+        <w:t>JSJ: S:  lille bistemme 5 oktav punkteret cis fjerdedel b ottendedel skilletegn</w:t>
+      </w:r>
+    </w:p>
+    <w:p>
+      <w:pPr>
+        <w:pStyle w:val="Normal"/>
+        <w:rPr/>
+      </w:pPr>
+      <w:r>
+        <w:rPr/>
+        <w:t>JSJ: Slag 3</w:t>
+      </w:r>
+    </w:p>
+    <w:p>
+      <w:pPr>
+        <w:pStyle w:val="Normal"/>
+        <w:rPr/>
+      </w:pPr>
       <w:r>
         <w:rPr/>
         <w:t xml:space="preserve"> </w:t>
       </w:r>
       <w:r>
         <w:rPr/>
-        <w:t>lille bistemme 4 oktavk a fjerdedel b fjerdedel</w:t>
-      </w:r>
-    </w:p>
-    <w:p>
-      <w:pPr>
-        <w:pStyle w:val="Normal"/>
-        <w:rPr/>
-      </w:pPr>
-      <w:r>
-        <w:rPr>
-          <w:color w:val="800000"/>
-        </w:rPr>
-        <w:t>JSJ: A:</w:t>
-      </w:r>
-      <w:r>
-        <w:rPr/>
-        <w:t xml:space="preserve"> </w:t>
-      </w:r>
-      <w:r>
-        <w:rPr/>
-        <w:t xml:space="preserve"> lille bistemme 4 oktav gis fjerdedel fis fjerdedel</w:t>
-      </w:r>
-    </w:p>
-    <w:p>
-      <w:pPr>
-        <w:pStyle w:val="Normal"/>
-        <w:rPr/>
-      </w:pPr>
-      <w:r>
-        <w:rPr/>
-        <w:t xml:space="preserve">JSJ: S: </w:t>
-      </w:r>
-      <w:r>
-        <w:rPr/>
-        <w:t xml:space="preserve"> lille bistemme 5 oktavk cis punkteret fjerdedel b ottendedel</w:t>
-      </w:r>
-    </w:p>
-    <w:p>
-      <w:pPr>
-        <w:pStyle w:val="Normal"/>
-        <w:rPr>
-          <w:color w:val="800000"/>
-        </w:rPr>
-      </w:pPr>
-      <w:r>
-        <w:rPr>
-          <w:color w:val="800000"/>
-        </w:rPr>
-        <w:t>JSJ: Her mangler tydeligvis et skilletegn ! Slag 3-4:</w:t>
-      </w:r>
-    </w:p>
-    <w:p>
-      <w:pPr>
-        <w:pStyle w:val="Normal"/>
-        <w:rPr/>
-      </w:pPr>
-      <w:r>
-        <w:rPr/>
-        <w:t>JSJ: B:</w:t>
-      </w:r>
-      <w:r>
-        <w:rPr/>
-        <w:t xml:space="preserve"> 3 oktav a fjerdedel a ottendedel med 5 oktav terts 5 oktav terts skilletegn ais fjerdedel lille bistemme 5 oktavk cis fjerdedel lille bistemme opløsning 4 oktav g lille bistemme 5 oktav d ottendedel bindebue cis ottendedel bindebue </w:t>
-      </w:r>
-    </w:p>
-    <w:p>
-      <w:pPr>
-        <w:pStyle w:val="Normal"/>
-        <w:rPr/>
-      </w:pPr>
-      <w:r>
-        <w:rPr/>
-      </w:r>
-    </w:p>
-    <w:p>
-      <w:pPr>
-        <w:pStyle w:val="Normal"/>
-        <w:rPr/>
-      </w:pPr>
-      <w:r>
-        <w:rPr/>
-        <w:t xml:space="preserve">Det går galt på det sted i takten hvor der står 3 oktav a fjerdedel og herefter a ottendedel med 5 oktav terts to gange, det passer ikke med det antal noder, der skal være i takten. </w:t>
-      </w:r>
-    </w:p>
-    <w:p>
-      <w:pPr>
-        <w:pStyle w:val="Normal"/>
-        <w:rPr>
-          <w:color w:val="800000"/>
-        </w:rPr>
-      </w:pPr>
-      <w:r>
-        <w:rPr>
-          <w:color w:val="800000"/>
-        </w:rPr>
-        <w:t xml:space="preserve">JSJ: Det skyldes en kombination af 3 ting: </w:t>
-      </w:r>
-    </w:p>
-    <w:p>
-      <w:pPr>
-        <w:pStyle w:val="Normal"/>
-        <w:rPr>
-          <w:color w:val="800000"/>
-        </w:rPr>
-      </w:pPr>
-      <w:r>
-        <w:rPr>
-          <w:color w:val="800000"/>
-        </w:rPr>
-        <w:t>1: Tenoren er noteret en oktav for højt, derfor er tenorens cis højere end altens gis.</w:t>
-      </w:r>
-    </w:p>
-    <w:p>
-      <w:pPr>
-        <w:pStyle w:val="Normal"/>
-        <w:rPr>
-          <w:color w:val="800000"/>
-        </w:rPr>
-      </w:pPr>
-      <w:r>
-        <w:rPr>
-          <w:color w:val="800000"/>
-        </w:rPr>
-        <w:t>2: I intervalnotationen ordnes intervallerne pt efter frekvens, ikke (som de burde) efter stemme. Derfor ombyttes stemmerne ved stemmekryds. Så programmet forsøger at skrive:</w:t>
-      </w:r>
-    </w:p>
-    <w:p>
-      <w:pPr>
-        <w:pStyle w:val="Normal"/>
-        <w:rPr>
-          <w:color w:val="800000"/>
-        </w:rPr>
-      </w:pPr>
-      <w:r>
-        <w:rPr>
-          <w:color w:val="800000"/>
-        </w:rPr>
-        <w:t xml:space="preserve"> </w:t>
-      </w:r>
-      <w:r>
-        <w:rPr>
-          <w:color w:val="800000"/>
-        </w:rPr>
-        <w:t>A</w:t>
-      </w:r>
-      <w:r>
-        <w:rPr>
-          <w:color w:val="800000"/>
-        </w:rPr>
-        <w:t xml:space="preserve"> fjerdede</w:t>
-      </w:r>
-      <w:r>
-        <w:rPr>
-          <w:color w:val="800000"/>
-        </w:rPr>
-        <w:t>l</w:t>
-      </w:r>
-      <w:r>
-        <w:rPr>
-          <w:color w:val="800000"/>
-        </w:rPr>
-        <w:t xml:space="preserve">, </w:t>
-      </w:r>
-      <w:r>
-        <w:rPr>
-          <w:color w:val="800000"/>
-        </w:rPr>
-        <w:t>septim (altens)</w:t>
-      </w:r>
-      <w:r>
-        <w:rPr>
-          <w:color w:val="800000"/>
-        </w:rPr>
-        <w:t xml:space="preserve"> , </w:t>
-      </w:r>
-      <w:r>
-        <w:rPr>
-          <w:color w:val="800000"/>
-        </w:rPr>
-        <w:t>terts (tenorens), terts (sopranens)</w:t>
-      </w:r>
-    </w:p>
-    <w:p>
-      <w:pPr>
-        <w:pStyle w:val="Normal"/>
-        <w:rPr>
-          <w:color w:val="800000"/>
-        </w:rPr>
-      </w:pPr>
-      <w:r>
-        <w:rPr>
-          <w:color w:val="800000"/>
-        </w:rPr>
-        <w:t>3: Septim skrives som omtalt i 3.3 fejlagtigt som (dot2 + dot4) = en ottendedelsnode.</w:t>
-      </w:r>
-    </w:p>
-    <w:p>
-      <w:pPr>
-        <w:pStyle w:val="Normal"/>
-        <w:rPr>
-          <w:color w:val="800000"/>
-        </w:rPr>
-      </w:pPr>
-      <w:r>
-        <w:rPr>
-          <w:color w:val="800000"/>
-        </w:rPr>
-        <w:t>Der er noget, der ikke stemmer helt her, for dot2+dot4 er ikke a.</w:t>
-      </w:r>
-    </w:p>
-    <w:p>
-      <w:pPr>
-        <w:pStyle w:val="Normal"/>
-        <w:rPr>
-          <w:color w:val="800000"/>
-        </w:rPr>
-      </w:pPr>
-      <w:r>
-        <w:rPr>
-          <w:color w:val="800000"/>
-        </w:rPr>
-        <w:t xml:space="preserve">Under alle omstændigheder viser 3.4 </w:t>
-      </w:r>
-    </w:p>
-    <w:p>
-      <w:pPr>
-        <w:pStyle w:val="Normal"/>
-        <w:rPr>
-          <w:color w:val="800000"/>
-        </w:rPr>
-      </w:pPr>
-      <w:r>
-        <w:rPr>
-          <w:color w:val="800000"/>
-        </w:rPr>
-        <w:t>a fjerdedel + septim + terts + terts</w:t>
-      </w:r>
-    </w:p>
-    <w:p>
-      <w:pPr>
-        <w:pStyle w:val="Normal"/>
-        <w:rPr>
-          <w:color w:val="800000"/>
-        </w:rPr>
-      </w:pPr>
-      <w:r>
-        <w:rPr>
-          <w:color w:val="800000"/>
-        </w:rPr>
-      </w:r>
-    </w:p>
-    <w:p>
-      <w:pPr>
-        <w:pStyle w:val="Normal"/>
-        <w:rPr>
-          <w:color w:val="800000"/>
-        </w:rPr>
-      </w:pPr>
-      <w:r>
-        <w:rPr>
-          <w:color w:val="800000"/>
-        </w:rPr>
-        <w:t>hvilket er korrekt bortset fra at man kan diskutere rækkefølgen af intervallerne.</w:t>
-      </w:r>
-    </w:p>
-    <w:p>
-      <w:pPr>
-        <w:pStyle w:val="Normal"/>
-        <w:rPr>
-          <w:color w:val="800000"/>
-        </w:rPr>
-      </w:pPr>
-      <w:r>
-        <w:rPr>
-          <w:color w:val="800000"/>
-        </w:rPr>
-        <w:t>Og selvfølgelig bured takt 6 skrives som stor bistemme i stedet for dette miskmask af</w:t>
-      </w:r>
-    </w:p>
-    <w:p>
-      <w:pPr>
-        <w:pStyle w:val="Normal"/>
-        <w:rPr>
-          <w:color w:val="800000"/>
-        </w:rPr>
-      </w:pPr>
-      <w:r>
-        <w:rPr>
-          <w:color w:val="800000"/>
-        </w:rPr>
-        <w:t>lille bistemme i slag 1+2 + intervalnotation i slag 3  + lille bistemme i slag 4</w:t>
-      </w:r>
-    </w:p>
-    <w:p>
-      <w:pPr>
-        <w:pStyle w:val="Normal"/>
-        <w:rPr/>
-      </w:pPr>
-      <w:r>
-        <w:rPr/>
-      </w:r>
-    </w:p>
-    <w:p>
-      <w:pPr>
-        <w:pStyle w:val="Normal"/>
-        <w:rPr/>
-      </w:pPr>
-      <w:r>
-        <w:rPr/>
-        <w:t xml:space="preserve">Helst ville jeg af plads og forståelseshensyn skrive takt 6.0 sådan (altid oktavtegn i den ny takt efter forudgående takt med bistemme i): </w:t>
-      </w:r>
-    </w:p>
-    <w:p>
-      <w:pPr>
-        <w:pStyle w:val="Normal"/>
-        <w:rPr/>
-      </w:pPr>
-      <w:r>
-        <w:rPr/>
-        <w:t xml:space="preserve">Sopran og alt: </w:t>
-      </w:r>
-    </w:p>
-    <w:p>
-      <w:pPr>
-        <w:pStyle w:val="Normal"/>
-        <w:rPr/>
-      </w:pPr>
-      <w:r>
-        <w:rPr>
-          <w:color w:val="800000"/>
-        </w:rPr>
-        <w:t>JSJ: S:</w:t>
-      </w:r>
-      <w:r>
-        <w:rPr/>
-        <w:t xml:space="preserve"> </w:t>
-      </w:r>
-      <w:r>
-        <w:rPr/>
-        <w:t xml:space="preserve">5 oktav punkteret cis fjerdedel b ottendedel cis fjerdedel d ottendedel legato stop cis ottendedel legato stop </w:t>
-      </w:r>
-    </w:p>
-    <w:p>
-      <w:pPr>
-        <w:pStyle w:val="Normal"/>
-        <w:rPr/>
-      </w:pPr>
-      <w:r>
-        <w:rPr>
-          <w:color w:val="800000"/>
-        </w:rPr>
-        <w:t xml:space="preserve">JSJ: A: </w:t>
-      </w:r>
-      <w:r>
-        <w:rPr/>
-        <w:t xml:space="preserve">stor bistemme 4 oktav gis fjerdedel fis fjerdedel gis fjerdedel opløsning g fjerdedel ny takt </w:t>
-      </w:r>
-    </w:p>
-    <w:p>
-      <w:pPr>
-        <w:pStyle w:val="Normal"/>
-        <w:rPr/>
-      </w:pPr>
-      <w:r>
-        <w:rPr/>
-        <w:t>Bas og tenor:</w:t>
-      </w:r>
-    </w:p>
-    <w:p>
-      <w:pPr>
-        <w:pStyle w:val="Normal"/>
-        <w:rPr/>
-      </w:pPr>
-      <w:r>
-        <w:rPr>
-          <w:color w:val="FF6600"/>
-        </w:rPr>
-        <w:t>JSJ: B+T:</w:t>
-      </w:r>
-      <w:r>
-        <w:rPr/>
-        <w:t xml:space="preserve"> 3 oktav fis fjerdedel med 4 oktav terts gis fjerdedel med 4 oktav terts a fjerdedel med 5 oktav terts ais fjerdedel med 5 oktav terts ny takt </w:t>
-      </w:r>
-    </w:p>
-    <w:p>
-      <w:pPr>
-        <w:pStyle w:val="Normal"/>
-        <w:rPr>
-          <w:color w:val="FF6600"/>
-        </w:rPr>
-      </w:pPr>
-      <w:r>
-        <w:rPr>
-          <w:color w:val="FF6600"/>
-        </w:rPr>
-        <w:t>JSJ: Helt enig, hvis vi taler om separate SA + BT, men hvis vi taler TUTTI er man vel nødt til at anvende stor bistemme gennemgående ?</w:t>
-      </w:r>
-    </w:p>
-    <w:p>
-      <w:pPr>
-        <w:pStyle w:val="Normal"/>
-        <w:rPr/>
-      </w:pPr>
-      <w:r>
-        <w:rPr/>
-      </w:r>
-    </w:p>
-    <w:p>
-      <w:pPr>
-        <w:pStyle w:val="Normal"/>
-        <w:rPr/>
-      </w:pPr>
-      <w:r>
-        <w:rPr/>
-        <w:t xml:space="preserve">Alternativt ville jeg skrive takt 6.0 sådan: </w:t>
-      </w:r>
-    </w:p>
-    <w:p>
-      <w:pPr>
-        <w:pStyle w:val="Normal"/>
-        <w:rPr/>
-      </w:pPr>
-      <w:r>
-        <w:rPr/>
-        <w:t>Ingen skilletegn i starten af takten</w:t>
-      </w:r>
-    </w:p>
-    <w:p>
-      <w:pPr>
-        <w:pStyle w:val="Normal"/>
-        <w:rPr>
-          <w:color w:val="FF6600"/>
-        </w:rPr>
-      </w:pPr>
-      <w:r>
-        <w:rPr>
-          <w:color w:val="FF6600"/>
-        </w:rPr>
-        <w:t>JSJ: Slag 1-2</w:t>
-      </w:r>
-    </w:p>
-    <w:p>
-      <w:pPr>
-        <w:pStyle w:val="Normal"/>
-        <w:rPr/>
-      </w:pPr>
-      <w:r>
-        <w:rPr/>
-        <w:t xml:space="preserve">JSJ: B: </w:t>
-      </w:r>
-      <w:r>
-        <w:rPr/>
-        <w:t xml:space="preserve"> 3 oktav fis fjerdedel gis fjerdedel </w:t>
-      </w:r>
-    </w:p>
-    <w:p>
-      <w:pPr>
-        <w:pStyle w:val="Normal"/>
-        <w:rPr/>
-      </w:pPr>
-      <w:r>
-        <w:rPr/>
-        <w:t xml:space="preserve">JSJ: T: </w:t>
-      </w:r>
-      <w:r>
-        <w:rPr/>
-        <w:t>lille bistemme 4 oktav a fjerdedel b fjerdedel</w:t>
-      </w:r>
-    </w:p>
-    <w:p>
-      <w:pPr>
-        <w:pStyle w:val="Normal"/>
-        <w:rPr/>
-      </w:pPr>
-      <w:r>
-        <w:rPr/>
-        <w:t>JSJ: A:</w:t>
-      </w:r>
-      <w:r>
-        <w:rPr/>
-        <w:t xml:space="preserve"> lille bistemme 4 oktav gis fjerdedel fis fjerdedel</w:t>
-      </w:r>
-    </w:p>
-    <w:p>
-      <w:pPr>
-        <w:pStyle w:val="Normal"/>
-        <w:rPr/>
-      </w:pPr>
-      <w:r>
-        <w:rPr/>
-        <w:t xml:space="preserve">JSJ: S: </w:t>
-      </w:r>
-      <w:r>
-        <w:rPr/>
-        <w:t xml:space="preserve"> lille bistemme 5 oktav punkteret cis fjerdedel b ottendedel skilletegn</w:t>
-      </w:r>
-    </w:p>
-    <w:p>
-      <w:pPr>
-        <w:pStyle w:val="Normal"/>
-        <w:rPr/>
-      </w:pPr>
-      <w:r>
-        <w:rPr/>
-        <w:t>JSJ: Slag 3</w:t>
-      </w:r>
-    </w:p>
-    <w:p>
-      <w:pPr>
-        <w:pStyle w:val="Normal"/>
-        <w:rPr/>
-      </w:pPr>
-      <w:r>
-        <w:rPr/>
-        <w:t xml:space="preserve"> </w:t>
-      </w:r>
-      <w:r>
-        <w:rPr/>
-        <w:t xml:space="preserve">JSJ: BTAS: </w:t>
-      </w:r>
-      <w:r>
-        <w:rPr/>
-        <w:t xml:space="preserve">3 oktav a fjerdedel 5 oktav terts 4 oktav septim 5 oktav terts skilletegn </w:t>
+        <w:t xml:space="preserve">JSJ: BTAS: 3 oktav a fjerdedel 5 oktav terts 4 oktav septim 5 oktav terts skilletegn </w:t>
       </w:r>
     </w:p>
     <w:p>
@@ -2194,53 +2114,37 @@
       </w:pPr>
       <w:r>
         <w:rPr/>
-        <w:t xml:space="preserve">JSJ: B: </w:t>
-      </w:r>
-      <w:r>
-        <w:rPr/>
-        <w:t>3 oktav ais fjerdedel</w:t>
-      </w:r>
-    </w:p>
-    <w:p>
-      <w:pPr>
-        <w:pStyle w:val="Normal"/>
-        <w:rPr/>
-      </w:pPr>
-      <w:r>
-        <w:rPr/>
-        <w:t xml:space="preserve">JSJ: T: </w:t>
-      </w:r>
-      <w:r>
-        <w:rPr/>
-        <w:t xml:space="preserve"> lille bistemme 5 oktav cis fjerdedel </w:t>
-      </w:r>
-    </w:p>
-    <w:p>
-      <w:pPr>
-        <w:pStyle w:val="Normal"/>
-        <w:rPr/>
-      </w:pPr>
-      <w:r>
-        <w:rPr/>
-        <w:t xml:space="preserve">JSJ: A: </w:t>
-      </w:r>
-      <w:r>
-        <w:rPr/>
-        <w:t>lille bistemme 4 oktav g fjerdedel</w:t>
-      </w:r>
-    </w:p>
-    <w:p>
-      <w:pPr>
-        <w:pStyle w:val="Normal"/>
-        <w:rPr/>
-      </w:pPr>
-      <w:r>
-        <w:rPr/>
-        <w:t xml:space="preserve">JSJ: S </w:t>
-      </w:r>
-      <w:r>
-        <w:rPr/>
-        <w:t xml:space="preserve"> lille bistemme 5 oktav d ottendedel legato stop cis ottendedel legato stop ny takt </w:t>
+        <w:t>JSJ: B: 3 oktav ais fjerdedel</w:t>
+      </w:r>
+    </w:p>
+    <w:p>
+      <w:pPr>
+        <w:pStyle w:val="Normal"/>
+        <w:rPr/>
+      </w:pPr>
+      <w:r>
+        <w:rPr/>
+        <w:t xml:space="preserve">JSJ: T:  lille bistemme 5 oktav cis fjerdedel </w:t>
+      </w:r>
+    </w:p>
+    <w:p>
+      <w:pPr>
+        <w:pStyle w:val="Normal"/>
+        <w:rPr/>
+      </w:pPr>
+      <w:r>
+        <w:rPr/>
+        <w:t>JSJ: A: lille bistemme 4 oktav g fjerdedel</w:t>
+      </w:r>
+    </w:p>
+    <w:p>
+      <w:pPr>
+        <w:pStyle w:val="Normal"/>
+        <w:rPr/>
+      </w:pPr>
+      <w:r>
+        <w:rPr/>
+        <w:t xml:space="preserve">JSJ: S  lille bistemme 5 oktav d ottendedel legato stop cis ottendedel legato stop ny takt </w:t>
       </w:r>
     </w:p>
     <w:p>
@@ -2380,11 +2284,7 @@
       </w:r>
       <w:r>
         <w:rPr/>
-        <w:t xml:space="preserve">  1: </w:t>
-      </w:r>
-      <w:r>
-        <w:rPr/>
-        <w:t>3 oktav b fjerdedel med kvint oktav bindebue 5 oktav terts</w:t>
+        <w:t xml:space="preserve">  1: 3 oktav b fjerdedel med kvint oktav bindebue 5 oktav terts</w:t>
       </w:r>
     </w:p>
     <w:p>
@@ -2400,11 +2300,7 @@
       </w:r>
       <w:r>
         <w:rPr/>
-        <w:t xml:space="preserve"> 2:</w:t>
-      </w:r>
-      <w:r>
-        <w:rPr/>
-        <w:t xml:space="preserve"> cis ottendedel bindebue start med kvart bindebue start septim bindebue stop 5 oktav terts bindebue start</w:t>
+        <w:t xml:space="preserve"> 2: cis ottendedel bindebue start med kvart bindebue start septim bindebue stop 5 oktav terts bindebue start</w:t>
       </w:r>
     </w:p>
     <w:p>
@@ -2420,11 +2316,7 @@
       </w:r>
       <w:r>
         <w:rPr/>
-        <w:t xml:space="preserve">2og: </w:t>
-      </w:r>
-      <w:r>
-        <w:rPr/>
-        <w:t xml:space="preserve"> cis ottendedel bindebue stop med kvart bindebue stop med sekst med 5 oktav terts bindebue stop </w:t>
+        <w:t xml:space="preserve">2og:  cis ottendedel bindebue stop med kvart bindebue stop med sekst med 5 oktav terts bindebue stop </w:t>
       </w:r>
       <w:r>
         <w:rPr>
@@ -2434,29 +2326,19 @@
       </w:r>
       <w:r>
         <w:rPr/>
-        <w:t xml:space="preserve"> </w:t>
-      </w:r>
-      <w:r>
-        <w:rPr/>
-        <w:t>d fjerdedel med kvart med sekst med 5 oktav terts</w:t>
-      </w:r>
-    </w:p>
-    <w:p>
-      <w:pPr>
-        <w:pStyle w:val="Normal"/>
-        <w:rPr/>
-      </w:pPr>
-      <w:r>
-        <w:rPr>
-          <w:color w:val="FF6600"/>
-        </w:rPr>
-        <w:t>JSJ: 4:</w:t>
-      </w:r>
-      <w:r>
-        <w:rPr>
-          <w:color w:val="FF6600"/>
-        </w:rPr>
-        <w:t xml:space="preserve"> </w:t>
+        <w:t xml:space="preserve"> d fjerdedel med kvart med sekst med 5 oktav terts</w:t>
+      </w:r>
+    </w:p>
+    <w:p>
+      <w:pPr>
+        <w:pStyle w:val="Normal"/>
+        <w:rPr/>
+      </w:pPr>
+      <w:r>
+        <w:rPr>
+          <w:color w:val="FF6600"/>
+        </w:rPr>
+        <w:t xml:space="preserve">JSJ: 4: </w:t>
       </w:r>
       <w:r>
         <w:rPr/>
@@ -3315,15 +3197,6 @@
     </w:p>
     <w:p>
       <w:pPr>
-        <w:pStyle w:val="Normal"/>
-        <w:rPr/>
-      </w:pPr>
-      <w:r>
-        <w:rPr/>
-      </w:r>
-    </w:p>
-    <w:p>
-      <w:pPr>
         <w:pStyle w:val="Overskrift3"/>
         <w:rPr/>
       </w:pPr>
@@ -3379,6 +3252,29 @@
       <w:r>
         <w:rPr/>
         <w:t xml:space="preserve">Skulle det laves linje for linje, så ville jeg lade noderne stå øverst svarende til tekst: da blomstred roser frem mellem torne og så lave en ny linje over linje til tekst kyri eleison . Men tekst skal markeres med teksttegn (pkt 56 og i næste skriverum pkt 23)for hver tekstlinje og noder med nodetegn  (pkt 3 og i næste skriverum pkt6) for hver nodelinje efterfulgt altid af oktavtegn. </w:t>
+      </w:r>
+    </w:p>
+    <w:p>
+      <w:pPr>
+        <w:pStyle w:val="Normal"/>
+        <w:rPr>
+          <w:color w:val="FF6600"/>
+        </w:rPr>
+      </w:pPr>
+      <w:r>
+        <w:rPr>
+          <w:color w:val="FF6600"/>
+        </w:rPr>
+        <w:t>JSJ: Enoplagt idé til at søge ompenge til i version 5</w:t>
+      </w:r>
+    </w:p>
+    <w:p>
+      <w:pPr>
+        <w:pStyle w:val="Normal"/>
+        <w:rPr/>
+      </w:pPr>
+      <w:r>
+        <w:rPr/>
       </w:r>
     </w:p>
     <w:p>
@@ -3556,10 +3452,15 @@
     <w:p>
       <w:pPr>
         <w:pStyle w:val="Normal"/>
-        <w:rPr/>
-      </w:pPr>
-      <w:r>
-        <w:rPr/>
+        <w:rPr>
+          <w:color w:val="FF6600"/>
+        </w:rPr>
+      </w:pPr>
+      <w:r>
+        <w:rPr>
+          <w:color w:val="FF6600"/>
+        </w:rPr>
+        <w:t>JSJ: Du har helt ret, og alle disse fejl er beskrevet ovenfor</w:t>
       </w:r>
     </w:p>
     <w:p>
@@ -3585,10 +3486,15 @@
     <w:p>
       <w:pPr>
         <w:pStyle w:val="Normal"/>
-        <w:rPr/>
-      </w:pPr>
-      <w:r>
-        <w:rPr/>
+        <w:rPr>
+          <w:color w:val="FF6600"/>
+        </w:rPr>
+      </w:pPr>
+      <w:r>
+        <w:rPr>
+          <w:color w:val="FF6600"/>
+        </w:rPr>
+        <w:t>JSJ: Ja, fejlen stammer fra MusicXml filen</w:t>
       </w:r>
     </w:p>
     <w:p>
@@ -3598,6 +3504,22 @@
       </w:pPr>
       <w:r>
         <w:rPr/>
+      </w:r>
+      <w:r>
+        <w:br w:type="page"/>
+      </w:r>
+    </w:p>
+    <w:p>
+      <w:pPr>
+        <w:pStyle w:val="Overskrift3"/>
+        <w:rPr/>
+      </w:pPr>
+      <w:r>
+        <w:rPr/>
+        <w:t>J</w:t>
+      </w:r>
+      <w:r>
+        <w:rPr/>
         <w:t xml:space="preserve">Filen Maria gennem torne går test 4 xml filen </w:t>
       </w:r>
     </w:p>
@@ -3633,10 +3555,15 @@
     <w:p>
       <w:pPr>
         <w:pStyle w:val="Normal"/>
-        <w:rPr/>
-      </w:pPr>
-      <w:r>
-        <w:rPr/>
+        <w:rPr>
+          <w:color w:val="FF6600"/>
+        </w:rPr>
+      </w:pPr>
+      <w:r>
+        <w:rPr>
+          <w:color w:val="FF6600"/>
+        </w:rPr>
+        <w:t>JSJ: Jeg er ikke sikker på at den korrekte sortering er konsekvent. Det må checkes</w:t>
       </w:r>
     </w:p>
     <w:p>
@@ -3824,10 +3751,44 @@
     <w:p>
       <w:pPr>
         <w:pStyle w:val="Normal"/>
-        <w:rPr/>
-      </w:pPr>
-      <w:r>
-        <w:rPr/>
+        <w:rPr>
+          <w:color w:val="FF6600"/>
+        </w:rPr>
+      </w:pPr>
+      <w:r>
+        <w:rPr>
+          <w:color w:val="FF6600"/>
+        </w:rPr>
+        <w:t>JSJ: Kendte fejl: Forkert placeret skilleterg, manglende oktavtegn, septimfejlen.</w:t>
+      </w:r>
+    </w:p>
+    <w:p>
+      <w:pPr>
+        <w:pStyle w:val="Normal"/>
+        <w:rPr>
+          <w:color w:val="FF6600"/>
+        </w:rPr>
+      </w:pPr>
+      <w:r>
+        <w:rPr>
+          <w:color w:val="FF6600"/>
+        </w:rPr>
+      </w:r>
+      <w:r>
+        <w:br w:type="page"/>
+      </w:r>
+    </w:p>
+    <w:p>
+      <w:pPr>
+        <w:pStyle w:val="Normal"/>
+        <w:rPr>
+          <w:color w:val="FF6600"/>
+        </w:rPr>
+      </w:pPr>
+      <w:r>
+        <w:rPr>
+          <w:color w:val="FF6600"/>
+        </w:rPr>
       </w:r>
     </w:p>
     <w:p>
@@ -3938,10 +3899,15 @@
     <w:p>
       <w:pPr>
         <w:pStyle w:val="Normal"/>
-        <w:rPr/>
-      </w:pPr>
-      <w:r>
-        <w:rPr/>
+        <w:rPr>
+          <w:color w:val="FF6600"/>
+        </w:rPr>
+      </w:pPr>
+      <w:r>
+        <w:rPr>
+          <w:color w:val="FF6600"/>
+        </w:rPr>
+        <w:t>JSJ: tilde er fixet i 3.4</w:t>
       </w:r>
     </w:p>
     <w:p>
@@ -3957,6 +3923,29 @@
     <w:p>
       <w:pPr>
         <w:pStyle w:val="Normal"/>
+        <w:rPr>
+          <w:color w:val="FF6600"/>
+        </w:rPr>
+      </w:pPr>
+      <w:r>
+        <w:rPr>
+          <w:color w:val="FF6600"/>
+        </w:rPr>
+        <w:t xml:space="preserve">JSJ: Jeg må checke hvilke tegn der skal anvendes for  de forskellige nøgler, 'clefs'. </w:t>
+      </w:r>
+    </w:p>
+    <w:p>
+      <w:pPr>
+        <w:pStyle w:val="Normal"/>
+        <w:rPr/>
+      </w:pPr>
+      <w:r>
+        <w:rPr/>
+      </w:r>
+    </w:p>
+    <w:p>
+      <w:pPr>
+        <w:pStyle w:val="Normal"/>
         <w:rPr/>
       </w:pPr>
       <w:r>
@@ -4005,10 +3994,15 @@
     <w:p>
       <w:pPr>
         <w:pStyle w:val="Normal"/>
-        <w:rPr/>
-      </w:pPr>
-      <w:r>
-        <w:rPr/>
+        <w:rPr>
+          <w:color w:val="FF6600"/>
+        </w:rPr>
+      </w:pPr>
+      <w:r>
+        <w:rPr>
+          <w:color w:val="FF6600"/>
+        </w:rPr>
+        <w:t>JSJ: Alt om korrekt deling af linier må vente til Version 5.0</w:t>
       </w:r>
     </w:p>
     <w:p>
@@ -4024,6 +4018,20 @@
     <w:p>
       <w:pPr>
         <w:pStyle w:val="Normal"/>
+        <w:rPr>
+          <w:color w:val="FF6600"/>
+        </w:rPr>
+      </w:pPr>
+      <w:r>
+        <w:rPr>
+          <w:color w:val="FF6600"/>
+        </w:rPr>
+        <w:t>JSJ: Omtalt tidligere.</w:t>
+      </w:r>
+    </w:p>
+    <w:p>
+      <w:pPr>
+        <w:pStyle w:val="Normal"/>
         <w:rPr/>
       </w:pPr>
       <w:r>
@@ -4043,10 +4051,15 @@
     <w:p>
       <w:pPr>
         <w:pStyle w:val="Normal"/>
-        <w:rPr/>
-      </w:pPr>
-      <w:r>
-        <w:rPr/>
+        <w:rPr>
+          <w:color w:val="FF6600"/>
+        </w:rPr>
+      </w:pPr>
+      <w:r>
+        <w:rPr>
+          <w:color w:val="FF6600"/>
+        </w:rPr>
+        <w:t>JSJ: Helt forventet. Prøv at lave 2 forskellige profiler med forskellig linielængde til de to apparater.</w:t>
       </w:r>
     </w:p>
     <w:p>
@@ -4195,10 +4208,15 @@
     <w:p>
       <w:pPr>
         <w:pStyle w:val="Normal"/>
-        <w:rPr/>
-      </w:pPr>
-      <w:r>
-        <w:rPr/>
+        <w:rPr>
+          <w:color w:val="FF6600"/>
+        </w:rPr>
+      </w:pPr>
+      <w:r>
+        <w:rPr>
+          <w:color w:val="FF6600"/>
+        </w:rPr>
+        <w:t>JSJ: Altsammen kendte problemer.</w:t>
       </w:r>
     </w:p>
     <w:p>
@@ -4240,7 +4258,6 @@
       </w:pPr>
       <w:rPr>
         <w:rFonts w:ascii="Symbol" w:hAnsi="Symbol" w:cs="Symbol" w:hint="default"/>
-        <w:rFonts w:cs="Symbol"/>
       </w:rPr>
     </w:lvl>
     <w:lvl w:ilvl="1">
@@ -4253,7 +4270,6 @@
       </w:pPr>
       <w:rPr>
         <w:rFonts w:ascii="Courier New" w:hAnsi="Courier New" w:cs="Courier New" w:hint="default"/>
-        <w:rFonts w:cs="Courier New"/>
       </w:rPr>
     </w:lvl>
     <w:lvl w:ilvl="2">
@@ -4266,7 +4282,6 @@
       </w:pPr>
       <w:rPr>
         <w:rFonts w:ascii="Wingdings" w:hAnsi="Wingdings" w:cs="Wingdings" w:hint="default"/>
-        <w:rFonts w:cs="Wingdings"/>
       </w:rPr>
     </w:lvl>
     <w:lvl w:ilvl="3">
@@ -4279,7 +4294,6 @@
       </w:pPr>
       <w:rPr>
         <w:rFonts w:ascii="Symbol" w:hAnsi="Symbol" w:cs="Symbol" w:hint="default"/>
-        <w:rFonts w:cs="Symbol"/>
       </w:rPr>
     </w:lvl>
     <w:lvl w:ilvl="4">
@@ -4292,7 +4306,6 @@
       </w:pPr>
       <w:rPr>
         <w:rFonts w:ascii="Courier New" w:hAnsi="Courier New" w:cs="Courier New" w:hint="default"/>
-        <w:rFonts w:cs="Courier New"/>
       </w:rPr>
     </w:lvl>
     <w:lvl w:ilvl="5">
@@ -4305,7 +4318,6 @@
       </w:pPr>
       <w:rPr>
         <w:rFonts w:ascii="Wingdings" w:hAnsi="Wingdings" w:cs="Wingdings" w:hint="default"/>
-        <w:rFonts w:cs="Wingdings"/>
       </w:rPr>
     </w:lvl>
     <w:lvl w:ilvl="6">
@@ -4318,7 +4330,6 @@
       </w:pPr>
       <w:rPr>
         <w:rFonts w:ascii="Symbol" w:hAnsi="Symbol" w:cs="Symbol" w:hint="default"/>
-        <w:rFonts w:cs="Symbol"/>
       </w:rPr>
     </w:lvl>
     <w:lvl w:ilvl="7">
@@ -4331,7 +4342,6 @@
       </w:pPr>
       <w:rPr>
         <w:rFonts w:ascii="Courier New" w:hAnsi="Courier New" w:cs="Courier New" w:hint="default"/>
-        <w:rFonts w:cs="Courier New"/>
       </w:rPr>
     </w:lvl>
     <w:lvl w:ilvl="8">
@@ -4344,99 +4354,125 @@
       </w:pPr>
       <w:rPr>
         <w:rFonts w:ascii="Wingdings" w:hAnsi="Wingdings" w:cs="Wingdings" w:hint="default"/>
-        <w:rFonts w:cs="Wingdings"/>
       </w:rPr>
     </w:lvl>
   </w:abstractNum>
   <w:abstractNum w:abstractNumId="2">
     <w:lvl w:ilvl="0">
       <w:start w:val="1"/>
-      <w:numFmt w:val="none"/>
+      <w:numFmt w:val="decimal"/>
       <w:suff w:val="nothing"/>
       <w:lvlText w:val=""/>
       <w:lvlJc w:val="left"/>
       <w:pPr>
-        <w:ind w:left="0" w:hanging="0"/>
+        <w:tabs>
+          <w:tab w:val="num" w:pos="432"/>
+        </w:tabs>
+        <w:ind w:left="432" w:hanging="432"/>
       </w:pPr>
     </w:lvl>
     <w:lvl w:ilvl="1">
       <w:start w:val="1"/>
-      <w:numFmt w:val="none"/>
+      <w:numFmt w:val="decimal"/>
       <w:suff w:val="nothing"/>
       <w:lvlText w:val=""/>
       <w:lvlJc w:val="left"/>
       <w:pPr>
-        <w:ind w:left="0" w:hanging="0"/>
+        <w:tabs>
+          <w:tab w:val="num" w:pos="576"/>
+        </w:tabs>
+        <w:ind w:left="576" w:hanging="576"/>
       </w:pPr>
     </w:lvl>
     <w:lvl w:ilvl="2">
       <w:start w:val="1"/>
-      <w:numFmt w:val="none"/>
+      <w:numFmt w:val="decimal"/>
       <w:suff w:val="nothing"/>
       <w:lvlText w:val=""/>
       <w:lvlJc w:val="left"/>
       <w:pPr>
-        <w:ind w:left="0" w:hanging="0"/>
+        <w:tabs>
+          <w:tab w:val="num" w:pos="720"/>
+        </w:tabs>
+        <w:ind w:left="720" w:hanging="720"/>
       </w:pPr>
     </w:lvl>
     <w:lvl w:ilvl="3">
       <w:start w:val="1"/>
-      <w:numFmt w:val="none"/>
+      <w:numFmt w:val="decimal"/>
       <w:suff w:val="nothing"/>
       <w:lvlText w:val=""/>
       <w:lvlJc w:val="left"/>
       <w:pPr>
-        <w:ind w:left="0" w:hanging="0"/>
+        <w:tabs>
+          <w:tab w:val="num" w:pos="864"/>
+        </w:tabs>
+        <w:ind w:left="864" w:hanging="864"/>
       </w:pPr>
     </w:lvl>
     <w:lvl w:ilvl="4">
       <w:start w:val="1"/>
-      <w:numFmt w:val="none"/>
+      <w:numFmt w:val="decimal"/>
       <w:suff w:val="nothing"/>
       <w:lvlText w:val=""/>
       <w:lvlJc w:val="left"/>
       <w:pPr>
-        <w:ind w:left="0" w:hanging="0"/>
+        <w:tabs>
+          <w:tab w:val="num" w:pos="1008"/>
+        </w:tabs>
+        <w:ind w:left="1008" w:hanging="1008"/>
       </w:pPr>
     </w:lvl>
     <w:lvl w:ilvl="5">
       <w:start w:val="1"/>
-      <w:numFmt w:val="none"/>
+      <w:numFmt w:val="decimal"/>
       <w:suff w:val="nothing"/>
       <w:lvlText w:val=""/>
       <w:lvlJc w:val="left"/>
       <w:pPr>
-        <w:ind w:left="0" w:hanging="0"/>
+        <w:tabs>
+          <w:tab w:val="num" w:pos="1152"/>
+        </w:tabs>
+        <w:ind w:left="1152" w:hanging="1152"/>
       </w:pPr>
     </w:lvl>
     <w:lvl w:ilvl="6">
       <w:start w:val="1"/>
-      <w:numFmt w:val="none"/>
+      <w:numFmt w:val="decimal"/>
       <w:suff w:val="nothing"/>
       <w:lvlText w:val=""/>
       <w:lvlJc w:val="left"/>
       <w:pPr>
-        <w:ind w:left="0" w:hanging="0"/>
+        <w:tabs>
+          <w:tab w:val="num" w:pos="1296"/>
+        </w:tabs>
+        <w:ind w:left="1296" w:hanging="1296"/>
       </w:pPr>
     </w:lvl>
     <w:lvl w:ilvl="7">
       <w:start w:val="1"/>
-      <w:numFmt w:val="none"/>
+      <w:numFmt w:val="decimal"/>
       <w:suff w:val="nothing"/>
       <w:lvlText w:val=""/>
       <w:lvlJc w:val="left"/>
       <w:pPr>
-        <w:ind w:left="0" w:hanging="0"/>
+        <w:tabs>
+          <w:tab w:val="num" w:pos="1440"/>
+        </w:tabs>
+        <w:ind w:left="1440" w:hanging="1440"/>
       </w:pPr>
     </w:lvl>
     <w:lvl w:ilvl="8">
       <w:start w:val="1"/>
-      <w:numFmt w:val="none"/>
+      <w:numFmt w:val="decimal"/>
       <w:suff w:val="nothing"/>
       <w:lvlText w:val=""/>
       <w:lvlJc w:val="left"/>
       <w:pPr>
-        <w:ind w:left="0" w:hanging="0"/>
+        <w:tabs>
+          <w:tab w:val="num" w:pos="1584"/>
+        </w:tabs>
+        <w:ind w:left="1584" w:hanging="1584"/>
       </w:pPr>
     </w:lvl>
   </w:abstractNum>
@@ -4855,7 +4891,7 @@
     </w:rPr>
   </w:style>
   <w:style w:type="paragraph" w:styleId="Overskrift1">
-    <w:name w:val="Heading 1"/>
+    <w:name w:val="Overskrift 1"/>
     <w:basedOn w:val="Normal"/>
     <w:next w:val="Normal"/>
     <w:link w:val="Overskrift1Tegn"/>
@@ -4876,7 +4912,7 @@
     </w:rPr>
   </w:style>
   <w:style w:type="paragraph" w:styleId="Overskrift2">
-    <w:name w:val="Heading 2"/>
+    <w:name w:val="Overskrift 2"/>
     <w:basedOn w:val="Normal"/>
     <w:next w:val="Normal"/>
     <w:link w:val="Overskrift2Tegn"/>
@@ -4898,7 +4934,7 @@
     </w:rPr>
   </w:style>
   <w:style w:type="paragraph" w:styleId="Overskrift3">
-    <w:name w:val="Heading 3"/>
+    <w:name w:val="Overskrift 3"/>
     <w:basedOn w:val="Normal"/>
     <w:next w:val="Normal"/>
     <w:link w:val="Overskrift3Tegn"/>
@@ -5389,6 +5425,27 @@
       <w:rFonts w:cs="Wingdings"/>
     </w:rPr>
   </w:style>
+  <w:style w:type="character" w:styleId="ListLabel61">
+    <w:name w:val="ListLabel 61"/>
+    <w:qFormat/>
+    <w:rPr>
+      <w:rFonts w:cs="Symbol"/>
+    </w:rPr>
+  </w:style>
+  <w:style w:type="character" w:styleId="ListLabel62">
+    <w:name w:val="ListLabel 62"/>
+    <w:qFormat/>
+    <w:rPr>
+      <w:rFonts w:cs="Courier New"/>
+    </w:rPr>
+  </w:style>
+  <w:style w:type="character" w:styleId="ListLabel63">
+    <w:name w:val="ListLabel 63"/>
+    <w:qFormat/>
+    <w:rPr>
+      <w:rFonts w:cs="Wingdings"/>
+    </w:rPr>
+  </w:style>
   <w:style w:type="paragraph" w:styleId="Overskrift">
     <w:name w:val="Overskrift"/>
     <w:basedOn w:val="Normal"/>
@@ -5405,7 +5462,7 @@
     </w:rPr>
   </w:style>
   <w:style w:type="paragraph" w:styleId="Brdtekst">
-    <w:name w:val="Body Text"/>
+    <w:name w:val="Brødtekst"/>
     <w:basedOn w:val="Normal"/>
     <w:pPr>
       <w:spacing w:lineRule="auto" w:line="288" w:before="0" w:after="140"/>
@@ -5413,7 +5470,7 @@
     <w:rPr/>
   </w:style>
   <w:style w:type="paragraph" w:styleId="Liste">
-    <w:name w:val="List"/>
+    <w:name w:val="Liste"/>
     <w:basedOn w:val="Brdtekst"/>
     <w:pPr/>
     <w:rPr>
@@ -5421,7 +5478,7 @@
     </w:rPr>
   </w:style>
   <w:style w:type="paragraph" w:styleId="Billedtekst">
-    <w:name w:val="Caption"/>
+    <w:name w:val="Billedtekst"/>
     <w:basedOn w:val="Normal"/>
     <w:qFormat/>
     <w:pPr>

--- a/Documentation/TEst reports/3.3/Test Ibos nodelæser 3 3 kommentarer Susanne.docx
+++ b/Documentation/TEst reports/3.3/Test Ibos nodelæser 3 3 kommentarer Susanne.docx
@@ -3516,11 +3516,7 @@
       </w:pPr>
       <w:r>
         <w:rPr/>
-        <w:t>J</w:t>
-      </w:r>
-      <w:r>
-        <w:rPr/>
-        <w:t xml:space="preserve">Filen Maria gennem torne går test 4 xml filen </w:t>
+        <w:t xml:space="preserve">JFilen Maria gennem torne går test 4 xml filen </w:t>
       </w:r>
     </w:p>
     <w:p>
@@ -3751,15 +3747,25 @@
     <w:p>
       <w:pPr>
         <w:pStyle w:val="Normal"/>
-        <w:rPr>
-          <w:color w:val="FF6600"/>
-        </w:rPr>
-      </w:pPr>
-      <w:r>
-        <w:rPr>
-          <w:color w:val="FF6600"/>
-        </w:rPr>
-        <w:t>JSJ: Kendte fejl: Forkert placeret skilleterg, manglende oktavtegn, septimfejlen.</w:t>
+        <w:rPr/>
+      </w:pPr>
+      <w:r>
+        <w:rPr>
+          <w:color w:val="FF6600"/>
+        </w:rPr>
+        <w:t>JSJ: Kendte fejl: Forkert placeret skillete</w:t>
+      </w:r>
+      <w:r>
+        <w:rPr>
+          <w:color w:val="FF6600"/>
+        </w:rPr>
+        <w:t>gn</w:t>
+      </w:r>
+      <w:r>
+        <w:rPr>
+          <w:color w:val="FF6600"/>
+        </w:rPr>
+        <w:t>, manglende oktavtegn, septimfejlen.</w:t>
       </w:r>
     </w:p>
     <w:p>
@@ -3923,24 +3929,33 @@
     <w:p>
       <w:pPr>
         <w:pStyle w:val="Normal"/>
-        <w:rPr>
-          <w:color w:val="FF6600"/>
-        </w:rPr>
-      </w:pPr>
-      <w:r>
-        <w:rPr>
-          <w:color w:val="FF6600"/>
-        </w:rPr>
-        <w:t xml:space="preserve">JSJ: Jeg må checke hvilke tegn der skal anvendes for  de forskellige nøgler, 'clefs'. </w:t>
-      </w:r>
-    </w:p>
-    <w:p>
-      <w:pPr>
-        <w:pStyle w:val="Normal"/>
-        <w:rPr/>
-      </w:pPr>
-      <w:r>
-        <w:rPr/>
+        <w:rPr/>
+      </w:pPr>
+      <w:r>
+        <w:rPr>
+          <w:color w:val="FF6600"/>
+        </w:rPr>
+        <w:t xml:space="preserve">JSJ: </w:t>
+      </w:r>
+      <w:r>
+        <w:rPr>
+          <w:color w:val="FF6600"/>
+        </w:rPr>
+        <w:t>Version 3.3 bruger BANA 2015 definitionen for F-nøgle: 345 3456 123 Det har jnu i 3.4 ændret tilfælde</w:t>
+      </w:r>
+    </w:p>
+    <w:p>
+      <w:pPr>
+        <w:pStyle w:val="Normal"/>
+        <w:rPr>
+          <w:color w:val="FF3300"/>
+        </w:rPr>
+      </w:pPr>
+      <w:r>
+        <w:rPr>
+          <w:color w:val="FF3300"/>
+        </w:rPr>
+        <w:t>EGTVEDS definition som er 345 356 123</w:t>
       </w:r>
     </w:p>
     <w:p>
@@ -4208,15 +4223,19 @@
     <w:p>
       <w:pPr>
         <w:pStyle w:val="Normal"/>
-        <w:rPr>
-          <w:color w:val="FF6600"/>
-        </w:rPr>
-      </w:pPr>
-      <w:r>
-        <w:rPr>
-          <w:color w:val="FF6600"/>
-        </w:rPr>
-        <w:t>JSJ: Altsammen kendte problemer.</w:t>
+        <w:rPr/>
+      </w:pPr>
+      <w:r>
+        <w:rPr>
+          <w:color w:val="FF6600"/>
+        </w:rPr>
+        <w:t xml:space="preserve">JSJ: Altsammen kendte problemer </w:t>
+      </w:r>
+      <w:r>
+        <w:rPr>
+          <w:color w:val="FF6600"/>
+        </w:rPr>
+        <w:t>undtagen diskantnøglen. Jeg kan ikke finde andre definitioner på diskantnøgle end den anvendte 345 34 123</w:t>
       </w:r>
     </w:p>
     <w:p>
@@ -5446,6 +5465,27 @@
       <w:rFonts w:cs="Wingdings"/>
     </w:rPr>
   </w:style>
+  <w:style w:type="character" w:styleId="ListLabel64">
+    <w:name w:val="ListLabel 64"/>
+    <w:qFormat/>
+    <w:rPr>
+      <w:rFonts w:cs="Symbol"/>
+    </w:rPr>
+  </w:style>
+  <w:style w:type="character" w:styleId="ListLabel65">
+    <w:name w:val="ListLabel 65"/>
+    <w:qFormat/>
+    <w:rPr>
+      <w:rFonts w:cs="Courier New"/>
+    </w:rPr>
+  </w:style>
+  <w:style w:type="character" w:styleId="ListLabel66">
+    <w:name w:val="ListLabel 66"/>
+    <w:qFormat/>
+    <w:rPr>
+      <w:rFonts w:cs="Wingdings"/>
+    </w:rPr>
+  </w:style>
   <w:style w:type="paragraph" w:styleId="Overskrift">
     <w:name w:val="Overskrift"/>
     <w:basedOn w:val="Normal"/>
